--- a/Сверочная_ведомость_работа_от_21.09.2026.docx
+++ b/Сверочная_ведомость_работа_от_21.09.2026.docx
@@ -2,113 +2,6 @@
 <file path=word/document.xml><?xml version="1.0" encoding="utf-8"?>
 <w:document xmlns:wpc="http://schemas.microsoft.com/office/word/2010/wordprocessingCanvas" xmlns:cx="http://schemas.microsoft.com/office/drawing/2014/chartex" xmlns:cx1="http://schemas.microsoft.com/office/drawing/2015/9/8/chartex" xmlns:cx2="http://schemas.microsoft.com/office/drawing/2015/10/21/chartex" xmlns:cx3="http://schemas.microsoft.com/office/drawing/2016/5/9/chartex" xmlns:cx4="http://schemas.microsoft.com/office/drawing/2016/5/10/chartex" xmlns:cx5="http://schemas.microsoft.com/office/drawing/2016/5/11/chartex" xmlns:cx6="http://schemas.microsoft.com/office/drawing/2016/5/12/chartex" xmlns:cx7="http://schemas.microsoft.com/office/drawing/2016/5/13/chartex" xmlns:cx8="http://schemas.microsoft.com/office/drawing/2016/5/14/chartex" xmlns:mc="http://schemas.openxmlformats.org/markup-compatibility/2006" xmlns:aink="http://schemas.microsoft.com/office/drawing/2016/ink" xmlns:am3d="http://schemas.microsoft.com/office/drawing/2017/model3d" xmlns:o="urn:schemas-microsoft-com:office:office" xmlns:r="http://schemas.openxmlformats.org/officeDocument/2006/relationships" xmlns:m="http://schemas.openxmlformats.org/officeDocument/2006/math" xmlns:v="urn:schemas-microsoft-com:vml" xmlns:wp14="http://schemas.microsoft.com/office/word/2010/wordprocessingDrawing" xmlns:wp="http://schemas.openxmlformats.org/drawingml/2006/wordprocessingDrawing" xmlns:w10="urn:schemas-microsoft-com:office:word" xmlns:w="http://schemas.openxmlformats.org/wordprocessingml/2006/main" xmlns:w14="http://schemas.microsoft.com/office/word/2010/wordml" xmlns:w15="http://schemas.microsoft.com/office/word/2012/wordml" xmlns:w16cex="http://schemas.microsoft.com/office/word/2018/wordml/cex" xmlns:w16cid="http://schemas.microsoft.com/office/word/2016/wordml/cid" xmlns:w16="http://schemas.microsoft.com/office/word/2018/wordml" xmlns:w16sdtdh="http://schemas.microsoft.com/office/word/2020/wordml/sdtdatahash" xmlns:w16se="http://schemas.microsoft.com/office/word/2015/wordml/symex" xmlns:wpg="http://schemas.microsoft.com/office/word/2010/wordprocessingGroup" xmlns:wpi="http://schemas.microsoft.com/office/word/2010/wordprocessingInk" xmlns:wne="http://schemas.microsoft.com/office/word/2006/wordml" xmlns:wps="http://schemas.microsoft.com/office/word/2010/wordprocessingShape" mc:Ignorable="w14 w15 w16se w16cid w16 w16cex w16sdtdh wp14">
   <w:body>
-    <w:p>
-      <w:pPr>
-        <w:pStyle w:val="aa"/>
-        <w:rPr>
-          <w:lang w:val="ru-RU"/>
-        </w:rPr>
-      </w:pPr>
-      <w:r>
-        <w:rPr>
-          <w:lang w:val="ru-RU"/>
-        </w:rPr>
-        <w:t>СВЕРОЧНАЯ ВЕДОМОСТЬ</w:t>
-      </w:r>
-    </w:p>
-    <w:p>
-      <w:pPr>
-        <w:rPr>
-          <w:lang w:val="ru-RU"/>
-        </w:rPr>
-      </w:pPr>
-      <w:r>
-        <w:rPr>
-          <w:b/>
-          <w:lang w:val="ru-RU"/>
-        </w:rPr>
-        <w:t>Сверка</w:t>
-      </w:r>
-      <w:r>
-        <w:rPr>
-          <w:b/>
-          <w:lang w:val="ru-RU"/>
-        </w:rPr>
-        <w:t xml:space="preserve"> листов </w:t>
-      </w:r>
-      <w:r>
-        <w:rPr>
-          <w:b/>
-          <w:lang w:val="ru-RU"/>
-        </w:rPr>
-        <w:t xml:space="preserve">проверочной </w:t>
-      </w:r>
-      <w:r>
-        <w:rPr>
-          <w:b/>
-          <w:lang w:val="ru-RU"/>
-        </w:rPr>
-        <w:t>работ</w:t>
-      </w:r>
-      <w:r>
-        <w:rPr>
-          <w:b/>
-          <w:lang w:val="ru-RU"/>
-        </w:rPr>
-        <w:t>ы</w:t>
-      </w:r>
-      <w:r>
-        <w:rPr>
-          <w:b/>
-          <w:lang w:val="ru-RU"/>
-        </w:rPr>
-        <w:t xml:space="preserve"> от 21.09.2026</w:t>
-      </w:r>
-      <w:r>
-        <w:rPr>
-          <w:b/>
-          <w:lang w:val="ru-RU"/>
-        </w:rPr>
-        <w:t xml:space="preserve">, учащейся 8 Б класса МБОУ СШ 56 г </w:t>
-      </w:r>
-      <w:proofErr w:type="gramStart"/>
-      <w:r>
-        <w:rPr>
-          <w:b/>
-          <w:lang w:val="ru-RU"/>
-        </w:rPr>
-        <w:t>Иваново</w:t>
-      </w:r>
-      <w:r>
-        <w:rPr>
-          <w:b/>
-          <w:lang w:val="ru-RU"/>
-        </w:rPr>
-        <w:t xml:space="preserve"> </w:t>
-      </w:r>
-      <w:r>
-        <w:rPr>
-          <w:b/>
-          <w:lang w:val="ru-RU"/>
-        </w:rPr>
-        <w:t xml:space="preserve"> </w:t>
-      </w:r>
-      <w:r>
-        <w:rPr>
-          <w:b/>
-          <w:lang w:val="ru-RU"/>
-        </w:rPr>
-        <w:t>Наумовой</w:t>
-      </w:r>
-      <w:proofErr w:type="gramEnd"/>
-      <w:r>
-        <w:rPr>
-          <w:b/>
-          <w:lang w:val="ru-RU"/>
-        </w:rPr>
-        <w:t xml:space="preserve"> Полины</w:t>
-      </w:r>
-    </w:p>
     <w:p>
       <w:pPr>
         <w:pStyle w:val="1"/>
@@ -168,11 +61,15 @@
     <w:p>
       <w:pPr>
         <w:rPr>
+          <w:sz w:val="20"/>
+          <w:szCs w:val="20"/>
           <w:lang w:val="ru-RU"/>
         </w:rPr>
       </w:pPr>
       <w:r>
         <w:rPr>
+          <w:sz w:val="20"/>
+          <w:szCs w:val="20"/>
           <w:lang w:val="ru-RU"/>
         </w:rPr>
         <w:t>Всего верных ответов – 8/25</w:t>
@@ -181,35 +78,43 @@
     <w:tbl>
       <w:tblPr>
         <w:tblStyle w:val="aff0"/>
+        <w:tblpPr w:leftFromText="180" w:rightFromText="180" w:vertAnchor="text" w:tblpXSpec="center" w:tblpY="1"/>
+        <w:tblOverlap w:val="never"/>
         <w:tblW w:w="0" w:type="auto"/>
-        <w:jc w:val="center"/>
         <w:tblLook w:val="04A0" w:firstRow="1" w:lastRow="0" w:firstColumn="1" w:lastColumn="0" w:noHBand="0" w:noVBand="1"/>
       </w:tblPr>
       <w:tblGrid>
         <w:gridCol w:w="3408"/>
-        <w:gridCol w:w="1950"/>
-        <w:gridCol w:w="953"/>
+        <w:gridCol w:w="1803"/>
+        <w:gridCol w:w="1100"/>
         <w:gridCol w:w="1315"/>
         <w:gridCol w:w="3116"/>
       </w:tblGrid>
       <w:tr>
-        <w:trPr>
-          <w:jc w:val="center"/>
-        </w:trPr>
         <w:tc>
           <w:tcPr>
             <w:tcW w:w="3408" w:type="dxa"/>
           </w:tcPr>
           <w:p>
+            <w:pPr>
+              <w:rPr>
+                <w:sz w:val="20"/>
+                <w:szCs w:val="20"/>
+              </w:rPr>
+            </w:pPr>
             <w:r>
               <w:rPr>
                 <w:b/>
+                <w:sz w:val="20"/>
+                <w:szCs w:val="20"/>
               </w:rPr>
               <w:t>№</w:t>
             </w:r>
             <w:r>
               <w:rPr>
                 <w:b/>
+                <w:sz w:val="20"/>
+                <w:szCs w:val="20"/>
                 <w:lang w:val="ru-RU"/>
               </w:rPr>
               <w:t xml:space="preserve">. </w:t>
@@ -217,12 +122,16 @@
             <w:r>
               <w:rPr>
                 <w:b/>
+                <w:sz w:val="20"/>
+                <w:szCs w:val="20"/>
               </w:rPr>
               <w:t xml:space="preserve"> </w:t>
             </w:r>
             <w:r>
               <w:rPr>
                 <w:b/>
+                <w:sz w:val="20"/>
+                <w:szCs w:val="20"/>
                 <w:lang w:val="ru-RU"/>
               </w:rPr>
               <w:t>З</w:t>
@@ -231,6 +140,8 @@
             <w:r>
               <w:rPr>
                 <w:b/>
+                <w:sz w:val="20"/>
+                <w:szCs w:val="20"/>
               </w:rPr>
               <w:t>адание</w:t>
             </w:r>
@@ -238,6 +149,8 @@
             <w:r>
               <w:rPr>
                 <w:b/>
+                <w:sz w:val="20"/>
+                <w:szCs w:val="20"/>
               </w:rPr>
               <w:t xml:space="preserve"> </w:t>
             </w:r>
@@ -245,13 +158,21 @@
         </w:tc>
         <w:tc>
           <w:tcPr>
-            <w:tcW w:w="1950" w:type="dxa"/>
+            <w:tcW w:w="1803" w:type="dxa"/>
           </w:tcPr>
           <w:p>
+            <w:pPr>
+              <w:rPr>
+                <w:sz w:val="20"/>
+                <w:szCs w:val="20"/>
+              </w:rPr>
+            </w:pPr>
             <w:proofErr w:type="spellStart"/>
             <w:r>
               <w:rPr>
                 <w:b/>
+                <w:sz w:val="20"/>
+                <w:szCs w:val="20"/>
               </w:rPr>
               <w:t>Правильн</w:t>
             </w:r>
@@ -259,6 +180,8 @@
             <w:r>
               <w:rPr>
                 <w:b/>
+                <w:sz w:val="20"/>
+                <w:szCs w:val="20"/>
                 <w:lang w:val="ru-RU"/>
               </w:rPr>
               <w:t>о</w:t>
@@ -266,6 +189,8 @@
             <w:r>
               <w:rPr>
                 <w:b/>
+                <w:sz w:val="20"/>
+                <w:szCs w:val="20"/>
               </w:rPr>
               <w:t xml:space="preserve"> </w:t>
             </w:r>
@@ -273,13 +198,21 @@
         </w:tc>
         <w:tc>
           <w:tcPr>
-            <w:tcW w:w="953" w:type="dxa"/>
+            <w:tcW w:w="1100" w:type="dxa"/>
           </w:tcPr>
           <w:p>
+            <w:pPr>
+              <w:rPr>
+                <w:sz w:val="20"/>
+                <w:szCs w:val="20"/>
+              </w:rPr>
+            </w:pPr>
             <w:proofErr w:type="spellStart"/>
             <w:r>
               <w:rPr>
                 <w:b/>
+                <w:sz w:val="20"/>
+                <w:szCs w:val="20"/>
               </w:rPr>
               <w:t>Ответ</w:t>
             </w:r>
@@ -287,6 +220,8 @@
             <w:r>
               <w:rPr>
                 <w:b/>
+                <w:sz w:val="20"/>
+                <w:szCs w:val="20"/>
               </w:rPr>
               <w:t xml:space="preserve"> </w:t>
             </w:r>
@@ -299,12 +234,16 @@
           <w:p>
             <w:pPr>
               <w:rPr>
+                <w:sz w:val="20"/>
+                <w:szCs w:val="20"/>
                 <w:lang w:val="ru-RU"/>
               </w:rPr>
             </w:pPr>
             <w:r>
               <w:rPr>
                 <w:b/>
+                <w:sz w:val="20"/>
+                <w:szCs w:val="20"/>
                 <w:lang w:val="ru-RU"/>
               </w:rPr>
               <w:t>Оценка</w:t>
@@ -318,6 +257,8 @@
           <w:p>
             <w:pPr>
               <w:rPr>
+                <w:sz w:val="20"/>
+                <w:szCs w:val="20"/>
                 <w:lang w:val="ru-RU"/>
               </w:rPr>
             </w:pPr>
@@ -325,6 +266,8 @@
             <w:r>
               <w:rPr>
                 <w:b/>
+                <w:sz w:val="20"/>
+                <w:szCs w:val="20"/>
               </w:rPr>
               <w:t>Сверка</w:t>
             </w:r>
@@ -332,6 +275,8 @@
             <w:r>
               <w:rPr>
                 <w:b/>
+                <w:sz w:val="20"/>
+                <w:szCs w:val="20"/>
               </w:rPr>
               <w:t xml:space="preserve"> </w:t>
             </w:r>
@@ -339,9 +284,6 @@
         </w:tc>
       </w:tr>
       <w:tr>
-        <w:trPr>
-          <w:jc w:val="center"/>
-        </w:trPr>
         <w:tc>
           <w:tcPr>
             <w:tcW w:w="3408" w:type="dxa"/>
@@ -350,53 +292,74 @@
           <w:p>
             <w:pPr>
               <w:rPr>
+                <w:sz w:val="20"/>
+                <w:szCs w:val="20"/>
                 <w:lang w:val="ru-RU"/>
               </w:rPr>
             </w:pPr>
             <w:r>
               <w:rPr>
-                <w:lang w:val="ru-RU"/>
-              </w:rPr>
-              <w:t xml:space="preserve">1. Год венчания Ивана </w:t>
-            </w:r>
-            <w:r>
-              <w:t>IV</w:t>
-            </w:r>
-            <w:r>
-              <w:rPr>
-                <w:lang w:val="ru-RU"/>
-              </w:rPr>
-              <w:t xml:space="preserve"> на царство</w:t>
+                <w:sz w:val="20"/>
+                <w:szCs w:val="20"/>
+                <w:lang w:val="ru-RU"/>
+              </w:rPr>
+              <w:t>1. В каком году Иван IV венчался на царство?</w:t>
             </w:r>
           </w:p>
         </w:tc>
         <w:tc>
           <w:tcPr>
-            <w:tcW w:w="1950" w:type="dxa"/>
+            <w:tcW w:w="1803" w:type="dxa"/>
             <w:shd w:val="clear" w:color="auto" w:fill="EAF1DD" w:themeFill="accent3" w:themeFillTint="33"/>
           </w:tcPr>
           <w:p>
-            <w:r>
+            <w:pPr>
+              <w:rPr>
+                <w:sz w:val="20"/>
+                <w:szCs w:val="20"/>
+              </w:rPr>
+            </w:pPr>
+            <w:r>
+              <w:rPr>
+                <w:sz w:val="20"/>
+                <w:szCs w:val="20"/>
+              </w:rPr>
               <w:t xml:space="preserve">2 </w:t>
             </w:r>
             <w:r>
               <w:rPr>
+                <w:sz w:val="20"/>
+                <w:szCs w:val="20"/>
                 <w:lang w:val="ru-RU"/>
               </w:rPr>
               <w:t xml:space="preserve">/ </w:t>
             </w:r>
             <w:r>
+              <w:rPr>
+                <w:sz w:val="20"/>
+                <w:szCs w:val="20"/>
+              </w:rPr>
               <w:t>1547</w:t>
             </w:r>
           </w:p>
         </w:tc>
         <w:tc>
           <w:tcPr>
-            <w:tcW w:w="953" w:type="dxa"/>
+            <w:tcW w:w="1100" w:type="dxa"/>
             <w:shd w:val="clear" w:color="auto" w:fill="EAF1DD" w:themeFill="accent3" w:themeFillTint="33"/>
           </w:tcPr>
           <w:p>
-            <w:r>
+            <w:pPr>
+              <w:rPr>
+                <w:sz w:val="20"/>
+                <w:szCs w:val="20"/>
+              </w:rPr>
+            </w:pPr>
+            <w:r>
+              <w:rPr>
+                <w:sz w:val="20"/>
+                <w:szCs w:val="20"/>
+              </w:rPr>
               <w:t>2</w:t>
             </w:r>
           </w:p>
@@ -409,14 +372,22 @@
           <w:p>
             <w:pPr>
               <w:rPr>
+                <w:sz w:val="20"/>
+                <w:szCs w:val="20"/>
                 <w:lang w:val="ru-RU"/>
               </w:rPr>
             </w:pPr>
             <w:r>
+              <w:rPr>
+                <w:sz w:val="20"/>
+                <w:szCs w:val="20"/>
+              </w:rPr>
               <w:t>+</w:t>
             </w:r>
             <w:r>
               <w:rPr>
+                <w:sz w:val="20"/>
+                <w:szCs w:val="20"/>
                 <w:lang w:val="ru-RU"/>
               </w:rPr>
               <w:t xml:space="preserve"> / Верно</w:t>
@@ -431,11 +402,15 @@
           <w:p>
             <w:pPr>
               <w:rPr>
+                <w:sz w:val="20"/>
+                <w:szCs w:val="20"/>
                 <w:lang w:val="ru-RU"/>
               </w:rPr>
             </w:pPr>
             <w:r>
               <w:rPr>
+                <w:sz w:val="20"/>
+                <w:szCs w:val="20"/>
                 <w:lang w:val="ru-RU"/>
               </w:rPr>
               <w:t>Совпадает</w:t>
@@ -444,9 +419,6 @@
         </w:tc>
       </w:tr>
       <w:tr>
-        <w:trPr>
-          <w:jc w:val="center"/>
-        </w:trPr>
         <w:tc>
           <w:tcPr>
             <w:tcW w:w="3408" w:type="dxa"/>
@@ -455,45 +427,70 @@
           <w:p>
             <w:pPr>
               <w:rPr>
+                <w:sz w:val="20"/>
+                <w:szCs w:val="20"/>
                 <w:lang w:val="ru-RU"/>
               </w:rPr>
             </w:pPr>
             <w:r>
               <w:rPr>
-                <w:lang w:val="ru-RU"/>
-              </w:rPr>
-              <w:t xml:space="preserve">2. Неофициальный круг приближённых Ивана </w:t>
-            </w:r>
-            <w:r>
-              <w:t>IV</w:t>
+                <w:sz w:val="20"/>
+                <w:szCs w:val="20"/>
+                <w:lang w:val="ru-RU"/>
+              </w:rPr>
+              <w:t>2. Как назывался неофициальный круг приближённых Ивана IV, проводивший реформы в 1550-е гг.?</w:t>
             </w:r>
           </w:p>
         </w:tc>
         <w:tc>
           <w:tcPr>
-            <w:tcW w:w="1950" w:type="dxa"/>
+            <w:tcW w:w="1803" w:type="dxa"/>
             <w:shd w:val="clear" w:color="auto" w:fill="EAF1DD" w:themeFill="accent3" w:themeFillTint="33"/>
           </w:tcPr>
           <w:p>
-            <w:r>
+            <w:pPr>
+              <w:rPr>
+                <w:sz w:val="20"/>
+                <w:szCs w:val="20"/>
+              </w:rPr>
+            </w:pPr>
+            <w:r>
+              <w:rPr>
+                <w:sz w:val="20"/>
+                <w:szCs w:val="20"/>
+              </w:rPr>
               <w:t xml:space="preserve">4 </w:t>
             </w:r>
             <w:r>
               <w:rPr>
+                <w:sz w:val="20"/>
+                <w:szCs w:val="20"/>
                 <w:lang w:val="ru-RU"/>
               </w:rPr>
               <w:t xml:space="preserve">/ </w:t>
             </w:r>
             <w:proofErr w:type="spellStart"/>
             <w:r>
+              <w:rPr>
+                <w:sz w:val="20"/>
+                <w:szCs w:val="20"/>
+              </w:rPr>
               <w:t>Избранная</w:t>
             </w:r>
             <w:proofErr w:type="spellEnd"/>
             <w:r>
+              <w:rPr>
+                <w:sz w:val="20"/>
+                <w:szCs w:val="20"/>
+              </w:rPr>
               <w:t xml:space="preserve"> </w:t>
             </w:r>
             <w:proofErr w:type="spellStart"/>
             <w:r>
+              <w:rPr>
+                <w:sz w:val="20"/>
+                <w:szCs w:val="20"/>
+              </w:rPr>
               <w:t>рада</w:t>
             </w:r>
             <w:proofErr w:type="spellEnd"/>
@@ -501,11 +498,21 @@
         </w:tc>
         <w:tc>
           <w:tcPr>
-            <w:tcW w:w="953" w:type="dxa"/>
+            <w:tcW w:w="1100" w:type="dxa"/>
             <w:shd w:val="clear" w:color="auto" w:fill="EAF1DD" w:themeFill="accent3" w:themeFillTint="33"/>
           </w:tcPr>
           <w:p>
-            <w:r>
+            <w:pPr>
+              <w:rPr>
+                <w:sz w:val="20"/>
+                <w:szCs w:val="20"/>
+              </w:rPr>
+            </w:pPr>
+            <w:r>
+              <w:rPr>
+                <w:sz w:val="20"/>
+                <w:szCs w:val="20"/>
+              </w:rPr>
               <w:t>4</w:t>
             </w:r>
           </w:p>
@@ -516,242 +523,26 @@
             <w:shd w:val="clear" w:color="auto" w:fill="EAF1DD" w:themeFill="accent3" w:themeFillTint="33"/>
           </w:tcPr>
           <w:p>
-            <w:r>
+            <w:pPr>
+              <w:rPr>
+                <w:sz w:val="20"/>
+                <w:szCs w:val="20"/>
+              </w:rPr>
+            </w:pPr>
+            <w:r>
+              <w:rPr>
+                <w:sz w:val="20"/>
+                <w:szCs w:val="20"/>
+              </w:rPr>
               <w:t>+</w:t>
             </w:r>
             <w:r>
               <w:rPr>
+                <w:sz w:val="20"/>
+                <w:szCs w:val="20"/>
                 <w:lang w:val="ru-RU"/>
               </w:rPr>
               <w:t xml:space="preserve"> / Верно</w:t>
-            </w:r>
-          </w:p>
-        </w:tc>
-        <w:tc>
-          <w:tcPr>
-            <w:tcW w:w="3116" w:type="dxa"/>
-            <w:shd w:val="clear" w:color="auto" w:fill="EAF1DD" w:themeFill="accent3" w:themeFillTint="33"/>
-          </w:tcPr>
-          <w:p>
-            <w:proofErr w:type="spellStart"/>
-            <w:r>
-              <w:t>Совпадает</w:t>
-            </w:r>
-            <w:proofErr w:type="spellEnd"/>
-          </w:p>
-        </w:tc>
-      </w:tr>
-      <w:tr>
-        <w:trPr>
-          <w:jc w:val="center"/>
-        </w:trPr>
-        <w:tc>
-          <w:tcPr>
-            <w:tcW w:w="3408" w:type="dxa"/>
-            <w:shd w:val="clear" w:color="auto" w:fill="EAF1DD" w:themeFill="accent3" w:themeFillTint="33"/>
-          </w:tcPr>
-          <w:p>
-            <w:r>
-              <w:t xml:space="preserve">3. </w:t>
-            </w:r>
-            <w:proofErr w:type="spellStart"/>
-            <w:r>
-              <w:t>Какое</w:t>
-            </w:r>
-            <w:proofErr w:type="spellEnd"/>
-            <w:r>
-              <w:t xml:space="preserve"> </w:t>
-            </w:r>
-            <w:proofErr w:type="spellStart"/>
-            <w:r>
-              <w:t>событие</w:t>
-            </w:r>
-            <w:proofErr w:type="spellEnd"/>
-            <w:r>
-              <w:t xml:space="preserve"> </w:t>
-            </w:r>
-            <w:proofErr w:type="spellStart"/>
-            <w:r>
-              <w:t>раньше</w:t>
-            </w:r>
-            <w:proofErr w:type="spellEnd"/>
-            <w:r>
-              <w:t xml:space="preserve"> </w:t>
-            </w:r>
-            <w:proofErr w:type="spellStart"/>
-            <w:r>
-              <w:t>других</w:t>
-            </w:r>
-            <w:proofErr w:type="spellEnd"/>
-          </w:p>
-        </w:tc>
-        <w:tc>
-          <w:tcPr>
-            <w:tcW w:w="1950" w:type="dxa"/>
-            <w:shd w:val="clear" w:color="auto" w:fill="EAF1DD" w:themeFill="accent3" w:themeFillTint="33"/>
-          </w:tcPr>
-          <w:p>
-            <w:r>
-              <w:t xml:space="preserve">2 </w:t>
-            </w:r>
-            <w:r>
-              <w:rPr>
-                <w:lang w:val="ru-RU"/>
-              </w:rPr>
-              <w:t xml:space="preserve">/ </w:t>
-            </w:r>
-            <w:proofErr w:type="spellStart"/>
-            <w:r>
-              <w:t>Судебник</w:t>
-            </w:r>
-            <w:proofErr w:type="spellEnd"/>
-            <w:r>
-              <w:t xml:space="preserve"> 1550</w:t>
-            </w:r>
-          </w:p>
-        </w:tc>
-        <w:tc>
-          <w:tcPr>
-            <w:tcW w:w="953" w:type="dxa"/>
-            <w:shd w:val="clear" w:color="auto" w:fill="EAF1DD" w:themeFill="accent3" w:themeFillTint="33"/>
-          </w:tcPr>
-          <w:p>
-            <w:r>
-              <w:t>2</w:t>
-            </w:r>
-          </w:p>
-        </w:tc>
-        <w:tc>
-          <w:tcPr>
-            <w:tcW w:w="1315" w:type="dxa"/>
-            <w:shd w:val="clear" w:color="auto" w:fill="EAF1DD" w:themeFill="accent3" w:themeFillTint="33"/>
-          </w:tcPr>
-          <w:p>
-            <w:r>
-              <w:t>+</w:t>
-            </w:r>
-            <w:r>
-              <w:rPr>
-                <w:lang w:val="ru-RU"/>
-              </w:rPr>
-              <w:t xml:space="preserve"> / Верно</w:t>
-            </w:r>
-          </w:p>
-        </w:tc>
-        <w:tc>
-          <w:tcPr>
-            <w:tcW w:w="3116" w:type="dxa"/>
-            <w:shd w:val="clear" w:color="auto" w:fill="EAF1DD" w:themeFill="accent3" w:themeFillTint="33"/>
-          </w:tcPr>
-          <w:p>
-            <w:proofErr w:type="spellStart"/>
-            <w:r>
-              <w:t>Совпадает</w:t>
-            </w:r>
-            <w:proofErr w:type="spellEnd"/>
-          </w:p>
-        </w:tc>
-      </w:tr>
-      <w:tr>
-        <w:trPr>
-          <w:jc w:val="center"/>
-        </w:trPr>
-        <w:tc>
-          <w:tcPr>
-            <w:tcW w:w="3408" w:type="dxa"/>
-          </w:tcPr>
-          <w:p>
-            <w:r>
-              <w:t xml:space="preserve">4. </w:t>
-            </w:r>
-            <w:proofErr w:type="spellStart"/>
-            <w:r>
-              <w:t>Результат</w:t>
-            </w:r>
-            <w:proofErr w:type="spellEnd"/>
-            <w:r>
-              <w:t xml:space="preserve"> </w:t>
-            </w:r>
-            <w:proofErr w:type="spellStart"/>
-            <w:r>
-              <w:t>опричной</w:t>
-            </w:r>
-            <w:proofErr w:type="spellEnd"/>
-            <w:r>
-              <w:t xml:space="preserve"> </w:t>
-            </w:r>
-            <w:proofErr w:type="spellStart"/>
-            <w:r>
-              <w:t>политики</w:t>
-            </w:r>
-            <w:proofErr w:type="spellEnd"/>
-          </w:p>
-        </w:tc>
-        <w:tc>
-          <w:tcPr>
-            <w:tcW w:w="1950" w:type="dxa"/>
-          </w:tcPr>
-          <w:p>
-            <w:r>
-              <w:t xml:space="preserve">4 </w:t>
-            </w:r>
-            <w:r>
-              <w:rPr>
-                <w:lang w:val="ru-RU"/>
-              </w:rPr>
-              <w:t xml:space="preserve">/ </w:t>
-            </w:r>
-            <w:proofErr w:type="spellStart"/>
-            <w:r>
-              <w:t>разорение</w:t>
-            </w:r>
-            <w:proofErr w:type="spellEnd"/>
-            <w:r>
-              <w:t xml:space="preserve"> </w:t>
-            </w:r>
-            <w:proofErr w:type="spellStart"/>
-            <w:r>
-              <w:t>центральных</w:t>
-            </w:r>
-            <w:proofErr w:type="spellEnd"/>
-            <w:r>
-              <w:t xml:space="preserve"> </w:t>
-            </w:r>
-            <w:proofErr w:type="spellStart"/>
-            <w:r>
-              <w:t>районов</w:t>
-            </w:r>
-            <w:proofErr w:type="spellEnd"/>
-          </w:p>
-        </w:tc>
-        <w:tc>
-          <w:tcPr>
-            <w:tcW w:w="953" w:type="dxa"/>
-          </w:tcPr>
-          <w:p>
-            <w:r>
-              <w:t>2</w:t>
-            </w:r>
-          </w:p>
-        </w:tc>
-        <w:tc>
-          <w:tcPr>
-            <w:tcW w:w="1315" w:type="dxa"/>
-          </w:tcPr>
-          <w:p>
-            <w:pPr>
-              <w:rPr>
-                <w:lang w:val="ru-RU"/>
-              </w:rPr>
-            </w:pPr>
-            <w:r>
-              <w:t>−</w:t>
-            </w:r>
-            <w:r>
-              <w:rPr>
-                <w:lang w:val="ru-RU"/>
-              </w:rPr>
-              <w:t xml:space="preserve"> / Ошибка</w:t>
             </w:r>
           </w:p>
         </w:tc>
@@ -763,530 +554,109 @@
           <w:p>
             <w:pPr>
               <w:rPr>
-                <w:lang w:val="ru-RU"/>
+                <w:sz w:val="20"/>
+                <w:szCs w:val="20"/>
               </w:rPr>
             </w:pPr>
-            <w:r>
-              <w:rPr>
-                <w:lang w:val="ru-RU"/>
+            <w:proofErr w:type="spellStart"/>
+            <w:r>
+              <w:rPr>
+                <w:sz w:val="20"/>
+                <w:szCs w:val="20"/>
               </w:rPr>
               <w:t>Совпадает</w:t>
             </w:r>
+            <w:proofErr w:type="spellEnd"/>
           </w:p>
         </w:tc>
       </w:tr>
       <w:tr>
-        <w:trPr>
-          <w:jc w:val="center"/>
-        </w:trPr>
         <w:tc>
           <w:tcPr>
             <w:tcW w:w="3408" w:type="dxa"/>
             <w:shd w:val="clear" w:color="auto" w:fill="EAF1DD" w:themeFill="accent3" w:themeFillTint="33"/>
           </w:tcPr>
           <w:p>
-            <w:r>
-              <w:t xml:space="preserve">5. </w:t>
-            </w:r>
-            <w:proofErr w:type="spellStart"/>
-            <w:r>
-              <w:t>Причина</w:t>
-            </w:r>
-            <w:proofErr w:type="spellEnd"/>
-            <w:r>
-              <w:t xml:space="preserve"> </w:t>
-            </w:r>
-            <w:proofErr w:type="spellStart"/>
-            <w:r>
-              <w:t>опричнины</w:t>
-            </w:r>
-            <w:proofErr w:type="spellEnd"/>
+            <w:pPr>
+              <w:rPr>
+                <w:sz w:val="20"/>
+                <w:szCs w:val="20"/>
+                <w:lang w:val="ru-RU"/>
+              </w:rPr>
+            </w:pPr>
+            <w:r>
+              <w:rPr>
+                <w:sz w:val="20"/>
+                <w:szCs w:val="20"/>
+                <w:lang w:val="ru-RU"/>
+              </w:rPr>
+              <w:t>3. Какое событие произошло раньше других?</w:t>
+            </w:r>
           </w:p>
         </w:tc>
         <w:tc>
           <w:tcPr>
-            <w:tcW w:w="1950" w:type="dxa"/>
+            <w:tcW w:w="1803" w:type="dxa"/>
             <w:shd w:val="clear" w:color="auto" w:fill="EAF1DD" w:themeFill="accent3" w:themeFillTint="33"/>
           </w:tcPr>
           <w:p>
-            <w:r>
-              <w:t xml:space="preserve">3 </w:t>
-            </w:r>
-            <w:r>
-              <w:rPr>
+            <w:pPr>
+              <w:rPr>
+                <w:sz w:val="20"/>
+                <w:szCs w:val="20"/>
+              </w:rPr>
+            </w:pPr>
+            <w:r>
+              <w:rPr>
+                <w:sz w:val="20"/>
+                <w:szCs w:val="20"/>
+              </w:rPr>
+              <w:t xml:space="preserve">2 </w:t>
+            </w:r>
+            <w:r>
+              <w:rPr>
+                <w:sz w:val="20"/>
+                <w:szCs w:val="20"/>
                 <w:lang w:val="ru-RU"/>
               </w:rPr>
               <w:t xml:space="preserve">/ </w:t>
             </w:r>
             <w:proofErr w:type="spellStart"/>
             <w:r>
-              <w:t>борьба</w:t>
+              <w:rPr>
+                <w:sz w:val="20"/>
+                <w:szCs w:val="20"/>
+              </w:rPr>
+              <w:t>Судебник</w:t>
             </w:r>
             <w:proofErr w:type="spellEnd"/>
             <w:r>
-              <w:t xml:space="preserve"> с </w:t>
-            </w:r>
-            <w:proofErr w:type="spellStart"/>
-            <w:r>
-              <w:t>предполагаемой</w:t>
-            </w:r>
-            <w:proofErr w:type="spellEnd"/>
-            <w:r>
-              <w:t xml:space="preserve"> </w:t>
-            </w:r>
-            <w:proofErr w:type="spellStart"/>
-            <w:r>
-              <w:t>изменой</w:t>
-            </w:r>
-            <w:proofErr w:type="spellEnd"/>
-            <w:r>
-              <w:t>)</w:t>
+              <w:rPr>
+                <w:sz w:val="20"/>
+                <w:szCs w:val="20"/>
+              </w:rPr>
+              <w:t xml:space="preserve"> 1550</w:t>
             </w:r>
           </w:p>
         </w:tc>
         <w:tc>
           <w:tcPr>
-            <w:tcW w:w="953" w:type="dxa"/>
+            <w:tcW w:w="1100" w:type="dxa"/>
             <w:shd w:val="clear" w:color="auto" w:fill="EAF1DD" w:themeFill="accent3" w:themeFillTint="33"/>
           </w:tcPr>
           <w:p>
-            <w:r>
-              <w:t>3</w:t>
-            </w:r>
-          </w:p>
-        </w:tc>
-        <w:tc>
-          <w:tcPr>
-            <w:tcW w:w="1315" w:type="dxa"/>
-            <w:shd w:val="clear" w:color="auto" w:fill="EAF1DD" w:themeFill="accent3" w:themeFillTint="33"/>
-          </w:tcPr>
-          <w:p>
-            <w:r>
-              <w:t>+</w:t>
-            </w:r>
-            <w:r>
-              <w:rPr>
-                <w:lang w:val="ru-RU"/>
-              </w:rPr>
-              <w:t xml:space="preserve"> / Верно</w:t>
-            </w:r>
-          </w:p>
-        </w:tc>
-        <w:tc>
-          <w:tcPr>
-            <w:tcW w:w="3116" w:type="dxa"/>
-            <w:shd w:val="clear" w:color="auto" w:fill="EAF1DD" w:themeFill="accent3" w:themeFillTint="33"/>
-          </w:tcPr>
-          <w:p>
-            <w:proofErr w:type="spellStart"/>
-            <w:r>
-              <w:t>Совпадает</w:t>
-            </w:r>
-            <w:proofErr w:type="spellEnd"/>
-          </w:p>
-        </w:tc>
-      </w:tr>
-      <w:tr>
-        <w:trPr>
-          <w:jc w:val="center"/>
-        </w:trPr>
-        <w:tc>
-          <w:tcPr>
-            <w:tcW w:w="3408" w:type="dxa"/>
-          </w:tcPr>
-          <w:p>
             <w:pPr>
               <w:rPr>
-                <w:lang w:val="ru-RU"/>
+                <w:sz w:val="20"/>
+                <w:szCs w:val="20"/>
               </w:rPr>
             </w:pPr>
             <w:r>
               <w:rPr>
-                <w:lang w:val="ru-RU"/>
-              </w:rPr>
-              <w:t>6. Срок сыска по указу 1597 г.</w:t>
-            </w:r>
-          </w:p>
-        </w:tc>
-        <w:tc>
-          <w:tcPr>
-            <w:tcW w:w="1950" w:type="dxa"/>
-          </w:tcPr>
-          <w:p>
-            <w:r>
-              <w:t xml:space="preserve">3 </w:t>
-            </w:r>
-            <w:r>
-              <w:rPr>
-                <w:lang w:val="ru-RU"/>
-              </w:rPr>
-              <w:t xml:space="preserve">/ </w:t>
-            </w:r>
-            <w:proofErr w:type="spellStart"/>
-            <w:r>
-              <w:t>урочные</w:t>
-            </w:r>
-            <w:proofErr w:type="spellEnd"/>
-            <w:r>
-              <w:t xml:space="preserve"> </w:t>
-            </w:r>
-            <w:proofErr w:type="spellStart"/>
-            <w:r>
-              <w:t>лета</w:t>
-            </w:r>
-            <w:proofErr w:type="spellEnd"/>
-          </w:p>
-        </w:tc>
-        <w:tc>
-          <w:tcPr>
-            <w:tcW w:w="953" w:type="dxa"/>
-          </w:tcPr>
-          <w:p>
-            <w:r>
-              <w:t xml:space="preserve">2 </w:t>
-            </w:r>
-          </w:p>
-        </w:tc>
-        <w:tc>
-          <w:tcPr>
-            <w:tcW w:w="1315" w:type="dxa"/>
-          </w:tcPr>
-          <w:p>
-            <w:r>
-              <w:t>−</w:t>
-            </w:r>
-            <w:r>
-              <w:rPr>
-                <w:lang w:val="ru-RU"/>
-              </w:rPr>
-              <w:t xml:space="preserve"> / Ошибка</w:t>
-            </w:r>
-          </w:p>
-        </w:tc>
-        <w:tc>
-          <w:tcPr>
-            <w:tcW w:w="3116" w:type="dxa"/>
-            <w:shd w:val="clear" w:color="auto" w:fill="EAF1DD" w:themeFill="accent3" w:themeFillTint="33"/>
-          </w:tcPr>
-          <w:p>
-            <w:proofErr w:type="spellStart"/>
-            <w:r>
-              <w:t>Совпадает</w:t>
-            </w:r>
-            <w:proofErr w:type="spellEnd"/>
-          </w:p>
-        </w:tc>
-      </w:tr>
-      <w:tr>
-        <w:trPr>
-          <w:jc w:val="center"/>
-        </w:trPr>
-        <w:tc>
-          <w:tcPr>
-            <w:tcW w:w="3408" w:type="dxa"/>
-          </w:tcPr>
-          <w:p>
-            <w:r>
-              <w:t xml:space="preserve">7. </w:t>
-            </w:r>
-            <w:proofErr w:type="spellStart"/>
-            <w:r>
-              <w:t>При</w:t>
-            </w:r>
-            <w:proofErr w:type="spellEnd"/>
-            <w:r>
-              <w:t xml:space="preserve"> </w:t>
-            </w:r>
-            <w:proofErr w:type="spellStart"/>
-            <w:r>
-              <w:t>ком</w:t>
-            </w:r>
-            <w:proofErr w:type="spellEnd"/>
-            <w:r>
-              <w:t xml:space="preserve"> </w:t>
-            </w:r>
-            <w:proofErr w:type="spellStart"/>
-            <w:r>
-              <w:t>учреждено</w:t>
-            </w:r>
-            <w:proofErr w:type="spellEnd"/>
-            <w:r>
-              <w:t xml:space="preserve"> </w:t>
-            </w:r>
-            <w:proofErr w:type="spellStart"/>
-            <w:r>
-              <w:t>патриаршество</w:t>
-            </w:r>
-            <w:proofErr w:type="spellEnd"/>
-          </w:p>
-        </w:tc>
-        <w:tc>
-          <w:tcPr>
-            <w:tcW w:w="1950" w:type="dxa"/>
-          </w:tcPr>
-          <w:p>
-            <w:r>
-              <w:t xml:space="preserve">3 </w:t>
-            </w:r>
-            <w:r>
-              <w:rPr>
-                <w:lang w:val="ru-RU"/>
-              </w:rPr>
-              <w:t xml:space="preserve">/ </w:t>
-            </w:r>
-            <w:proofErr w:type="spellStart"/>
-            <w:r>
-              <w:t>Фёдор</w:t>
-            </w:r>
-            <w:proofErr w:type="spellEnd"/>
-            <w:r>
-              <w:t xml:space="preserve"> </w:t>
-            </w:r>
-            <w:proofErr w:type="spellStart"/>
-            <w:r>
-              <w:t>Иванович</w:t>
-            </w:r>
-            <w:proofErr w:type="spellEnd"/>
-          </w:p>
-        </w:tc>
-        <w:tc>
-          <w:tcPr>
-            <w:tcW w:w="953" w:type="dxa"/>
-          </w:tcPr>
-          <w:p>
-            <w:r>
-              <w:t xml:space="preserve">2 </w:t>
-            </w:r>
-          </w:p>
-        </w:tc>
-        <w:tc>
-          <w:tcPr>
-            <w:tcW w:w="1315" w:type="dxa"/>
-          </w:tcPr>
-          <w:p>
-            <w:r>
-              <w:t>−</w:t>
-            </w:r>
-            <w:r>
-              <w:rPr>
-                <w:lang w:val="ru-RU"/>
-              </w:rPr>
-              <w:t xml:space="preserve"> / Ошибка</w:t>
-            </w:r>
-          </w:p>
-        </w:tc>
-        <w:tc>
-          <w:tcPr>
-            <w:tcW w:w="3116" w:type="dxa"/>
-            <w:shd w:val="clear" w:color="auto" w:fill="EAF1DD" w:themeFill="accent3" w:themeFillTint="33"/>
-          </w:tcPr>
-          <w:p>
-            <w:proofErr w:type="spellStart"/>
-            <w:r>
-              <w:t>Совпадает</w:t>
-            </w:r>
-            <w:proofErr w:type="spellEnd"/>
-          </w:p>
-        </w:tc>
-      </w:tr>
-      <w:tr>
-        <w:trPr>
-          <w:jc w:val="center"/>
-        </w:trPr>
-        <w:tc>
-          <w:tcPr>
-            <w:tcW w:w="3408" w:type="dxa"/>
-          </w:tcPr>
-          <w:p>
-            <w:r>
-              <w:t xml:space="preserve">8. </w:t>
-            </w:r>
-            <w:proofErr w:type="spellStart"/>
-            <w:r>
-              <w:t>Причина</w:t>
-            </w:r>
-            <w:proofErr w:type="spellEnd"/>
-            <w:r>
-              <w:t xml:space="preserve"> </w:t>
-            </w:r>
-            <w:proofErr w:type="spellStart"/>
-            <w:r>
-              <w:t>церковного</w:t>
-            </w:r>
-            <w:proofErr w:type="spellEnd"/>
-            <w:r>
-              <w:t xml:space="preserve"> </w:t>
-            </w:r>
-            <w:proofErr w:type="spellStart"/>
-            <w:r>
-              <w:t>раскола</w:t>
-            </w:r>
-            <w:proofErr w:type="spellEnd"/>
-          </w:p>
-        </w:tc>
-        <w:tc>
-          <w:tcPr>
-            <w:tcW w:w="1950" w:type="dxa"/>
-          </w:tcPr>
-          <w:p>
-            <w:r>
-              <w:t xml:space="preserve">4 </w:t>
-            </w:r>
-            <w:r>
-              <w:rPr>
-                <w:lang w:val="ru-RU"/>
-              </w:rPr>
-              <w:t xml:space="preserve">/ </w:t>
-            </w:r>
-            <w:proofErr w:type="spellStart"/>
-            <w:r>
-              <w:t>унификация</w:t>
-            </w:r>
-            <w:proofErr w:type="spellEnd"/>
-            <w:r>
-              <w:t xml:space="preserve"> </w:t>
-            </w:r>
-            <w:proofErr w:type="spellStart"/>
-            <w:r>
-              <w:t>книг</w:t>
-            </w:r>
-            <w:proofErr w:type="spellEnd"/>
-            <w:r>
-              <w:t xml:space="preserve"> и </w:t>
-            </w:r>
-            <w:proofErr w:type="spellStart"/>
-            <w:r>
-              <w:t>обрядов</w:t>
-            </w:r>
-            <w:proofErr w:type="spellEnd"/>
-          </w:p>
-        </w:tc>
-        <w:tc>
-          <w:tcPr>
-            <w:tcW w:w="953" w:type="dxa"/>
-          </w:tcPr>
-          <w:p>
-            <w:r>
-              <w:t>1</w:t>
-            </w:r>
-          </w:p>
-        </w:tc>
-        <w:tc>
-          <w:tcPr>
-            <w:tcW w:w="1315" w:type="dxa"/>
-          </w:tcPr>
-          <w:p>
-            <w:r>
-              <w:t>−</w:t>
-            </w:r>
-            <w:r>
-              <w:rPr>
-                <w:lang w:val="ru-RU"/>
-              </w:rPr>
-              <w:t xml:space="preserve"> / Ошибка</w:t>
-            </w:r>
-          </w:p>
-        </w:tc>
-        <w:tc>
-          <w:tcPr>
-            <w:tcW w:w="3116" w:type="dxa"/>
-            <w:shd w:val="clear" w:color="auto" w:fill="EAF1DD" w:themeFill="accent3" w:themeFillTint="33"/>
-          </w:tcPr>
-          <w:p>
-            <w:proofErr w:type="spellStart"/>
-            <w:r>
-              <w:t>Совпадает</w:t>
-            </w:r>
-            <w:proofErr w:type="spellEnd"/>
-          </w:p>
-        </w:tc>
-      </w:tr>
-      <w:tr>
-        <w:trPr>
-          <w:jc w:val="center"/>
-        </w:trPr>
-        <w:tc>
-          <w:tcPr>
-            <w:tcW w:w="3408" w:type="dxa"/>
-            <w:shd w:val="clear" w:color="auto" w:fill="EAF1DD" w:themeFill="accent3" w:themeFillTint="33"/>
-          </w:tcPr>
-          <w:p>
-            <w:r>
-              <w:rPr>
-                <w:color w:val="A02C24"/>
-              </w:rPr>
-              <w:t xml:space="preserve">9. </w:t>
-            </w:r>
-            <w:proofErr w:type="spellStart"/>
-            <w:r>
-              <w:rPr>
-                <w:color w:val="A02C24"/>
-              </w:rPr>
-              <w:t>Землепроходец</w:t>
-            </w:r>
-            <w:proofErr w:type="spellEnd"/>
-            <w:r>
-              <w:rPr>
-                <w:color w:val="A02C24"/>
-              </w:rPr>
-              <w:t xml:space="preserve">, </w:t>
-            </w:r>
-            <w:proofErr w:type="spellStart"/>
-            <w:r>
-              <w:rPr>
-                <w:color w:val="A02C24"/>
-              </w:rPr>
-              <w:t>пролив</w:t>
-            </w:r>
-            <w:proofErr w:type="spellEnd"/>
-            <w:r>
-              <w:rPr>
-                <w:color w:val="A02C24"/>
-              </w:rPr>
-              <w:t xml:space="preserve"> 1648 г.</w:t>
-            </w:r>
-          </w:p>
-        </w:tc>
-        <w:tc>
-          <w:tcPr>
-            <w:tcW w:w="1950" w:type="dxa"/>
-            <w:shd w:val="clear" w:color="auto" w:fill="EAF1DD" w:themeFill="accent3" w:themeFillTint="33"/>
-          </w:tcPr>
-          <w:p>
-            <w:r>
-              <w:rPr>
-                <w:color w:val="A02C24"/>
-              </w:rPr>
-              <w:t xml:space="preserve">1 </w:t>
-            </w:r>
-            <w:r>
-              <w:rPr>
-                <w:color w:val="A02C24"/>
-                <w:lang w:val="ru-RU"/>
-              </w:rPr>
-              <w:t xml:space="preserve">/ </w:t>
-            </w:r>
-            <w:proofErr w:type="spellStart"/>
-            <w:r>
-              <w:rPr>
-                <w:color w:val="A02C24"/>
-              </w:rPr>
-              <w:t>Дежнёв</w:t>
-            </w:r>
-            <w:proofErr w:type="spellEnd"/>
-          </w:p>
-        </w:tc>
-        <w:tc>
-          <w:tcPr>
-            <w:tcW w:w="953" w:type="dxa"/>
-            <w:shd w:val="clear" w:color="auto" w:fill="EAF1DD" w:themeFill="accent3" w:themeFillTint="33"/>
-          </w:tcPr>
-          <w:p>
-            <w:r>
-              <w:rPr>
-                <w:color w:val="A02C24"/>
-              </w:rPr>
-              <w:t>1</w:t>
+                <w:sz w:val="20"/>
+                <w:szCs w:val="20"/>
+              </w:rPr>
+              <w:t>2</w:t>
             </w:r>
           </w:p>
         </w:tc>
@@ -1298,14 +668,1009 @@
           <w:p>
             <w:pPr>
               <w:rPr>
-                <w:lang w:val="ru-RU"/>
+                <w:sz w:val="20"/>
+                <w:szCs w:val="20"/>
               </w:rPr>
             </w:pPr>
             <w:r>
+              <w:rPr>
+                <w:sz w:val="20"/>
+                <w:szCs w:val="20"/>
+              </w:rPr>
+              <w:t>+</w:t>
+            </w:r>
+            <w:r>
+              <w:rPr>
+                <w:sz w:val="20"/>
+                <w:szCs w:val="20"/>
+                <w:lang w:val="ru-RU"/>
+              </w:rPr>
+              <w:t xml:space="preserve"> / Верно</w:t>
+            </w:r>
+          </w:p>
+        </w:tc>
+        <w:tc>
+          <w:tcPr>
+            <w:tcW w:w="3116" w:type="dxa"/>
+            <w:shd w:val="clear" w:color="auto" w:fill="EAF1DD" w:themeFill="accent3" w:themeFillTint="33"/>
+          </w:tcPr>
+          <w:p>
+            <w:pPr>
+              <w:rPr>
+                <w:sz w:val="20"/>
+                <w:szCs w:val="20"/>
+              </w:rPr>
+            </w:pPr>
+            <w:proofErr w:type="spellStart"/>
+            <w:r>
+              <w:rPr>
+                <w:sz w:val="20"/>
+                <w:szCs w:val="20"/>
+              </w:rPr>
+              <w:t>Совпадает</w:t>
+            </w:r>
+            <w:proofErr w:type="spellEnd"/>
+          </w:p>
+        </w:tc>
+      </w:tr>
+      <w:tr>
+        <w:tc>
+          <w:tcPr>
+            <w:tcW w:w="3408" w:type="dxa"/>
+          </w:tcPr>
+          <w:p>
+            <w:pPr>
+              <w:rPr>
+                <w:sz w:val="20"/>
+                <w:szCs w:val="20"/>
+                <w:lang w:val="ru-RU"/>
+              </w:rPr>
+            </w:pPr>
+            <w:r>
+              <w:rPr>
+                <w:sz w:val="20"/>
+                <w:szCs w:val="20"/>
+                <w:lang w:val="ru-RU"/>
+              </w:rPr>
+              <w:t>4. Что из перечисленного стало одним из результатов опричной политики Ивана Грозного?</w:t>
+            </w:r>
+          </w:p>
+        </w:tc>
+        <w:tc>
+          <w:tcPr>
+            <w:tcW w:w="1803" w:type="dxa"/>
+          </w:tcPr>
+          <w:p>
+            <w:pPr>
+              <w:rPr>
+                <w:sz w:val="20"/>
+                <w:szCs w:val="20"/>
+              </w:rPr>
+            </w:pPr>
+            <w:r>
+              <w:rPr>
+                <w:sz w:val="20"/>
+                <w:szCs w:val="20"/>
+              </w:rPr>
+              <w:t xml:space="preserve">4 </w:t>
+            </w:r>
+            <w:r>
+              <w:rPr>
+                <w:sz w:val="20"/>
+                <w:szCs w:val="20"/>
+                <w:lang w:val="ru-RU"/>
+              </w:rPr>
+              <w:t xml:space="preserve">/ </w:t>
+            </w:r>
+            <w:proofErr w:type="spellStart"/>
+            <w:r>
+              <w:rPr>
+                <w:sz w:val="20"/>
+                <w:szCs w:val="20"/>
+              </w:rPr>
+              <w:t>разорение</w:t>
+            </w:r>
+            <w:proofErr w:type="spellEnd"/>
+            <w:r>
+              <w:rPr>
+                <w:sz w:val="20"/>
+                <w:szCs w:val="20"/>
+              </w:rPr>
+              <w:t xml:space="preserve"> </w:t>
+            </w:r>
+            <w:proofErr w:type="spellStart"/>
+            <w:r>
+              <w:rPr>
+                <w:sz w:val="20"/>
+                <w:szCs w:val="20"/>
+              </w:rPr>
+              <w:t>центральных</w:t>
+            </w:r>
+            <w:proofErr w:type="spellEnd"/>
+            <w:r>
+              <w:rPr>
+                <w:sz w:val="20"/>
+                <w:szCs w:val="20"/>
+              </w:rPr>
+              <w:t xml:space="preserve"> </w:t>
+            </w:r>
+            <w:proofErr w:type="spellStart"/>
+            <w:r>
+              <w:rPr>
+                <w:sz w:val="20"/>
+                <w:szCs w:val="20"/>
+              </w:rPr>
+              <w:t>районов</w:t>
+            </w:r>
+            <w:proofErr w:type="spellEnd"/>
+          </w:p>
+        </w:tc>
+        <w:tc>
+          <w:tcPr>
+            <w:tcW w:w="1100" w:type="dxa"/>
+          </w:tcPr>
+          <w:p>
+            <w:pPr>
+              <w:rPr>
+                <w:sz w:val="20"/>
+                <w:szCs w:val="20"/>
+              </w:rPr>
+            </w:pPr>
+            <w:r>
+              <w:rPr>
+                <w:sz w:val="20"/>
+                <w:szCs w:val="20"/>
+              </w:rPr>
+              <w:t>2</w:t>
+            </w:r>
+          </w:p>
+        </w:tc>
+        <w:tc>
+          <w:tcPr>
+            <w:tcW w:w="1315" w:type="dxa"/>
+          </w:tcPr>
+          <w:p>
+            <w:pPr>
+              <w:rPr>
+                <w:sz w:val="20"/>
+                <w:szCs w:val="20"/>
+                <w:lang w:val="ru-RU"/>
+              </w:rPr>
+            </w:pPr>
+            <w:r>
+              <w:rPr>
+                <w:sz w:val="20"/>
+                <w:szCs w:val="20"/>
+              </w:rPr>
               <w:t>−</w:t>
             </w:r>
             <w:r>
               <w:rPr>
+                <w:sz w:val="20"/>
+                <w:szCs w:val="20"/>
+                <w:lang w:val="ru-RU"/>
+              </w:rPr>
+              <w:t xml:space="preserve"> / Ошибка</w:t>
+            </w:r>
+          </w:p>
+        </w:tc>
+        <w:tc>
+          <w:tcPr>
+            <w:tcW w:w="3116" w:type="dxa"/>
+            <w:shd w:val="clear" w:color="auto" w:fill="EAF1DD" w:themeFill="accent3" w:themeFillTint="33"/>
+          </w:tcPr>
+          <w:p>
+            <w:pPr>
+              <w:rPr>
+                <w:sz w:val="20"/>
+                <w:szCs w:val="20"/>
+                <w:lang w:val="ru-RU"/>
+              </w:rPr>
+            </w:pPr>
+            <w:r>
+              <w:rPr>
+                <w:sz w:val="20"/>
+                <w:szCs w:val="20"/>
+                <w:lang w:val="ru-RU"/>
+              </w:rPr>
+              <w:t>Совпадает</w:t>
+            </w:r>
+          </w:p>
+        </w:tc>
+      </w:tr>
+      <w:tr>
+        <w:tc>
+          <w:tcPr>
+            <w:tcW w:w="3408" w:type="dxa"/>
+            <w:shd w:val="clear" w:color="auto" w:fill="EAF1DD" w:themeFill="accent3" w:themeFillTint="33"/>
+          </w:tcPr>
+          <w:p>
+            <w:pPr>
+              <w:rPr>
+                <w:sz w:val="20"/>
+                <w:szCs w:val="20"/>
+                <w:lang w:val="ru-RU"/>
+              </w:rPr>
+            </w:pPr>
+            <w:r>
+              <w:rPr>
+                <w:sz w:val="20"/>
+                <w:szCs w:val="20"/>
+                <w:lang w:val="ru-RU"/>
+              </w:rPr>
+              <w:t xml:space="preserve">5. Что было одной из причин принятия Иваном </w:t>
+            </w:r>
+            <w:r>
+              <w:rPr>
+                <w:sz w:val="20"/>
+                <w:szCs w:val="20"/>
+              </w:rPr>
+              <w:t>IV</w:t>
+            </w:r>
+            <w:r>
+              <w:rPr>
+                <w:sz w:val="20"/>
+                <w:szCs w:val="20"/>
+                <w:lang w:val="ru-RU"/>
+              </w:rPr>
+              <w:t xml:space="preserve"> опричнины?</w:t>
+            </w:r>
+          </w:p>
+        </w:tc>
+        <w:tc>
+          <w:tcPr>
+            <w:tcW w:w="1803" w:type="dxa"/>
+            <w:shd w:val="clear" w:color="auto" w:fill="EAF1DD" w:themeFill="accent3" w:themeFillTint="33"/>
+          </w:tcPr>
+          <w:p>
+            <w:pPr>
+              <w:rPr>
+                <w:sz w:val="20"/>
+                <w:szCs w:val="20"/>
+              </w:rPr>
+            </w:pPr>
+            <w:r>
+              <w:rPr>
+                <w:sz w:val="20"/>
+                <w:szCs w:val="20"/>
+              </w:rPr>
+              <w:t xml:space="preserve">3 </w:t>
+            </w:r>
+            <w:r>
+              <w:rPr>
+                <w:sz w:val="20"/>
+                <w:szCs w:val="20"/>
+                <w:lang w:val="ru-RU"/>
+              </w:rPr>
+              <w:t xml:space="preserve">/ </w:t>
+            </w:r>
+            <w:proofErr w:type="spellStart"/>
+            <w:r>
+              <w:rPr>
+                <w:sz w:val="20"/>
+                <w:szCs w:val="20"/>
+              </w:rPr>
+              <w:t>борьба</w:t>
+            </w:r>
+            <w:proofErr w:type="spellEnd"/>
+            <w:r>
+              <w:rPr>
+                <w:sz w:val="20"/>
+                <w:szCs w:val="20"/>
+              </w:rPr>
+              <w:t xml:space="preserve"> с </w:t>
+            </w:r>
+            <w:proofErr w:type="spellStart"/>
+            <w:r>
+              <w:rPr>
+                <w:sz w:val="20"/>
+                <w:szCs w:val="20"/>
+              </w:rPr>
+              <w:t>предполагаемой</w:t>
+            </w:r>
+            <w:proofErr w:type="spellEnd"/>
+            <w:r>
+              <w:rPr>
+                <w:sz w:val="20"/>
+                <w:szCs w:val="20"/>
+              </w:rPr>
+              <w:t xml:space="preserve"> </w:t>
+            </w:r>
+            <w:proofErr w:type="spellStart"/>
+            <w:r>
+              <w:rPr>
+                <w:sz w:val="20"/>
+                <w:szCs w:val="20"/>
+              </w:rPr>
+              <w:t>изменой</w:t>
+            </w:r>
+            <w:proofErr w:type="spellEnd"/>
+            <w:r>
+              <w:rPr>
+                <w:sz w:val="20"/>
+                <w:szCs w:val="20"/>
+              </w:rPr>
+              <w:t>)</w:t>
+            </w:r>
+          </w:p>
+        </w:tc>
+        <w:tc>
+          <w:tcPr>
+            <w:tcW w:w="1100" w:type="dxa"/>
+            <w:shd w:val="clear" w:color="auto" w:fill="EAF1DD" w:themeFill="accent3" w:themeFillTint="33"/>
+          </w:tcPr>
+          <w:p>
+            <w:pPr>
+              <w:rPr>
+                <w:sz w:val="20"/>
+                <w:szCs w:val="20"/>
+              </w:rPr>
+            </w:pPr>
+            <w:r>
+              <w:rPr>
+                <w:sz w:val="20"/>
+                <w:szCs w:val="20"/>
+              </w:rPr>
+              <w:t>3</w:t>
+            </w:r>
+          </w:p>
+        </w:tc>
+        <w:tc>
+          <w:tcPr>
+            <w:tcW w:w="1315" w:type="dxa"/>
+            <w:shd w:val="clear" w:color="auto" w:fill="EAF1DD" w:themeFill="accent3" w:themeFillTint="33"/>
+          </w:tcPr>
+          <w:p>
+            <w:pPr>
+              <w:rPr>
+                <w:sz w:val="20"/>
+                <w:szCs w:val="20"/>
+              </w:rPr>
+            </w:pPr>
+            <w:r>
+              <w:rPr>
+                <w:sz w:val="20"/>
+                <w:szCs w:val="20"/>
+              </w:rPr>
+              <w:t>+</w:t>
+            </w:r>
+            <w:r>
+              <w:rPr>
+                <w:sz w:val="20"/>
+                <w:szCs w:val="20"/>
+                <w:lang w:val="ru-RU"/>
+              </w:rPr>
+              <w:t xml:space="preserve"> / Верно</w:t>
+            </w:r>
+          </w:p>
+        </w:tc>
+        <w:tc>
+          <w:tcPr>
+            <w:tcW w:w="3116" w:type="dxa"/>
+            <w:shd w:val="clear" w:color="auto" w:fill="EAF1DD" w:themeFill="accent3" w:themeFillTint="33"/>
+          </w:tcPr>
+          <w:p>
+            <w:pPr>
+              <w:rPr>
+                <w:sz w:val="20"/>
+                <w:szCs w:val="20"/>
+              </w:rPr>
+            </w:pPr>
+            <w:proofErr w:type="spellStart"/>
+            <w:r>
+              <w:rPr>
+                <w:sz w:val="20"/>
+                <w:szCs w:val="20"/>
+              </w:rPr>
+              <w:t>Совпадает</w:t>
+            </w:r>
+            <w:proofErr w:type="spellEnd"/>
+          </w:p>
+        </w:tc>
+      </w:tr>
+      <w:tr>
+        <w:tc>
+          <w:tcPr>
+            <w:tcW w:w="3408" w:type="dxa"/>
+          </w:tcPr>
+          <w:p>
+            <w:pPr>
+              <w:rPr>
+                <w:sz w:val="20"/>
+                <w:szCs w:val="20"/>
+                <w:lang w:val="ru-RU"/>
+              </w:rPr>
+            </w:pPr>
+            <w:r>
+              <w:rPr>
+                <w:sz w:val="20"/>
+                <w:szCs w:val="20"/>
+                <w:lang w:val="ru-RU"/>
+              </w:rPr>
+              <w:t>6. Как назывался срок сыска беглых крестьян, установленный указом 1597 г.?</w:t>
+            </w:r>
+          </w:p>
+        </w:tc>
+        <w:tc>
+          <w:tcPr>
+            <w:tcW w:w="1803" w:type="dxa"/>
+          </w:tcPr>
+          <w:p>
+            <w:pPr>
+              <w:rPr>
+                <w:sz w:val="20"/>
+                <w:szCs w:val="20"/>
+              </w:rPr>
+            </w:pPr>
+            <w:r>
+              <w:rPr>
+                <w:sz w:val="20"/>
+                <w:szCs w:val="20"/>
+              </w:rPr>
+              <w:t xml:space="preserve">3 </w:t>
+            </w:r>
+            <w:r>
+              <w:rPr>
+                <w:sz w:val="20"/>
+                <w:szCs w:val="20"/>
+                <w:lang w:val="ru-RU"/>
+              </w:rPr>
+              <w:t xml:space="preserve">/ </w:t>
+            </w:r>
+            <w:r>
+              <w:rPr>
+                <w:sz w:val="20"/>
+                <w:szCs w:val="20"/>
+                <w:lang w:val="ru-RU"/>
+              </w:rPr>
+              <w:t>У</w:t>
+            </w:r>
+            <w:proofErr w:type="spellStart"/>
+            <w:r>
+              <w:rPr>
+                <w:sz w:val="20"/>
+                <w:szCs w:val="20"/>
+              </w:rPr>
+              <w:t>рочные</w:t>
+            </w:r>
+            <w:proofErr w:type="spellEnd"/>
+            <w:r>
+              <w:rPr>
+                <w:sz w:val="20"/>
+                <w:szCs w:val="20"/>
+              </w:rPr>
+              <w:t xml:space="preserve"> </w:t>
+            </w:r>
+            <w:proofErr w:type="spellStart"/>
+            <w:r>
+              <w:rPr>
+                <w:sz w:val="20"/>
+                <w:szCs w:val="20"/>
+              </w:rPr>
+              <w:t>лета</w:t>
+            </w:r>
+            <w:proofErr w:type="spellEnd"/>
+          </w:p>
+        </w:tc>
+        <w:tc>
+          <w:tcPr>
+            <w:tcW w:w="1100" w:type="dxa"/>
+          </w:tcPr>
+          <w:p>
+            <w:pPr>
+              <w:rPr>
+                <w:sz w:val="20"/>
+                <w:szCs w:val="20"/>
+              </w:rPr>
+            </w:pPr>
+            <w:r>
+              <w:rPr>
+                <w:sz w:val="20"/>
+                <w:szCs w:val="20"/>
+              </w:rPr>
+              <w:t xml:space="preserve">2 </w:t>
+            </w:r>
+          </w:p>
+        </w:tc>
+        <w:tc>
+          <w:tcPr>
+            <w:tcW w:w="1315" w:type="dxa"/>
+          </w:tcPr>
+          <w:p>
+            <w:pPr>
+              <w:rPr>
+                <w:sz w:val="20"/>
+                <w:szCs w:val="20"/>
+              </w:rPr>
+            </w:pPr>
+            <w:r>
+              <w:rPr>
+                <w:sz w:val="20"/>
+                <w:szCs w:val="20"/>
+              </w:rPr>
+              <w:t>−</w:t>
+            </w:r>
+            <w:r>
+              <w:rPr>
+                <w:sz w:val="20"/>
+                <w:szCs w:val="20"/>
+                <w:lang w:val="ru-RU"/>
+              </w:rPr>
+              <w:t xml:space="preserve"> / Ошибка</w:t>
+            </w:r>
+          </w:p>
+        </w:tc>
+        <w:tc>
+          <w:tcPr>
+            <w:tcW w:w="3116" w:type="dxa"/>
+            <w:shd w:val="clear" w:color="auto" w:fill="EAF1DD" w:themeFill="accent3" w:themeFillTint="33"/>
+          </w:tcPr>
+          <w:p>
+            <w:pPr>
+              <w:rPr>
+                <w:sz w:val="20"/>
+                <w:szCs w:val="20"/>
+              </w:rPr>
+            </w:pPr>
+            <w:proofErr w:type="spellStart"/>
+            <w:r>
+              <w:rPr>
+                <w:sz w:val="20"/>
+                <w:szCs w:val="20"/>
+              </w:rPr>
+              <w:t>Совпадает</w:t>
+            </w:r>
+            <w:proofErr w:type="spellEnd"/>
+          </w:p>
+        </w:tc>
+      </w:tr>
+      <w:tr>
+        <w:tc>
+          <w:tcPr>
+            <w:tcW w:w="3408" w:type="dxa"/>
+          </w:tcPr>
+          <w:p>
+            <w:pPr>
+              <w:rPr>
+                <w:sz w:val="20"/>
+                <w:szCs w:val="20"/>
+                <w:lang w:val="ru-RU"/>
+              </w:rPr>
+            </w:pPr>
+            <w:r>
+              <w:rPr>
+                <w:sz w:val="20"/>
+                <w:szCs w:val="20"/>
+                <w:lang w:val="ru-RU"/>
+              </w:rPr>
+              <w:t>7. В царствование какого государя в России было учреждено патриаршество?</w:t>
+            </w:r>
+          </w:p>
+        </w:tc>
+        <w:tc>
+          <w:tcPr>
+            <w:tcW w:w="1803" w:type="dxa"/>
+          </w:tcPr>
+          <w:p>
+            <w:pPr>
+              <w:rPr>
+                <w:sz w:val="20"/>
+                <w:szCs w:val="20"/>
+              </w:rPr>
+            </w:pPr>
+            <w:r>
+              <w:rPr>
+                <w:sz w:val="20"/>
+                <w:szCs w:val="20"/>
+              </w:rPr>
+              <w:t xml:space="preserve">3 </w:t>
+            </w:r>
+            <w:r>
+              <w:rPr>
+                <w:sz w:val="20"/>
+                <w:szCs w:val="20"/>
+                <w:lang w:val="ru-RU"/>
+              </w:rPr>
+              <w:t xml:space="preserve">/ </w:t>
+            </w:r>
+            <w:proofErr w:type="spellStart"/>
+            <w:r>
+              <w:rPr>
+                <w:sz w:val="20"/>
+                <w:szCs w:val="20"/>
+              </w:rPr>
+              <w:t>Фёдор</w:t>
+            </w:r>
+            <w:proofErr w:type="spellEnd"/>
+            <w:r>
+              <w:rPr>
+                <w:sz w:val="20"/>
+                <w:szCs w:val="20"/>
+              </w:rPr>
+              <w:t xml:space="preserve"> </w:t>
+            </w:r>
+            <w:proofErr w:type="spellStart"/>
+            <w:r>
+              <w:rPr>
+                <w:sz w:val="20"/>
+                <w:szCs w:val="20"/>
+              </w:rPr>
+              <w:t>Иванович</w:t>
+            </w:r>
+            <w:proofErr w:type="spellEnd"/>
+          </w:p>
+        </w:tc>
+        <w:tc>
+          <w:tcPr>
+            <w:tcW w:w="1100" w:type="dxa"/>
+          </w:tcPr>
+          <w:p>
+            <w:pPr>
+              <w:rPr>
+                <w:sz w:val="20"/>
+                <w:szCs w:val="20"/>
+              </w:rPr>
+            </w:pPr>
+            <w:r>
+              <w:rPr>
+                <w:sz w:val="20"/>
+                <w:szCs w:val="20"/>
+              </w:rPr>
+              <w:t xml:space="preserve">2 </w:t>
+            </w:r>
+          </w:p>
+        </w:tc>
+        <w:tc>
+          <w:tcPr>
+            <w:tcW w:w="1315" w:type="dxa"/>
+          </w:tcPr>
+          <w:p>
+            <w:pPr>
+              <w:rPr>
+                <w:sz w:val="20"/>
+                <w:szCs w:val="20"/>
+              </w:rPr>
+            </w:pPr>
+            <w:r>
+              <w:rPr>
+                <w:sz w:val="20"/>
+                <w:szCs w:val="20"/>
+              </w:rPr>
+              <w:t>−</w:t>
+            </w:r>
+            <w:r>
+              <w:rPr>
+                <w:sz w:val="20"/>
+                <w:szCs w:val="20"/>
+                <w:lang w:val="ru-RU"/>
+              </w:rPr>
+              <w:t xml:space="preserve"> / Ошибка</w:t>
+            </w:r>
+          </w:p>
+        </w:tc>
+        <w:tc>
+          <w:tcPr>
+            <w:tcW w:w="3116" w:type="dxa"/>
+            <w:shd w:val="clear" w:color="auto" w:fill="EAF1DD" w:themeFill="accent3" w:themeFillTint="33"/>
+          </w:tcPr>
+          <w:p>
+            <w:pPr>
+              <w:rPr>
+                <w:sz w:val="20"/>
+                <w:szCs w:val="20"/>
+              </w:rPr>
+            </w:pPr>
+            <w:proofErr w:type="spellStart"/>
+            <w:r>
+              <w:rPr>
+                <w:sz w:val="20"/>
+                <w:szCs w:val="20"/>
+              </w:rPr>
+              <w:t>Совпадает</w:t>
+            </w:r>
+            <w:proofErr w:type="spellEnd"/>
+          </w:p>
+        </w:tc>
+      </w:tr>
+      <w:tr>
+        <w:tc>
+          <w:tcPr>
+            <w:tcW w:w="3408" w:type="dxa"/>
+          </w:tcPr>
+          <w:p>
+            <w:pPr>
+              <w:rPr>
+                <w:sz w:val="20"/>
+                <w:szCs w:val="20"/>
+                <w:lang w:val="ru-RU"/>
+              </w:rPr>
+            </w:pPr>
+            <w:r>
+              <w:rPr>
+                <w:sz w:val="20"/>
+                <w:szCs w:val="20"/>
+                <w:lang w:val="ru-RU"/>
+              </w:rPr>
+              <w:t xml:space="preserve">8. Отметьте причину церковного раскола в </w:t>
+            </w:r>
+            <w:r>
+              <w:rPr>
+                <w:sz w:val="20"/>
+                <w:szCs w:val="20"/>
+              </w:rPr>
+              <w:t>XVII</w:t>
+            </w:r>
+            <w:r>
+              <w:rPr>
+                <w:sz w:val="20"/>
+                <w:szCs w:val="20"/>
+                <w:lang w:val="ru-RU"/>
+              </w:rPr>
+              <w:t xml:space="preserve"> в.</w:t>
+            </w:r>
+          </w:p>
+        </w:tc>
+        <w:tc>
+          <w:tcPr>
+            <w:tcW w:w="1803" w:type="dxa"/>
+          </w:tcPr>
+          <w:p>
+            <w:pPr>
+              <w:rPr>
+                <w:sz w:val="20"/>
+                <w:szCs w:val="20"/>
+              </w:rPr>
+            </w:pPr>
+            <w:r>
+              <w:rPr>
+                <w:sz w:val="20"/>
+                <w:szCs w:val="20"/>
+              </w:rPr>
+              <w:t xml:space="preserve">4 </w:t>
+            </w:r>
+            <w:r>
+              <w:rPr>
+                <w:sz w:val="20"/>
+                <w:szCs w:val="20"/>
+                <w:lang w:val="ru-RU"/>
+              </w:rPr>
+              <w:t xml:space="preserve">/ </w:t>
+            </w:r>
+            <w:r>
+              <w:rPr>
+                <w:sz w:val="20"/>
+                <w:szCs w:val="20"/>
+                <w:lang w:val="ru-RU"/>
+              </w:rPr>
+              <w:t>У</w:t>
+            </w:r>
+            <w:proofErr w:type="spellStart"/>
+            <w:r>
+              <w:rPr>
+                <w:sz w:val="20"/>
+                <w:szCs w:val="20"/>
+              </w:rPr>
+              <w:t>нификация</w:t>
+            </w:r>
+            <w:proofErr w:type="spellEnd"/>
+            <w:r>
+              <w:rPr>
+                <w:sz w:val="20"/>
+                <w:szCs w:val="20"/>
+              </w:rPr>
+              <w:t xml:space="preserve"> </w:t>
+            </w:r>
+            <w:proofErr w:type="spellStart"/>
+            <w:r>
+              <w:rPr>
+                <w:sz w:val="20"/>
+                <w:szCs w:val="20"/>
+              </w:rPr>
+              <w:t>книг</w:t>
+            </w:r>
+            <w:proofErr w:type="spellEnd"/>
+            <w:r>
+              <w:rPr>
+                <w:sz w:val="20"/>
+                <w:szCs w:val="20"/>
+              </w:rPr>
+              <w:t xml:space="preserve"> и </w:t>
+            </w:r>
+            <w:proofErr w:type="spellStart"/>
+            <w:r>
+              <w:rPr>
+                <w:sz w:val="20"/>
+                <w:szCs w:val="20"/>
+              </w:rPr>
+              <w:t>обрядов</w:t>
+            </w:r>
+            <w:proofErr w:type="spellEnd"/>
+          </w:p>
+        </w:tc>
+        <w:tc>
+          <w:tcPr>
+            <w:tcW w:w="1100" w:type="dxa"/>
+          </w:tcPr>
+          <w:p>
+            <w:pPr>
+              <w:rPr>
+                <w:sz w:val="20"/>
+                <w:szCs w:val="20"/>
+              </w:rPr>
+            </w:pPr>
+            <w:r>
+              <w:rPr>
+                <w:sz w:val="20"/>
+                <w:szCs w:val="20"/>
+              </w:rPr>
+              <w:t>1</w:t>
+            </w:r>
+          </w:p>
+        </w:tc>
+        <w:tc>
+          <w:tcPr>
+            <w:tcW w:w="1315" w:type="dxa"/>
+          </w:tcPr>
+          <w:p>
+            <w:pPr>
+              <w:rPr>
+                <w:sz w:val="20"/>
+                <w:szCs w:val="20"/>
+              </w:rPr>
+            </w:pPr>
+            <w:r>
+              <w:rPr>
+                <w:sz w:val="20"/>
+                <w:szCs w:val="20"/>
+              </w:rPr>
+              <w:t>−</w:t>
+            </w:r>
+            <w:r>
+              <w:rPr>
+                <w:sz w:val="20"/>
+                <w:szCs w:val="20"/>
+                <w:lang w:val="ru-RU"/>
+              </w:rPr>
+              <w:t xml:space="preserve"> / Ошибка</w:t>
+            </w:r>
+          </w:p>
+        </w:tc>
+        <w:tc>
+          <w:tcPr>
+            <w:tcW w:w="3116" w:type="dxa"/>
+            <w:shd w:val="clear" w:color="auto" w:fill="EAF1DD" w:themeFill="accent3" w:themeFillTint="33"/>
+          </w:tcPr>
+          <w:p>
+            <w:pPr>
+              <w:rPr>
+                <w:sz w:val="20"/>
+                <w:szCs w:val="20"/>
+              </w:rPr>
+            </w:pPr>
+            <w:proofErr w:type="spellStart"/>
+            <w:r>
+              <w:rPr>
+                <w:sz w:val="20"/>
+                <w:szCs w:val="20"/>
+              </w:rPr>
+              <w:t>Совпадает</w:t>
+            </w:r>
+            <w:proofErr w:type="spellEnd"/>
+          </w:p>
+        </w:tc>
+      </w:tr>
+      <w:tr>
+        <w:tc>
+          <w:tcPr>
+            <w:tcW w:w="3408" w:type="dxa"/>
+            <w:shd w:val="clear" w:color="auto" w:fill="EAF1DD" w:themeFill="accent3" w:themeFillTint="33"/>
+          </w:tcPr>
+          <w:p>
+            <w:pPr>
+              <w:rPr>
+                <w:sz w:val="20"/>
+                <w:szCs w:val="20"/>
+                <w:lang w:val="ru-RU"/>
+              </w:rPr>
+            </w:pPr>
+            <w:r>
+              <w:rPr>
+                <w:color w:val="A02C24"/>
+                <w:sz w:val="20"/>
+                <w:szCs w:val="20"/>
+                <w:lang w:val="ru-RU"/>
+              </w:rPr>
+              <w:t>9. Как звали землепроходца, который в 1648 г. прошёл проливом между Азией и Америкой?</w:t>
+            </w:r>
+          </w:p>
+        </w:tc>
+        <w:tc>
+          <w:tcPr>
+            <w:tcW w:w="1803" w:type="dxa"/>
+            <w:shd w:val="clear" w:color="auto" w:fill="EAF1DD" w:themeFill="accent3" w:themeFillTint="33"/>
+          </w:tcPr>
+          <w:p>
+            <w:pPr>
+              <w:rPr>
+                <w:sz w:val="20"/>
+                <w:szCs w:val="20"/>
+              </w:rPr>
+            </w:pPr>
+            <w:r>
+              <w:rPr>
+                <w:color w:val="A02C24"/>
+                <w:sz w:val="20"/>
+                <w:szCs w:val="20"/>
+              </w:rPr>
+              <w:t xml:space="preserve">1 </w:t>
+            </w:r>
+            <w:r>
+              <w:rPr>
+                <w:color w:val="A02C24"/>
+                <w:sz w:val="20"/>
+                <w:szCs w:val="20"/>
+                <w:lang w:val="ru-RU"/>
+              </w:rPr>
+              <w:t xml:space="preserve">/ </w:t>
+            </w:r>
+            <w:proofErr w:type="spellStart"/>
+            <w:r>
+              <w:rPr>
+                <w:color w:val="A02C24"/>
+                <w:sz w:val="20"/>
+                <w:szCs w:val="20"/>
+              </w:rPr>
+              <w:t>Дежнёв</w:t>
+            </w:r>
+            <w:proofErr w:type="spellEnd"/>
+          </w:p>
+        </w:tc>
+        <w:tc>
+          <w:tcPr>
+            <w:tcW w:w="1100" w:type="dxa"/>
+            <w:shd w:val="clear" w:color="auto" w:fill="EAF1DD" w:themeFill="accent3" w:themeFillTint="33"/>
+          </w:tcPr>
+          <w:p>
+            <w:pPr>
+              <w:rPr>
+                <w:sz w:val="20"/>
+                <w:szCs w:val="20"/>
+              </w:rPr>
+            </w:pPr>
+            <w:r>
+              <w:rPr>
+                <w:color w:val="A02C24"/>
+                <w:sz w:val="20"/>
+                <w:szCs w:val="20"/>
+              </w:rPr>
+              <w:t>1</w:t>
+            </w:r>
+          </w:p>
+        </w:tc>
+        <w:tc>
+          <w:tcPr>
+            <w:tcW w:w="1315" w:type="dxa"/>
+            <w:shd w:val="clear" w:color="auto" w:fill="EAF1DD" w:themeFill="accent3" w:themeFillTint="33"/>
+          </w:tcPr>
+          <w:p>
+            <w:pPr>
+              <w:rPr>
+                <w:sz w:val="20"/>
+                <w:szCs w:val="20"/>
+                <w:lang w:val="ru-RU"/>
+              </w:rPr>
+            </w:pPr>
+            <w:r>
+              <w:rPr>
+                <w:sz w:val="20"/>
+                <w:szCs w:val="20"/>
+              </w:rPr>
+              <w:t>−</w:t>
+            </w:r>
+            <w:r>
+              <w:rPr>
+                <w:sz w:val="20"/>
+                <w:szCs w:val="20"/>
                 <w:lang w:val="ru-RU"/>
               </w:rPr>
               <w:t xml:space="preserve"> / Ошибка</w:t>
@@ -1321,12 +1686,16 @@
             <w:pPr>
               <w:rPr>
                 <w:color w:val="FFFFFF" w:themeColor="background1"/>
+                <w:sz w:val="20"/>
+                <w:szCs w:val="20"/>
                 <w:lang w:val="ru-RU"/>
               </w:rPr>
             </w:pPr>
             <w:r>
               <w:rPr>
                 <w:color w:val="FFFFFF" w:themeColor="background1"/>
+                <w:sz w:val="20"/>
+                <w:szCs w:val="20"/>
                 <w:lang w:val="ru-RU"/>
               </w:rPr>
               <w:t xml:space="preserve">КРИТИЧЕСКТЕ </w:t>
@@ -1334,6 +1703,8 @@
             <w:r>
               <w:rPr>
                 <w:color w:val="FFFFFF" w:themeColor="background1"/>
+                <w:sz w:val="20"/>
+                <w:szCs w:val="20"/>
                 <w:lang w:val="ru-RU"/>
               </w:rPr>
               <w:t>РАСХОЖДЕНИЕ</w:t>
@@ -1341,6 +1712,8 @@
             <w:r>
               <w:rPr>
                 <w:color w:val="FFFFFF" w:themeColor="background1"/>
+                <w:sz w:val="20"/>
+                <w:szCs w:val="20"/>
                 <w:lang w:val="ru-RU"/>
               </w:rPr>
               <w:t>!</w:t>
@@ -1350,12 +1723,16 @@
             <w:pPr>
               <w:rPr>
                 <w:color w:val="FFFFFF" w:themeColor="background1"/>
+                <w:sz w:val="20"/>
+                <w:szCs w:val="20"/>
                 <w:lang w:val="ru-RU"/>
               </w:rPr>
             </w:pPr>
             <w:r>
               <w:rPr>
                 <w:color w:val="FFFFFF" w:themeColor="background1"/>
+                <w:sz w:val="20"/>
+                <w:szCs w:val="20"/>
                 <w:lang w:val="ru-RU"/>
               </w:rPr>
               <w:t xml:space="preserve">Ответ «1» </w:t>
@@ -1363,6 +1740,8 @@
             <w:r>
               <w:rPr>
                 <w:color w:val="FFFFFF" w:themeColor="background1"/>
+                <w:sz w:val="20"/>
+                <w:szCs w:val="20"/>
                 <w:lang w:val="ru-RU"/>
               </w:rPr>
               <w:t>-</w:t>
@@ -1370,6 +1749,8 @@
             <w:r>
               <w:rPr>
                 <w:color w:val="FFFFFF" w:themeColor="background1"/>
+                <w:sz w:val="20"/>
+                <w:szCs w:val="20"/>
                 <w:lang w:val="ru-RU"/>
               </w:rPr>
               <w:t xml:space="preserve"> правильный ответ (</w:t>
@@ -1377,6 +1758,8 @@
             <w:r>
               <w:rPr>
                 <w:color w:val="FFFFFF" w:themeColor="background1"/>
+                <w:sz w:val="20"/>
+                <w:szCs w:val="20"/>
                 <w:lang w:val="ru-RU"/>
               </w:rPr>
               <w:t xml:space="preserve">1 / </w:t>
@@ -1384,6 +1767,8 @@
             <w:r>
               <w:rPr>
                 <w:color w:val="FFFFFF" w:themeColor="background1"/>
+                <w:sz w:val="20"/>
+                <w:szCs w:val="20"/>
                 <w:lang w:val="ru-RU"/>
               </w:rPr>
               <w:t xml:space="preserve">Дежнёв) </w:t>
@@ -1391,6 +1776,8 @@
             <w:r>
               <w:rPr>
                 <w:color w:val="FFFFFF" w:themeColor="background1"/>
+                <w:sz w:val="20"/>
+                <w:szCs w:val="20"/>
                 <w:lang w:val="ru-RU"/>
               </w:rPr>
               <w:t>На</w:t>
@@ -1398,6 +1785,8 @@
             <w:r>
               <w:rPr>
                 <w:color w:val="FFFFFF" w:themeColor="background1"/>
+                <w:sz w:val="20"/>
+                <w:szCs w:val="20"/>
                 <w:lang w:val="ru-RU"/>
               </w:rPr>
               <w:t xml:space="preserve"> листе стоит</w:t>
@@ -1405,25 +1794,25 @@
             <w:r>
               <w:rPr>
                 <w:color w:val="FFFFFF" w:themeColor="background1"/>
+                <w:sz w:val="20"/>
+                <w:szCs w:val="20"/>
                 <w:lang w:val="ru-RU"/>
               </w:rPr>
               <w:t xml:space="preserve"> </w:t>
             </w:r>
             <w:r>
               <w:rPr>
-                <w:lang w:val="ru-RU"/>
-              </w:rPr>
-              <w:t>−</w:t>
-            </w:r>
-            <w:r>
-              <w:rPr>
-                <w:lang w:val="ru-RU"/>
-              </w:rPr>
-              <w:t xml:space="preserve"> / Ошибка</w:t>
+                <w:sz w:val="20"/>
+                <w:szCs w:val="20"/>
+                <w:lang w:val="ru-RU"/>
+              </w:rPr>
+              <w:t>− / Ошибка</w:t>
             </w:r>
             <w:r>
               <w:rPr>
                 <w:color w:val="FFFFFF" w:themeColor="background1"/>
+                <w:sz w:val="20"/>
+                <w:szCs w:val="20"/>
                 <w:lang w:val="ru-RU"/>
               </w:rPr>
               <w:t xml:space="preserve">. </w:t>
@@ -1431,6 +1820,8 @@
             <w:r>
               <w:rPr>
                 <w:color w:val="FFFFFF" w:themeColor="background1"/>
+                <w:sz w:val="20"/>
+                <w:szCs w:val="20"/>
                 <w:lang w:val="ru-RU"/>
               </w:rPr>
               <w:t>Ответ засчитан</w:t>
@@ -1438,6 +1829,8 @@
             <w:r>
               <w:rPr>
                 <w:color w:val="FFFFFF" w:themeColor="background1"/>
+                <w:sz w:val="20"/>
+                <w:szCs w:val="20"/>
                 <w:lang w:val="ru-RU"/>
               </w:rPr>
               <w:t xml:space="preserve"> проверяющим</w:t>
@@ -1445,6 +1838,8 @@
             <w:r>
               <w:rPr>
                 <w:color w:val="FFFFFF" w:themeColor="background1"/>
+                <w:sz w:val="20"/>
+                <w:szCs w:val="20"/>
                 <w:lang w:val="ru-RU"/>
               </w:rPr>
               <w:t>, как ошибка!</w:t>
@@ -1453,67 +1848,84 @@
         </w:tc>
       </w:tr>
       <w:tr>
-        <w:trPr>
-          <w:jc w:val="center"/>
-        </w:trPr>
         <w:tc>
           <w:tcPr>
             <w:tcW w:w="3408" w:type="dxa"/>
           </w:tcPr>
           <w:p>
-            <w:r>
-              <w:t xml:space="preserve">10. </w:t>
-            </w:r>
-            <w:proofErr w:type="spellStart"/>
-            <w:r>
-              <w:t>Положение</w:t>
-            </w:r>
-            <w:proofErr w:type="spellEnd"/>
-            <w:r>
-              <w:t xml:space="preserve"> </w:t>
-            </w:r>
-            <w:proofErr w:type="spellStart"/>
-            <w:r>
-              <w:t>Соборного</w:t>
-            </w:r>
-            <w:proofErr w:type="spellEnd"/>
-            <w:r>
-              <w:t xml:space="preserve"> </w:t>
-            </w:r>
-            <w:proofErr w:type="spellStart"/>
-            <w:r>
-              <w:t>уложения</w:t>
-            </w:r>
-            <w:proofErr w:type="spellEnd"/>
-            <w:r>
-              <w:t xml:space="preserve"> 1649</w:t>
+            <w:pPr>
+              <w:rPr>
+                <w:sz w:val="20"/>
+                <w:szCs w:val="20"/>
+                <w:lang w:val="ru-RU"/>
+              </w:rPr>
+            </w:pPr>
+            <w:r>
+              <w:rPr>
+                <w:sz w:val="20"/>
+                <w:szCs w:val="20"/>
+                <w:lang w:val="ru-RU"/>
+              </w:rPr>
+              <w:t>10. Какое положение содержало Соборное уложение 1649 г.?</w:t>
             </w:r>
           </w:p>
         </w:tc>
         <w:tc>
           <w:tcPr>
-            <w:tcW w:w="1950" w:type="dxa"/>
+            <w:tcW w:w="1803" w:type="dxa"/>
           </w:tcPr>
           <w:p>
-            <w:r>
+            <w:pPr>
+              <w:rPr>
+                <w:sz w:val="20"/>
+                <w:szCs w:val="20"/>
+              </w:rPr>
+            </w:pPr>
+            <w:r>
+              <w:rPr>
+                <w:sz w:val="20"/>
+                <w:szCs w:val="20"/>
+              </w:rPr>
               <w:t xml:space="preserve">1 </w:t>
             </w:r>
             <w:r>
               <w:rPr>
+                <w:sz w:val="20"/>
+                <w:szCs w:val="20"/>
                 <w:lang w:val="ru-RU"/>
               </w:rPr>
               <w:t xml:space="preserve">/ </w:t>
             </w:r>
+            <w:r>
+              <w:rPr>
+                <w:sz w:val="20"/>
+                <w:szCs w:val="20"/>
+                <w:lang w:val="ru-RU"/>
+              </w:rPr>
+              <w:t>Б</w:t>
+            </w:r>
             <w:proofErr w:type="spellStart"/>
             <w:r>
-              <w:t>бессрочный</w:t>
+              <w:rPr>
+                <w:sz w:val="20"/>
+                <w:szCs w:val="20"/>
+              </w:rPr>
+              <w:t>ессрочный</w:t>
             </w:r>
             <w:proofErr w:type="spellEnd"/>
             <w:r>
+              <w:rPr>
+                <w:sz w:val="20"/>
+                <w:szCs w:val="20"/>
+              </w:rPr>
               <w:t xml:space="preserve"> </w:t>
             </w:r>
             <w:proofErr w:type="spellStart"/>
             <w:r>
+              <w:rPr>
+                <w:sz w:val="20"/>
+                <w:szCs w:val="20"/>
+              </w:rPr>
               <w:t>сыск</w:t>
             </w:r>
             <w:proofErr w:type="spellEnd"/>
@@ -1521,10 +1933,20 @@
         </w:tc>
         <w:tc>
           <w:tcPr>
-            <w:tcW w:w="953" w:type="dxa"/>
+            <w:tcW w:w="1100" w:type="dxa"/>
           </w:tcPr>
           <w:p>
-            <w:r>
+            <w:pPr>
+              <w:rPr>
+                <w:sz w:val="20"/>
+                <w:szCs w:val="20"/>
+              </w:rPr>
+            </w:pPr>
+            <w:r>
+              <w:rPr>
+                <w:sz w:val="20"/>
+                <w:szCs w:val="20"/>
+              </w:rPr>
               <w:t>3</w:t>
             </w:r>
           </w:p>
@@ -1534,122 +1956,26 @@
             <w:tcW w:w="1315" w:type="dxa"/>
           </w:tcPr>
           <w:p>
-            <w:r>
+            <w:pPr>
+              <w:rPr>
+                <w:sz w:val="20"/>
+                <w:szCs w:val="20"/>
+              </w:rPr>
+            </w:pPr>
+            <w:r>
+              <w:rPr>
+                <w:sz w:val="20"/>
+                <w:szCs w:val="20"/>
+              </w:rPr>
               <w:t>−</w:t>
             </w:r>
             <w:r>
               <w:rPr>
+                <w:sz w:val="20"/>
+                <w:szCs w:val="20"/>
                 <w:lang w:val="ru-RU"/>
               </w:rPr>
               <w:t xml:space="preserve"> / Ошибка</w:t>
-            </w:r>
-          </w:p>
-        </w:tc>
-        <w:tc>
-          <w:tcPr>
-            <w:tcW w:w="3116" w:type="dxa"/>
-            <w:shd w:val="clear" w:color="auto" w:fill="EAF1DD" w:themeFill="accent3" w:themeFillTint="33"/>
-          </w:tcPr>
-          <w:p>
-            <w:proofErr w:type="spellStart"/>
-            <w:r>
-              <w:t>Совпадает</w:t>
-            </w:r>
-            <w:proofErr w:type="spellEnd"/>
-          </w:p>
-        </w:tc>
-      </w:tr>
-      <w:tr>
-        <w:trPr>
-          <w:jc w:val="center"/>
-        </w:trPr>
-        <w:tc>
-          <w:tcPr>
-            <w:tcW w:w="3408" w:type="dxa"/>
-            <w:shd w:val="clear" w:color="auto" w:fill="EAF1DD" w:themeFill="accent3" w:themeFillTint="33"/>
-          </w:tcPr>
-          <w:p>
-            <w:r>
-              <w:t xml:space="preserve">11. </w:t>
-            </w:r>
-            <w:proofErr w:type="spellStart"/>
-            <w:r>
-              <w:t>Глава</w:t>
-            </w:r>
-            <w:proofErr w:type="spellEnd"/>
-            <w:r>
-              <w:t xml:space="preserve"> </w:t>
-            </w:r>
-            <w:proofErr w:type="spellStart"/>
-            <w:r>
-              <w:t>Второго</w:t>
-            </w:r>
-            <w:proofErr w:type="spellEnd"/>
-            <w:r>
-              <w:t xml:space="preserve"> </w:t>
-            </w:r>
-            <w:proofErr w:type="spellStart"/>
-            <w:r>
-              <w:t>ополчения</w:t>
-            </w:r>
-            <w:proofErr w:type="spellEnd"/>
-          </w:p>
-        </w:tc>
-        <w:tc>
-          <w:tcPr>
-            <w:tcW w:w="1950" w:type="dxa"/>
-            <w:shd w:val="clear" w:color="auto" w:fill="EAF1DD" w:themeFill="accent3" w:themeFillTint="33"/>
-          </w:tcPr>
-          <w:p>
-            <w:r>
-              <w:t xml:space="preserve">3 </w:t>
-            </w:r>
-            <w:r>
-              <w:rPr>
-                <w:lang w:val="ru-RU"/>
-              </w:rPr>
-              <w:t xml:space="preserve">/ </w:t>
-            </w:r>
-            <w:proofErr w:type="spellStart"/>
-            <w:r>
-              <w:t>Пожарский</w:t>
-            </w:r>
-            <w:proofErr w:type="spellEnd"/>
-          </w:p>
-        </w:tc>
-        <w:tc>
-          <w:tcPr>
-            <w:tcW w:w="953" w:type="dxa"/>
-            <w:shd w:val="clear" w:color="auto" w:fill="EAF1DD" w:themeFill="accent3" w:themeFillTint="33"/>
-          </w:tcPr>
-          <w:p>
-            <w:pPr>
-              <w:rPr>
-                <w:lang w:val="ru-RU"/>
-              </w:rPr>
-            </w:pPr>
-            <w:r>
-              <w:rPr>
-                <w:lang w:val="ru-RU"/>
-              </w:rPr>
-              <w:t>3</w:t>
-            </w:r>
-          </w:p>
-        </w:tc>
-        <w:tc>
-          <w:tcPr>
-            <w:tcW w:w="1315" w:type="dxa"/>
-            <w:shd w:val="clear" w:color="auto" w:fill="EAF1DD" w:themeFill="accent3" w:themeFillTint="33"/>
-          </w:tcPr>
-          <w:p>
-            <w:r>
-              <w:t>+</w:t>
-            </w:r>
-            <w:r>
-              <w:rPr>
-                <w:lang w:val="ru-RU"/>
-              </w:rPr>
-              <w:t xml:space="preserve"> / Верно</w:t>
             </w:r>
           </w:p>
         </w:tc>
@@ -1661,127 +1987,133 @@
           <w:p>
             <w:pPr>
               <w:rPr>
-                <w:lang w:val="ru-RU"/>
+                <w:sz w:val="20"/>
+                <w:szCs w:val="20"/>
               </w:rPr>
             </w:pPr>
-            <w:r>
-              <w:rPr>
-                <w:lang w:val="ru-RU"/>
-              </w:rPr>
-              <w:t>С</w:t>
-            </w:r>
-            <w:r>
-              <w:rPr>
-                <w:lang w:val="ru-RU"/>
-              </w:rPr>
-              <w:t xml:space="preserve">овпадает </w:t>
-            </w:r>
+            <w:proofErr w:type="spellStart"/>
+            <w:r>
+              <w:rPr>
+                <w:sz w:val="20"/>
+                <w:szCs w:val="20"/>
+              </w:rPr>
+              <w:t>Совпадает</w:t>
+            </w:r>
+            <w:proofErr w:type="spellEnd"/>
           </w:p>
         </w:tc>
       </w:tr>
       <w:tr>
-        <w:trPr>
-          <w:jc w:val="center"/>
-        </w:trPr>
         <w:tc>
           <w:tcPr>
             <w:tcW w:w="3408" w:type="dxa"/>
+            <w:shd w:val="clear" w:color="auto" w:fill="EAF1DD" w:themeFill="accent3" w:themeFillTint="33"/>
           </w:tcPr>
           <w:p>
-            <w:r>
-              <w:t xml:space="preserve">12. </w:t>
+            <w:pPr>
+              <w:rPr>
+                <w:sz w:val="20"/>
+                <w:szCs w:val="20"/>
+                <w:lang w:val="ru-RU"/>
+              </w:rPr>
+            </w:pPr>
+            <w:r>
+              <w:rPr>
+                <w:sz w:val="20"/>
+                <w:szCs w:val="20"/>
+                <w:lang w:val="ru-RU"/>
+              </w:rPr>
+              <w:t>11. Кто был главой Второго ополчения в 1611–1612 гг.?</w:t>
+            </w:r>
+          </w:p>
+        </w:tc>
+        <w:tc>
+          <w:tcPr>
+            <w:tcW w:w="1803" w:type="dxa"/>
+            <w:shd w:val="clear" w:color="auto" w:fill="EAF1DD" w:themeFill="accent3" w:themeFillTint="33"/>
+          </w:tcPr>
+          <w:p>
+            <w:pPr>
+              <w:rPr>
+                <w:sz w:val="20"/>
+                <w:szCs w:val="20"/>
+              </w:rPr>
+            </w:pPr>
+            <w:r>
+              <w:rPr>
+                <w:sz w:val="20"/>
+                <w:szCs w:val="20"/>
+              </w:rPr>
+              <w:t xml:space="preserve">3 </w:t>
+            </w:r>
+            <w:r>
+              <w:rPr>
+                <w:sz w:val="20"/>
+                <w:szCs w:val="20"/>
+                <w:lang w:val="ru-RU"/>
+              </w:rPr>
+              <w:t xml:space="preserve">/ </w:t>
             </w:r>
             <w:proofErr w:type="spellStart"/>
             <w:r>
-              <w:t>Итоги</w:t>
-            </w:r>
-            <w:proofErr w:type="spellEnd"/>
-            <w:r>
-              <w:t xml:space="preserve"> </w:t>
-            </w:r>
-            <w:proofErr w:type="spellStart"/>
-            <w:r>
-              <w:t>Смоленской</w:t>
-            </w:r>
-            <w:proofErr w:type="spellEnd"/>
-            <w:r>
-              <w:t xml:space="preserve"> </w:t>
-            </w:r>
-            <w:proofErr w:type="spellStart"/>
-            <w:r>
-              <w:t>войны</w:t>
+              <w:rPr>
+                <w:sz w:val="20"/>
+                <w:szCs w:val="20"/>
+              </w:rPr>
+              <w:t>Пожарский</w:t>
             </w:r>
             <w:proofErr w:type="spellEnd"/>
           </w:p>
         </w:tc>
         <w:tc>
           <w:tcPr>
-            <w:tcW w:w="1950" w:type="dxa"/>
+            <w:tcW w:w="1100" w:type="dxa"/>
+            <w:shd w:val="clear" w:color="auto" w:fill="EAF1DD" w:themeFill="accent3" w:themeFillTint="33"/>
           </w:tcPr>
           <w:p>
-            <w:r>
-              <w:t xml:space="preserve">2 </w:t>
-            </w:r>
-            <w:r>
-              <w:rPr>
-                <w:lang w:val="ru-RU"/>
-              </w:rPr>
-              <w:t xml:space="preserve">/ </w:t>
-            </w:r>
-            <w:proofErr w:type="spellStart"/>
-            <w:r>
-              <w:t>отказ</w:t>
-            </w:r>
-            <w:proofErr w:type="spellEnd"/>
-            <w:r>
-              <w:t xml:space="preserve"> </w:t>
-            </w:r>
-            <w:proofErr w:type="spellStart"/>
-            <w:r>
-              <w:t>Владислава</w:t>
-            </w:r>
-            <w:proofErr w:type="spellEnd"/>
-            <w:r>
-              <w:t xml:space="preserve"> </w:t>
-            </w:r>
-            <w:proofErr w:type="spellStart"/>
-            <w:r>
-              <w:t>от</w:t>
-            </w:r>
-            <w:proofErr w:type="spellEnd"/>
-            <w:r>
-              <w:t xml:space="preserve"> </w:t>
-            </w:r>
-            <w:proofErr w:type="spellStart"/>
-            <w:r>
-              <w:t>претензий</w:t>
-            </w:r>
-            <w:proofErr w:type="spellEnd"/>
-          </w:p>
-        </w:tc>
-        <w:tc>
-          <w:tcPr>
-            <w:tcW w:w="953" w:type="dxa"/>
-          </w:tcPr>
-          <w:p>
-            <w:r>
-              <w:t>1</w:t>
+            <w:pPr>
+              <w:rPr>
+                <w:sz w:val="20"/>
+                <w:szCs w:val="20"/>
+                <w:lang w:val="ru-RU"/>
+              </w:rPr>
+            </w:pPr>
+            <w:r>
+              <w:rPr>
+                <w:sz w:val="20"/>
+                <w:szCs w:val="20"/>
+                <w:lang w:val="ru-RU"/>
+              </w:rPr>
+              <w:t>3</w:t>
             </w:r>
           </w:p>
         </w:tc>
         <w:tc>
           <w:tcPr>
             <w:tcW w:w="1315" w:type="dxa"/>
+            <w:shd w:val="clear" w:color="auto" w:fill="EAF1DD" w:themeFill="accent3" w:themeFillTint="33"/>
           </w:tcPr>
           <w:p>
-            <w:r>
-              <w:t>−</w:t>
-            </w:r>
-            <w:r>
-              <w:rPr>
-                <w:lang w:val="ru-RU"/>
-              </w:rPr>
-              <w:t xml:space="preserve"> / Ошибка</w:t>
+            <w:pPr>
+              <w:rPr>
+                <w:sz w:val="20"/>
+                <w:szCs w:val="20"/>
+              </w:rPr>
+            </w:pPr>
+            <w:r>
+              <w:rPr>
+                <w:sz w:val="20"/>
+                <w:szCs w:val="20"/>
+              </w:rPr>
+              <w:t>+</w:t>
+            </w:r>
+            <w:r>
+              <w:rPr>
+                <w:sz w:val="20"/>
+                <w:szCs w:val="20"/>
+                <w:lang w:val="ru-RU"/>
+              </w:rPr>
+              <w:t xml:space="preserve"> / Верно</w:t>
             </w:r>
           </w:p>
         </w:tc>
@@ -1791,77 +2123,157 @@
             <w:shd w:val="clear" w:color="auto" w:fill="EAF1DD" w:themeFill="accent3" w:themeFillTint="33"/>
           </w:tcPr>
           <w:p>
-            <w:proofErr w:type="spellStart"/>
-            <w:r>
-              <w:t>Совпадает</w:t>
-            </w:r>
-            <w:proofErr w:type="spellEnd"/>
+            <w:pPr>
+              <w:rPr>
+                <w:sz w:val="20"/>
+                <w:szCs w:val="20"/>
+                <w:lang w:val="ru-RU"/>
+              </w:rPr>
+            </w:pPr>
+            <w:r>
+              <w:rPr>
+                <w:sz w:val="20"/>
+                <w:szCs w:val="20"/>
+                <w:lang w:val="ru-RU"/>
+              </w:rPr>
+              <w:t>С</w:t>
+            </w:r>
+            <w:r>
+              <w:rPr>
+                <w:sz w:val="20"/>
+                <w:szCs w:val="20"/>
+                <w:lang w:val="ru-RU"/>
+              </w:rPr>
+              <w:t xml:space="preserve">овпадает </w:t>
+            </w:r>
           </w:p>
         </w:tc>
       </w:tr>
       <w:tr>
-        <w:trPr>
-          <w:jc w:val="center"/>
-        </w:trPr>
         <w:tc>
           <w:tcPr>
             <w:tcW w:w="3408" w:type="dxa"/>
           </w:tcPr>
           <w:p>
-            <w:r>
-              <w:t xml:space="preserve">13. </w:t>
+            <w:pPr>
+              <w:rPr>
+                <w:sz w:val="20"/>
+                <w:szCs w:val="20"/>
+                <w:lang w:val="ru-RU"/>
+              </w:rPr>
+            </w:pPr>
+            <w:r>
+              <w:rPr>
+                <w:sz w:val="20"/>
+                <w:szCs w:val="20"/>
+                <w:lang w:val="ru-RU"/>
+              </w:rPr>
+              <w:t>12. Что из перечисленного относится к итогам Смоленской войны 1632–1634 гг.?</w:t>
+            </w:r>
+          </w:p>
+        </w:tc>
+        <w:tc>
+          <w:tcPr>
+            <w:tcW w:w="1803" w:type="dxa"/>
+          </w:tcPr>
+          <w:p>
+            <w:pPr>
+              <w:rPr>
+                <w:sz w:val="20"/>
+                <w:szCs w:val="20"/>
+              </w:rPr>
+            </w:pPr>
+            <w:r>
+              <w:rPr>
+                <w:sz w:val="20"/>
+                <w:szCs w:val="20"/>
+              </w:rPr>
+              <w:t xml:space="preserve">2 </w:t>
+            </w:r>
+            <w:r>
+              <w:rPr>
+                <w:sz w:val="20"/>
+                <w:szCs w:val="20"/>
+                <w:lang w:val="ru-RU"/>
+              </w:rPr>
+              <w:t xml:space="preserve">/ </w:t>
             </w:r>
             <w:proofErr w:type="spellStart"/>
             <w:r>
-              <w:t>Предприятия</w:t>
+              <w:rPr>
+                <w:sz w:val="20"/>
+                <w:szCs w:val="20"/>
+              </w:rPr>
+              <w:t>отказ</w:t>
             </w:r>
             <w:proofErr w:type="spellEnd"/>
             <w:r>
-              <w:t xml:space="preserve"> с </w:t>
+              <w:rPr>
+                <w:sz w:val="20"/>
+                <w:szCs w:val="20"/>
+              </w:rPr>
+              <w:t xml:space="preserve"> </w:t>
             </w:r>
             <w:proofErr w:type="spellStart"/>
             <w:r>
-              <w:t>разделением</w:t>
+              <w:rPr>
+                <w:sz w:val="20"/>
+                <w:szCs w:val="20"/>
+              </w:rPr>
+              <w:t>Владислава</w:t>
             </w:r>
             <w:proofErr w:type="spellEnd"/>
             <w:r>
+              <w:rPr>
+                <w:sz w:val="20"/>
+                <w:szCs w:val="20"/>
+              </w:rPr>
               <w:t xml:space="preserve"> </w:t>
             </w:r>
             <w:proofErr w:type="spellStart"/>
             <w:r>
-              <w:t>труда</w:t>
+              <w:rPr>
+                <w:sz w:val="20"/>
+                <w:szCs w:val="20"/>
+              </w:rPr>
+              <w:t>от</w:t>
+            </w:r>
+            <w:proofErr w:type="spellEnd"/>
+            <w:r>
+              <w:rPr>
+                <w:sz w:val="20"/>
+                <w:szCs w:val="20"/>
+              </w:rPr>
+              <w:t xml:space="preserve"> </w:t>
+            </w:r>
+            <w:proofErr w:type="spellStart"/>
+            <w:r>
+              <w:rPr>
+                <w:sz w:val="20"/>
+                <w:szCs w:val="20"/>
+              </w:rPr>
+              <w:t>претензий</w:t>
             </w:r>
             <w:proofErr w:type="spellEnd"/>
           </w:p>
         </w:tc>
         <w:tc>
           <w:tcPr>
-            <w:tcW w:w="1950" w:type="dxa"/>
+            <w:tcW w:w="1100" w:type="dxa"/>
           </w:tcPr>
           <w:p>
-            <w:r>
-              <w:t xml:space="preserve">1 </w:t>
-            </w:r>
-            <w:r>
-              <w:rPr>
-                <w:lang w:val="ru-RU"/>
-              </w:rPr>
-              <w:t xml:space="preserve">/ </w:t>
-            </w:r>
-            <w:proofErr w:type="spellStart"/>
-            <w:r>
-              <w:t>мануфактуры</w:t>
-            </w:r>
-            <w:proofErr w:type="spellEnd"/>
-          </w:p>
-        </w:tc>
-        <w:tc>
-          <w:tcPr>
-            <w:tcW w:w="953" w:type="dxa"/>
-          </w:tcPr>
-          <w:p>
-            <w:r>
-              <w:t>3</w:t>
+            <w:pPr>
+              <w:rPr>
+                <w:sz w:val="20"/>
+                <w:szCs w:val="20"/>
+              </w:rPr>
+            </w:pPr>
+            <w:r>
+              <w:rPr>
+                <w:sz w:val="20"/>
+                <w:szCs w:val="20"/>
+              </w:rPr>
+              <w:t>1</w:t>
             </w:r>
           </w:p>
         </w:tc>
@@ -1870,11 +2282,23 @@
             <w:tcW w:w="1315" w:type="dxa"/>
           </w:tcPr>
           <w:p>
-            <w:r>
+            <w:pPr>
+              <w:rPr>
+                <w:sz w:val="20"/>
+                <w:szCs w:val="20"/>
+              </w:rPr>
+            </w:pPr>
+            <w:r>
+              <w:rPr>
+                <w:sz w:val="20"/>
+                <w:szCs w:val="20"/>
+              </w:rPr>
               <w:t>−</w:t>
             </w:r>
             <w:r>
               <w:rPr>
+                <w:sz w:val="20"/>
+                <w:szCs w:val="20"/>
                 <w:lang w:val="ru-RU"/>
               </w:rPr>
               <w:t xml:space="preserve"> / Ошибка</w:t>
@@ -1887,8 +2311,18 @@
             <w:shd w:val="clear" w:color="auto" w:fill="EAF1DD" w:themeFill="accent3" w:themeFillTint="33"/>
           </w:tcPr>
           <w:p>
+            <w:pPr>
+              <w:rPr>
+                <w:sz w:val="20"/>
+                <w:szCs w:val="20"/>
+              </w:rPr>
+            </w:pPr>
             <w:proofErr w:type="spellStart"/>
             <w:r>
+              <w:rPr>
+                <w:sz w:val="20"/>
+                <w:szCs w:val="20"/>
+              </w:rPr>
               <w:t>Совпадает</w:t>
             </w:r>
             <w:proofErr w:type="spellEnd"/>
@@ -1896,68 +2330,229 @@
         </w:tc>
       </w:tr>
       <w:tr>
-        <w:trPr>
-          <w:jc w:val="center"/>
-        </w:trPr>
+        <w:tc>
+          <w:tcPr>
+            <w:tcW w:w="3408" w:type="dxa"/>
+          </w:tcPr>
+          <w:p>
+            <w:pPr>
+              <w:rPr>
+                <w:sz w:val="20"/>
+                <w:szCs w:val="20"/>
+                <w:lang w:val="ru-RU"/>
+              </w:rPr>
+            </w:pPr>
+            <w:r>
+              <w:rPr>
+                <w:sz w:val="20"/>
+                <w:szCs w:val="20"/>
+                <w:lang w:val="ru-RU"/>
+              </w:rPr>
+              <w:t xml:space="preserve">13. Как назывались предприятия, основанные на разделении труда и ручной ремесленной технике, появившиеся в России в </w:t>
+            </w:r>
+            <w:r>
+              <w:rPr>
+                <w:sz w:val="20"/>
+                <w:szCs w:val="20"/>
+              </w:rPr>
+              <w:t>XVII</w:t>
+            </w:r>
+            <w:r>
+              <w:rPr>
+                <w:sz w:val="20"/>
+                <w:szCs w:val="20"/>
+                <w:lang w:val="ru-RU"/>
+              </w:rPr>
+              <w:t xml:space="preserve"> в.?</w:t>
+            </w:r>
+          </w:p>
+        </w:tc>
+        <w:tc>
+          <w:tcPr>
+            <w:tcW w:w="1803" w:type="dxa"/>
+          </w:tcPr>
+          <w:p>
+            <w:pPr>
+              <w:rPr>
+                <w:sz w:val="20"/>
+                <w:szCs w:val="20"/>
+              </w:rPr>
+            </w:pPr>
+            <w:r>
+              <w:rPr>
+                <w:sz w:val="20"/>
+                <w:szCs w:val="20"/>
+              </w:rPr>
+              <w:t xml:space="preserve">1 </w:t>
+            </w:r>
+            <w:r>
+              <w:rPr>
+                <w:sz w:val="20"/>
+                <w:szCs w:val="20"/>
+                <w:lang w:val="ru-RU"/>
+              </w:rPr>
+              <w:t xml:space="preserve">/ </w:t>
+            </w:r>
+            <w:proofErr w:type="spellStart"/>
+            <w:r>
+              <w:rPr>
+                <w:sz w:val="20"/>
+                <w:szCs w:val="20"/>
+              </w:rPr>
+              <w:t>мануфактуры</w:t>
+            </w:r>
+            <w:proofErr w:type="spellEnd"/>
+          </w:p>
+        </w:tc>
+        <w:tc>
+          <w:tcPr>
+            <w:tcW w:w="1100" w:type="dxa"/>
+          </w:tcPr>
+          <w:p>
+            <w:pPr>
+              <w:rPr>
+                <w:sz w:val="20"/>
+                <w:szCs w:val="20"/>
+              </w:rPr>
+            </w:pPr>
+            <w:r>
+              <w:rPr>
+                <w:sz w:val="20"/>
+                <w:szCs w:val="20"/>
+              </w:rPr>
+              <w:t>3</w:t>
+            </w:r>
+          </w:p>
+        </w:tc>
+        <w:tc>
+          <w:tcPr>
+            <w:tcW w:w="1315" w:type="dxa"/>
+          </w:tcPr>
+          <w:p>
+            <w:pPr>
+              <w:rPr>
+                <w:sz w:val="20"/>
+                <w:szCs w:val="20"/>
+              </w:rPr>
+            </w:pPr>
+            <w:r>
+              <w:rPr>
+                <w:sz w:val="20"/>
+                <w:szCs w:val="20"/>
+              </w:rPr>
+              <w:t>−</w:t>
+            </w:r>
+            <w:r>
+              <w:rPr>
+                <w:sz w:val="20"/>
+                <w:szCs w:val="20"/>
+                <w:lang w:val="ru-RU"/>
+              </w:rPr>
+              <w:t xml:space="preserve"> / Ошибка</w:t>
+            </w:r>
+          </w:p>
+        </w:tc>
+        <w:tc>
+          <w:tcPr>
+            <w:tcW w:w="3116" w:type="dxa"/>
+            <w:shd w:val="clear" w:color="auto" w:fill="EAF1DD" w:themeFill="accent3" w:themeFillTint="33"/>
+          </w:tcPr>
+          <w:p>
+            <w:pPr>
+              <w:rPr>
+                <w:sz w:val="20"/>
+                <w:szCs w:val="20"/>
+              </w:rPr>
+            </w:pPr>
+            <w:proofErr w:type="spellStart"/>
+            <w:r>
+              <w:rPr>
+                <w:sz w:val="20"/>
+                <w:szCs w:val="20"/>
+              </w:rPr>
+              <w:t>Совпадает</w:t>
+            </w:r>
+            <w:proofErr w:type="spellEnd"/>
+          </w:p>
+        </w:tc>
+      </w:tr>
+      <w:tr>
         <w:tc>
           <w:tcPr>
             <w:tcW w:w="3408" w:type="dxa"/>
             <w:shd w:val="clear" w:color="auto" w:fill="EAF1DD" w:themeFill="accent3" w:themeFillTint="33"/>
           </w:tcPr>
           <w:p>
-            <w:r>
-              <w:t xml:space="preserve">14. </w:t>
-            </w:r>
-            <w:proofErr w:type="spellStart"/>
-            <w:r>
-              <w:t>Год</w:t>
-            </w:r>
-            <w:proofErr w:type="spellEnd"/>
-            <w:r>
-              <w:t xml:space="preserve"> </w:t>
-            </w:r>
-            <w:proofErr w:type="spellStart"/>
-            <w:r>
-              <w:t>Переяславской</w:t>
-            </w:r>
-            <w:proofErr w:type="spellEnd"/>
-            <w:r>
-              <w:t xml:space="preserve"> </w:t>
-            </w:r>
-            <w:proofErr w:type="spellStart"/>
-            <w:r>
-              <w:t>рады</w:t>
-            </w:r>
-            <w:proofErr w:type="spellEnd"/>
+            <w:pPr>
+              <w:rPr>
+                <w:sz w:val="20"/>
+                <w:szCs w:val="20"/>
+                <w:lang w:val="ru-RU"/>
+              </w:rPr>
+            </w:pPr>
+            <w:r>
+              <w:rPr>
+                <w:sz w:val="20"/>
+                <w:szCs w:val="20"/>
+                <w:lang w:val="ru-RU"/>
+              </w:rPr>
+              <w:t>14. В каком году состоялась Переяславская рада, принявшая решение о воссоединении Украины с Россией?</w:t>
+            </w:r>
           </w:p>
         </w:tc>
         <w:tc>
           <w:tcPr>
-            <w:tcW w:w="1950" w:type="dxa"/>
+            <w:tcW w:w="1803" w:type="dxa"/>
             <w:shd w:val="clear" w:color="auto" w:fill="EAF1DD" w:themeFill="accent3" w:themeFillTint="33"/>
           </w:tcPr>
           <w:p>
-            <w:r>
+            <w:pPr>
+              <w:rPr>
+                <w:sz w:val="20"/>
+                <w:szCs w:val="20"/>
+              </w:rPr>
+            </w:pPr>
+            <w:r>
+              <w:rPr>
+                <w:sz w:val="20"/>
+                <w:szCs w:val="20"/>
+              </w:rPr>
               <w:t xml:space="preserve">3 </w:t>
             </w:r>
             <w:r>
               <w:rPr>
+                <w:sz w:val="20"/>
+                <w:szCs w:val="20"/>
                 <w:lang w:val="ru-RU"/>
               </w:rPr>
               <w:t xml:space="preserve">/ </w:t>
             </w:r>
             <w:r>
+              <w:rPr>
+                <w:sz w:val="20"/>
+                <w:szCs w:val="20"/>
+              </w:rPr>
               <w:t>1654</w:t>
             </w:r>
           </w:p>
         </w:tc>
         <w:tc>
           <w:tcPr>
-            <w:tcW w:w="953" w:type="dxa"/>
+            <w:tcW w:w="1100" w:type="dxa"/>
             <w:shd w:val="clear" w:color="auto" w:fill="EAF1DD" w:themeFill="accent3" w:themeFillTint="33"/>
           </w:tcPr>
           <w:p>
-            <w:r>
+            <w:pPr>
+              <w:rPr>
+                <w:sz w:val="20"/>
+                <w:szCs w:val="20"/>
+              </w:rPr>
+            </w:pPr>
+            <w:r>
+              <w:rPr>
+                <w:sz w:val="20"/>
+                <w:szCs w:val="20"/>
+              </w:rPr>
               <w:t>3</w:t>
             </w:r>
           </w:p>
@@ -1968,11 +2563,23 @@
             <w:shd w:val="clear" w:color="auto" w:fill="EAF1DD" w:themeFill="accent3" w:themeFillTint="33"/>
           </w:tcPr>
           <w:p>
-            <w:r>
+            <w:pPr>
+              <w:rPr>
+                <w:sz w:val="20"/>
+                <w:szCs w:val="20"/>
+              </w:rPr>
+            </w:pPr>
+            <w:r>
+              <w:rPr>
+                <w:sz w:val="20"/>
+                <w:szCs w:val="20"/>
+              </w:rPr>
               <w:t>+</w:t>
             </w:r>
             <w:r>
               <w:rPr>
+                <w:sz w:val="20"/>
+                <w:szCs w:val="20"/>
                 <w:lang w:val="ru-RU"/>
               </w:rPr>
               <w:t xml:space="preserve"> / Верно</w:t>
@@ -1985,8 +2592,18 @@
             <w:shd w:val="clear" w:color="auto" w:fill="EAF1DD" w:themeFill="accent3" w:themeFillTint="33"/>
           </w:tcPr>
           <w:p>
+            <w:pPr>
+              <w:rPr>
+                <w:sz w:val="20"/>
+                <w:szCs w:val="20"/>
+              </w:rPr>
+            </w:pPr>
             <w:proofErr w:type="spellStart"/>
             <w:r>
+              <w:rPr>
+                <w:sz w:val="20"/>
+                <w:szCs w:val="20"/>
+              </w:rPr>
               <w:t>Совпадает</w:t>
             </w:r>
             <w:proofErr w:type="spellEnd"/>
@@ -1994,67 +2611,115 @@
         </w:tc>
       </w:tr>
       <w:tr>
-        <w:trPr>
-          <w:jc w:val="center"/>
-        </w:trPr>
         <w:tc>
           <w:tcPr>
             <w:tcW w:w="3408" w:type="dxa"/>
           </w:tcPr>
           <w:p>
-            <w:r>
-              <w:t xml:space="preserve">15. </w:t>
+            <w:pPr>
+              <w:rPr>
+                <w:sz w:val="20"/>
+                <w:szCs w:val="20"/>
+                <w:lang w:val="ru-RU"/>
+              </w:rPr>
+            </w:pPr>
+            <w:r>
+              <w:rPr>
+                <w:sz w:val="20"/>
+                <w:szCs w:val="20"/>
+                <w:lang w:val="ru-RU"/>
+              </w:rPr>
+              <w:t xml:space="preserve">15. Укажите имя противника церковной реформы, главу </w:t>
+            </w:r>
+            <w:r>
+              <w:rPr>
+                <w:sz w:val="20"/>
+                <w:szCs w:val="20"/>
+                <w:lang w:val="ru-RU"/>
+              </w:rPr>
+              <w:lastRenderedPageBreak/>
+              <w:t>старообрядцев.</w:t>
+            </w:r>
+          </w:p>
+        </w:tc>
+        <w:tc>
+          <w:tcPr>
+            <w:tcW w:w="1803" w:type="dxa"/>
+          </w:tcPr>
+          <w:p>
+            <w:pPr>
+              <w:rPr>
+                <w:sz w:val="20"/>
+                <w:szCs w:val="20"/>
+              </w:rPr>
+            </w:pPr>
+            <w:r>
+              <w:rPr>
+                <w:sz w:val="20"/>
+                <w:szCs w:val="20"/>
+              </w:rPr>
+              <w:lastRenderedPageBreak/>
+              <w:t xml:space="preserve">4 </w:t>
+            </w:r>
+            <w:r>
+              <w:rPr>
+                <w:sz w:val="20"/>
+                <w:szCs w:val="20"/>
+                <w:lang w:val="ru-RU"/>
+              </w:rPr>
+              <w:t xml:space="preserve">/ </w:t>
+            </w:r>
+            <w:r>
+              <w:rPr>
+                <w:sz w:val="20"/>
+                <w:szCs w:val="20"/>
+                <w:lang w:val="ru-RU"/>
+              </w:rPr>
+              <w:t>П</w:t>
             </w:r>
             <w:proofErr w:type="spellStart"/>
             <w:r>
-              <w:t>Глава</w:t>
+              <w:rPr>
+                <w:sz w:val="20"/>
+                <w:szCs w:val="20"/>
+              </w:rPr>
+              <w:t>ротопоп</w:t>
             </w:r>
             <w:proofErr w:type="spellEnd"/>
             <w:r>
+              <w:rPr>
+                <w:sz w:val="20"/>
+                <w:szCs w:val="20"/>
+              </w:rPr>
               <w:t xml:space="preserve"> </w:t>
             </w:r>
             <w:proofErr w:type="spellStart"/>
             <w:r>
-              <w:t>старообрядцев</w:t>
+              <w:rPr>
+                <w:sz w:val="20"/>
+                <w:szCs w:val="20"/>
+              </w:rPr>
+              <w:t>Аввакум</w:t>
             </w:r>
             <w:proofErr w:type="spellEnd"/>
           </w:p>
         </w:tc>
         <w:tc>
           <w:tcPr>
-            <w:tcW w:w="1950" w:type="dxa"/>
+            <w:tcW w:w="1100" w:type="dxa"/>
           </w:tcPr>
           <w:p>
-            <w:r>
-              <w:t xml:space="preserve">4 </w:t>
-            </w:r>
-            <w:r>
-              <w:rPr>
-                <w:lang w:val="ru-RU"/>
-              </w:rPr>
-              <w:t xml:space="preserve">/ </w:t>
-            </w:r>
-            <w:proofErr w:type="spellStart"/>
-            <w:r>
-              <w:t>протопоп</w:t>
-            </w:r>
-            <w:proofErr w:type="spellEnd"/>
-            <w:r>
-              <w:t xml:space="preserve"> </w:t>
-            </w:r>
-            <w:proofErr w:type="spellStart"/>
-            <w:r>
-              <w:t>Аввакум</w:t>
-            </w:r>
-            <w:proofErr w:type="spellEnd"/>
-          </w:p>
-        </w:tc>
-        <w:tc>
-          <w:tcPr>
-            <w:tcW w:w="953" w:type="dxa"/>
-          </w:tcPr>
-          <w:p>
-            <w:r>
+            <w:pPr>
+              <w:rPr>
+                <w:sz w:val="20"/>
+                <w:szCs w:val="20"/>
+              </w:rPr>
+            </w:pPr>
+            <w:r>
+              <w:rPr>
+                <w:sz w:val="20"/>
+                <w:szCs w:val="20"/>
+              </w:rPr>
               <w:t>3</w:t>
             </w:r>
           </w:p>
@@ -2064,11 +2729,23 @@
             <w:tcW w:w="1315" w:type="dxa"/>
           </w:tcPr>
           <w:p>
-            <w:r>
+            <w:pPr>
+              <w:rPr>
+                <w:sz w:val="20"/>
+                <w:szCs w:val="20"/>
+              </w:rPr>
+            </w:pPr>
+            <w:r>
+              <w:rPr>
+                <w:sz w:val="20"/>
+                <w:szCs w:val="20"/>
+              </w:rPr>
               <w:t>−</w:t>
             </w:r>
             <w:r>
               <w:rPr>
+                <w:sz w:val="20"/>
+                <w:szCs w:val="20"/>
                 <w:lang w:val="ru-RU"/>
               </w:rPr>
               <w:t xml:space="preserve"> / Ошибка</w:t>
@@ -2081,8 +2758,18 @@
             <w:shd w:val="clear" w:color="auto" w:fill="EAF1DD" w:themeFill="accent3" w:themeFillTint="33"/>
           </w:tcPr>
           <w:p>
+            <w:pPr>
+              <w:rPr>
+                <w:sz w:val="20"/>
+                <w:szCs w:val="20"/>
+              </w:rPr>
+            </w:pPr>
             <w:proofErr w:type="spellStart"/>
             <w:r>
+              <w:rPr>
+                <w:sz w:val="20"/>
+                <w:szCs w:val="20"/>
+              </w:rPr>
               <w:t>Совпадает</w:t>
             </w:r>
             <w:proofErr w:type="spellEnd"/>
@@ -2090,59 +2777,60 @@
         </w:tc>
       </w:tr>
       <w:tr>
-        <w:trPr>
-          <w:jc w:val="center"/>
-        </w:trPr>
         <w:tc>
           <w:tcPr>
             <w:tcW w:w="3408" w:type="dxa"/>
           </w:tcPr>
           <w:p>
-            <w:r>
-              <w:t xml:space="preserve">19. </w:t>
-            </w:r>
-            <w:proofErr w:type="spellStart"/>
-            <w:r>
-              <w:t>Термины</w:t>
-            </w:r>
-            <w:proofErr w:type="spellEnd"/>
-            <w:r>
-              <w:t xml:space="preserve"> (5 </w:t>
-            </w:r>
-            <w:proofErr w:type="spellStart"/>
-            <w:r>
-              <w:t>шт</w:t>
-            </w:r>
-            <w:proofErr w:type="spellEnd"/>
-            <w:r>
-              <w:t>.)</w:t>
+            <w:pPr>
+              <w:rPr>
+                <w:sz w:val="20"/>
+                <w:szCs w:val="20"/>
+                <w:lang w:val="ru-RU"/>
+              </w:rPr>
+            </w:pPr>
+            <w:r>
+              <w:rPr>
+                <w:sz w:val="20"/>
+                <w:szCs w:val="20"/>
+                <w:lang w:val="ru-RU"/>
+              </w:rPr>
+              <w:t>19. Запишите термины, о которых идёт речь.</w:t>
             </w:r>
           </w:p>
         </w:tc>
         <w:tc>
           <w:tcPr>
-            <w:tcW w:w="1950" w:type="dxa"/>
+            <w:tcW w:w="1803" w:type="dxa"/>
           </w:tcPr>
           <w:p>
             <w:pPr>
               <w:rPr>
+                <w:sz w:val="20"/>
+                <w:szCs w:val="20"/>
                 <w:lang w:val="ru-RU"/>
               </w:rPr>
             </w:pPr>
             <w:r>
               <w:rPr>
+                <w:sz w:val="20"/>
+                <w:szCs w:val="20"/>
                 <w:lang w:val="ru-RU"/>
               </w:rPr>
               <w:t xml:space="preserve">1 </w:t>
             </w:r>
             <w:r>
               <w:rPr>
+                <w:sz w:val="20"/>
+                <w:szCs w:val="20"/>
                 <w:lang w:val="ru-RU"/>
               </w:rPr>
               <w:t xml:space="preserve">/ </w:t>
             </w:r>
             <w:r>
               <w:rPr>
+                <w:sz w:val="20"/>
+                <w:szCs w:val="20"/>
                 <w:lang w:val="ru-RU"/>
               </w:rPr>
               <w:t xml:space="preserve">пожилое; </w:t>
@@ -2151,23 +2839,31 @@
           <w:p>
             <w:pPr>
               <w:rPr>
+                <w:sz w:val="20"/>
+                <w:szCs w:val="20"/>
                 <w:lang w:val="ru-RU"/>
               </w:rPr>
             </w:pPr>
             <w:r>
               <w:rPr>
+                <w:sz w:val="20"/>
+                <w:szCs w:val="20"/>
                 <w:lang w:val="ru-RU"/>
               </w:rPr>
               <w:t xml:space="preserve">2 </w:t>
             </w:r>
             <w:r>
               <w:rPr>
+                <w:sz w:val="20"/>
+                <w:szCs w:val="20"/>
                 <w:lang w:val="ru-RU"/>
               </w:rPr>
               <w:t xml:space="preserve">/ </w:t>
             </w:r>
             <w:r>
               <w:rPr>
+                <w:sz w:val="20"/>
+                <w:szCs w:val="20"/>
                 <w:lang w:val="ru-RU"/>
               </w:rPr>
               <w:t xml:space="preserve">казаки; </w:t>
@@ -2176,23 +2872,31 @@
           <w:p>
             <w:pPr>
               <w:rPr>
+                <w:sz w:val="20"/>
+                <w:szCs w:val="20"/>
                 <w:lang w:val="ru-RU"/>
               </w:rPr>
             </w:pPr>
             <w:r>
               <w:rPr>
+                <w:sz w:val="20"/>
+                <w:szCs w:val="20"/>
                 <w:lang w:val="ru-RU"/>
               </w:rPr>
               <w:t xml:space="preserve">3 </w:t>
             </w:r>
             <w:r>
               <w:rPr>
+                <w:sz w:val="20"/>
+                <w:szCs w:val="20"/>
                 <w:lang w:val="ru-RU"/>
               </w:rPr>
               <w:t xml:space="preserve">/ </w:t>
             </w:r>
             <w:r>
               <w:rPr>
+                <w:sz w:val="20"/>
+                <w:szCs w:val="20"/>
                 <w:lang w:val="ru-RU"/>
               </w:rPr>
               <w:t xml:space="preserve">барщина; </w:t>
@@ -2201,23 +2905,31 @@
           <w:p>
             <w:pPr>
               <w:rPr>
+                <w:sz w:val="20"/>
+                <w:szCs w:val="20"/>
                 <w:lang w:val="ru-RU"/>
               </w:rPr>
             </w:pPr>
             <w:r>
               <w:rPr>
+                <w:sz w:val="20"/>
+                <w:szCs w:val="20"/>
                 <w:lang w:val="ru-RU"/>
               </w:rPr>
               <w:t xml:space="preserve">4 </w:t>
             </w:r>
             <w:r>
               <w:rPr>
+                <w:sz w:val="20"/>
+                <w:szCs w:val="20"/>
                 <w:lang w:val="ru-RU"/>
               </w:rPr>
               <w:t xml:space="preserve">/ </w:t>
             </w:r>
             <w:r>
               <w:rPr>
+                <w:sz w:val="20"/>
+                <w:szCs w:val="20"/>
                 <w:lang w:val="ru-RU"/>
               </w:rPr>
               <w:t xml:space="preserve">поместье; </w:t>
@@ -2226,23 +2938,31 @@
           <w:p>
             <w:pPr>
               <w:rPr>
+                <w:sz w:val="20"/>
+                <w:szCs w:val="20"/>
                 <w:lang w:val="ru-RU"/>
               </w:rPr>
             </w:pPr>
             <w:r>
               <w:rPr>
+                <w:sz w:val="20"/>
+                <w:szCs w:val="20"/>
                 <w:lang w:val="ru-RU"/>
               </w:rPr>
               <w:t xml:space="preserve">5 </w:t>
             </w:r>
             <w:r>
               <w:rPr>
+                <w:sz w:val="20"/>
+                <w:szCs w:val="20"/>
                 <w:lang w:val="ru-RU"/>
               </w:rPr>
               <w:t xml:space="preserve">/ </w:t>
             </w:r>
             <w:r>
               <w:rPr>
+                <w:sz w:val="20"/>
+                <w:szCs w:val="20"/>
                 <w:lang w:val="ru-RU"/>
               </w:rPr>
               <w:t>засечная черта</w:t>
@@ -2251,21 +2971,35 @@
         </w:tc>
         <w:tc>
           <w:tcPr>
-            <w:tcW w:w="953" w:type="dxa"/>
+            <w:tcW w:w="1100" w:type="dxa"/>
           </w:tcPr>
           <w:p>
-            <w:r>
+            <w:pPr>
+              <w:rPr>
+                <w:sz w:val="20"/>
+                <w:szCs w:val="20"/>
+              </w:rPr>
+            </w:pPr>
+            <w:r>
+              <w:rPr>
+                <w:sz w:val="20"/>
+                <w:szCs w:val="20"/>
+              </w:rPr>
               <w:t>Н</w:t>
             </w:r>
             <w:proofErr w:type="spellStart"/>
             <w:r>
               <w:rPr>
+                <w:sz w:val="20"/>
+                <w:szCs w:val="20"/>
                 <w:lang w:val="ru-RU"/>
               </w:rPr>
               <w:t>е</w:t>
             </w:r>
             <w:r>
               <w:rPr>
+                <w:sz w:val="20"/>
+                <w:szCs w:val="20"/>
                 <w:lang w:val="ru-RU"/>
               </w:rPr>
               <w:t>т</w:t>
@@ -2273,9 +3007,19 @@
             <w:proofErr w:type="spellEnd"/>
             <w:r>
               <w:rPr>
-                <w:lang w:val="ru-RU"/>
-              </w:rPr>
-              <w:t xml:space="preserve"> ответа</w:t>
+                <w:sz w:val="20"/>
+                <w:szCs w:val="20"/>
+                <w:lang w:val="ru-RU"/>
+              </w:rPr>
+              <w:t xml:space="preserve"> </w:t>
+            </w:r>
+            <w:r>
+              <w:rPr>
+                <w:sz w:val="20"/>
+                <w:szCs w:val="20"/>
+                <w:lang w:val="ru-RU"/>
+              </w:rPr>
+              <w:t>ответа</w:t>
             </w:r>
           </w:p>
         </w:tc>
@@ -2284,11 +3028,23 @@
             <w:tcW w:w="1315" w:type="dxa"/>
           </w:tcPr>
           <w:p>
-            <w:r>
+            <w:pPr>
+              <w:rPr>
+                <w:sz w:val="20"/>
+                <w:szCs w:val="20"/>
+              </w:rPr>
+            </w:pPr>
+            <w:r>
+              <w:rPr>
+                <w:sz w:val="20"/>
+                <w:szCs w:val="20"/>
+              </w:rPr>
               <w:t>−</w:t>
             </w:r>
             <w:r>
               <w:rPr>
+                <w:sz w:val="20"/>
+                <w:szCs w:val="20"/>
                 <w:lang w:val="ru-RU"/>
               </w:rPr>
               <w:t xml:space="preserve"> / Ошибка</w:t>
@@ -2301,8 +3057,18 @@
             <w:shd w:val="clear" w:color="auto" w:fill="EAF1DD" w:themeFill="accent3" w:themeFillTint="33"/>
           </w:tcPr>
           <w:p>
+            <w:pPr>
+              <w:rPr>
+                <w:sz w:val="20"/>
+                <w:szCs w:val="20"/>
+              </w:rPr>
+            </w:pPr>
             <w:proofErr w:type="spellStart"/>
             <w:r>
+              <w:rPr>
+                <w:sz w:val="20"/>
+                <w:szCs w:val="20"/>
+              </w:rPr>
               <w:t>Совпадает</w:t>
             </w:r>
             <w:proofErr w:type="spellEnd"/>
@@ -2310,48 +3076,64 @@
         </w:tc>
       </w:tr>
       <w:tr>
-        <w:trPr>
-          <w:jc w:val="center"/>
-        </w:trPr>
         <w:tc>
           <w:tcPr>
             <w:tcW w:w="3408" w:type="dxa"/>
           </w:tcPr>
           <w:p>
-            <w:r>
-              <w:t xml:space="preserve">21. </w:t>
-            </w:r>
-            <w:proofErr w:type="spellStart"/>
-            <w:r>
-              <w:t>Соответствие</w:t>
-            </w:r>
-            <w:proofErr w:type="spellEnd"/>
-            <w:r>
-              <w:t xml:space="preserve"> </w:t>
-            </w:r>
-            <w:proofErr w:type="spellStart"/>
-            <w:r>
-              <w:t>дат</w:t>
-            </w:r>
-            <w:proofErr w:type="spellEnd"/>
+            <w:pPr>
+              <w:rPr>
+                <w:sz w:val="20"/>
+                <w:szCs w:val="20"/>
+                <w:lang w:val="ru-RU"/>
+              </w:rPr>
+            </w:pPr>
+            <w:r>
+              <w:rPr>
+                <w:sz w:val="20"/>
+                <w:szCs w:val="20"/>
+                <w:lang w:val="ru-RU"/>
+              </w:rPr>
+              <w:t>21. Установите соответствие между событиями и датами.</w:t>
+            </w:r>
           </w:p>
         </w:tc>
         <w:tc>
           <w:tcPr>
-            <w:tcW w:w="1950" w:type="dxa"/>
+            <w:tcW w:w="1803" w:type="dxa"/>
           </w:tcPr>
           <w:p>
-            <w:r>
+            <w:pPr>
+              <w:rPr>
+                <w:sz w:val="20"/>
+                <w:szCs w:val="20"/>
+              </w:rPr>
+            </w:pPr>
+            <w:r>
+              <w:rPr>
+                <w:sz w:val="20"/>
+                <w:szCs w:val="20"/>
+              </w:rPr>
               <w:t>А2 Б4 В1 Г3</w:t>
             </w:r>
           </w:p>
         </w:tc>
         <w:tc>
           <w:tcPr>
-            <w:tcW w:w="953" w:type="dxa"/>
+            <w:tcW w:w="1100" w:type="dxa"/>
           </w:tcPr>
           <w:p>
-            <w:r>
+            <w:pPr>
+              <w:rPr>
+                <w:sz w:val="20"/>
+                <w:szCs w:val="20"/>
+              </w:rPr>
+            </w:pPr>
+            <w:r>
+              <w:rPr>
+                <w:sz w:val="20"/>
+                <w:szCs w:val="20"/>
+              </w:rPr>
               <w:t>А4 Б3 В4 Г2</w:t>
             </w:r>
           </w:p>
@@ -2361,11 +3143,23 @@
             <w:tcW w:w="1315" w:type="dxa"/>
           </w:tcPr>
           <w:p>
-            <w:r>
+            <w:pPr>
+              <w:rPr>
+                <w:sz w:val="20"/>
+                <w:szCs w:val="20"/>
+              </w:rPr>
+            </w:pPr>
+            <w:r>
+              <w:rPr>
+                <w:sz w:val="20"/>
+                <w:szCs w:val="20"/>
+              </w:rPr>
               <w:t>−</w:t>
             </w:r>
             <w:r>
               <w:rPr>
+                <w:sz w:val="20"/>
+                <w:szCs w:val="20"/>
                 <w:lang w:val="ru-RU"/>
               </w:rPr>
               <w:t xml:space="preserve"> / Ошибка</w:t>
@@ -2378,8 +3172,18 @@
             <w:shd w:val="clear" w:color="auto" w:fill="EAF1DD" w:themeFill="accent3" w:themeFillTint="33"/>
           </w:tcPr>
           <w:p>
+            <w:pPr>
+              <w:rPr>
+                <w:sz w:val="20"/>
+                <w:szCs w:val="20"/>
+              </w:rPr>
+            </w:pPr>
             <w:proofErr w:type="spellStart"/>
             <w:r>
+              <w:rPr>
+                <w:sz w:val="20"/>
+                <w:szCs w:val="20"/>
+              </w:rPr>
               <w:t>Совпадает</w:t>
             </w:r>
             <w:proofErr w:type="spellEnd"/>
@@ -2387,9 +3191,6 @@
         </w:tc>
       </w:tr>
       <w:tr>
-        <w:trPr>
-          <w:jc w:val="center"/>
-        </w:trPr>
         <w:tc>
           <w:tcPr>
             <w:tcW w:w="3408" w:type="dxa"/>
@@ -2397,33 +3198,57 @@
           <w:p>
             <w:pPr>
               <w:rPr>
+                <w:sz w:val="20"/>
+                <w:szCs w:val="20"/>
                 <w:lang w:val="ru-RU"/>
               </w:rPr>
             </w:pPr>
             <w:r>
               <w:rPr>
-                <w:lang w:val="ru-RU"/>
-              </w:rPr>
-              <w:t>23. Хронология (Соляной бунт и др.)</w:t>
+                <w:sz w:val="20"/>
+                <w:szCs w:val="20"/>
+                <w:lang w:val="ru-RU"/>
+              </w:rPr>
+              <w:t>23. Расположите в хронологической последовательности следующие события.</w:t>
             </w:r>
           </w:p>
         </w:tc>
         <w:tc>
           <w:tcPr>
-            <w:tcW w:w="1950" w:type="dxa"/>
+            <w:tcW w:w="1803" w:type="dxa"/>
           </w:tcPr>
           <w:p>
-            <w:r>
+            <w:pPr>
+              <w:rPr>
+                <w:sz w:val="20"/>
+                <w:szCs w:val="20"/>
+              </w:rPr>
+            </w:pPr>
+            <w:r>
+              <w:rPr>
+                <w:sz w:val="20"/>
+                <w:szCs w:val="20"/>
+              </w:rPr>
               <w:t>Б А В Г</w:t>
             </w:r>
           </w:p>
         </w:tc>
         <w:tc>
           <w:tcPr>
-            <w:tcW w:w="953" w:type="dxa"/>
+            <w:tcW w:w="1100" w:type="dxa"/>
           </w:tcPr>
           <w:p>
-            <w:r>
+            <w:pPr>
+              <w:rPr>
+                <w:sz w:val="20"/>
+                <w:szCs w:val="20"/>
+              </w:rPr>
+            </w:pPr>
+            <w:r>
+              <w:rPr>
+                <w:sz w:val="20"/>
+                <w:szCs w:val="20"/>
+              </w:rPr>
               <w:t>Б В Г А</w:t>
             </w:r>
           </w:p>
@@ -2433,11 +3258,23 @@
             <w:tcW w:w="1315" w:type="dxa"/>
           </w:tcPr>
           <w:p>
-            <w:r>
+            <w:pPr>
+              <w:rPr>
+                <w:sz w:val="20"/>
+                <w:szCs w:val="20"/>
+              </w:rPr>
+            </w:pPr>
+            <w:r>
+              <w:rPr>
+                <w:sz w:val="20"/>
+                <w:szCs w:val="20"/>
+              </w:rPr>
               <w:t>−</w:t>
             </w:r>
             <w:r>
               <w:rPr>
+                <w:sz w:val="20"/>
+                <w:szCs w:val="20"/>
                 <w:lang w:val="ru-RU"/>
               </w:rPr>
               <w:t xml:space="preserve"> / Ошибка</w:t>
@@ -2450,8 +3287,18 @@
             <w:shd w:val="clear" w:color="auto" w:fill="EAF1DD" w:themeFill="accent3" w:themeFillTint="33"/>
           </w:tcPr>
           <w:p>
+            <w:pPr>
+              <w:rPr>
+                <w:sz w:val="20"/>
+                <w:szCs w:val="20"/>
+              </w:rPr>
+            </w:pPr>
             <w:proofErr w:type="spellStart"/>
             <w:r>
+              <w:rPr>
+                <w:sz w:val="20"/>
+                <w:szCs w:val="20"/>
+              </w:rPr>
               <w:t>Совпадает</w:t>
             </w:r>
             <w:proofErr w:type="spellEnd"/>
@@ -2459,96 +3306,165 @@
         </w:tc>
       </w:tr>
       <w:tr>
-        <w:trPr>
-          <w:jc w:val="center"/>
-        </w:trPr>
         <w:tc>
           <w:tcPr>
             <w:tcW w:w="3408" w:type="dxa"/>
             <w:shd w:val="clear" w:color="auto" w:fill="EAF1DD" w:themeFill="accent3" w:themeFillTint="33"/>
           </w:tcPr>
           <w:p>
-            <w:r>
-              <w:t xml:space="preserve">25. </w:t>
+            <w:pPr>
+              <w:rPr>
+                <w:sz w:val="20"/>
+                <w:szCs w:val="20"/>
+              </w:rPr>
+            </w:pPr>
+            <w:r>
+              <w:rPr>
+                <w:sz w:val="20"/>
+                <w:szCs w:val="20"/>
+                <w:lang w:val="ru-RU"/>
+              </w:rPr>
+              <w:t xml:space="preserve">25. Прочитайте отрывок из документа и ответьте на вопросы. О каком событии идёт речь? </w:t>
+            </w:r>
+            <w:r>
+              <w:rPr>
+                <w:sz w:val="20"/>
+                <w:szCs w:val="20"/>
+              </w:rPr>
+              <w:t xml:space="preserve">В </w:t>
             </w:r>
             <w:proofErr w:type="spellStart"/>
             <w:r>
-              <w:t>Источник</w:t>
+              <w:rPr>
+                <w:sz w:val="20"/>
+                <w:szCs w:val="20"/>
+              </w:rPr>
+              <w:t>каком</w:t>
             </w:r>
             <w:proofErr w:type="spellEnd"/>
             <w:r>
-              <w:t xml:space="preserve">: </w:t>
+              <w:rPr>
+                <w:sz w:val="20"/>
+                <w:szCs w:val="20"/>
+              </w:rPr>
+              <w:t xml:space="preserve"> </w:t>
             </w:r>
             <w:proofErr w:type="spellStart"/>
             <w:r>
-              <w:t>пожар</w:t>
+              <w:rPr>
+                <w:sz w:val="20"/>
+                <w:szCs w:val="20"/>
+              </w:rPr>
+              <w:t>году</w:t>
             </w:r>
             <w:proofErr w:type="spellEnd"/>
             <w:r>
-              <w:t xml:space="preserve">, </w:t>
+              <w:rPr>
+                <w:sz w:val="20"/>
+                <w:szCs w:val="20"/>
+              </w:rPr>
+              <w:t xml:space="preserve"> </w:t>
             </w:r>
             <w:proofErr w:type="spellStart"/>
             <w:r>
-              <w:t>Глинские</w:t>
+              <w:rPr>
+                <w:sz w:val="20"/>
+                <w:szCs w:val="20"/>
+              </w:rPr>
+              <w:t>оно</w:t>
             </w:r>
             <w:proofErr w:type="spellEnd"/>
             <w:r>
-              <w:t xml:space="preserve">, </w:t>
+              <w:rPr>
+                <w:sz w:val="20"/>
+                <w:szCs w:val="20"/>
+              </w:rPr>
+              <w:t xml:space="preserve"> </w:t>
             </w:r>
             <w:proofErr w:type="spellStart"/>
             <w:r>
-              <w:t>Воробьёво</w:t>
+              <w:rPr>
+                <w:sz w:val="20"/>
+                <w:szCs w:val="20"/>
+              </w:rPr>
+              <w:t>произошло</w:t>
             </w:r>
             <w:proofErr w:type="spellEnd"/>
+            <w:r>
+              <w:rPr>
+                <w:sz w:val="20"/>
+                <w:szCs w:val="20"/>
+              </w:rPr>
+              <w:t>?</w:t>
+            </w:r>
           </w:p>
         </w:tc>
         <w:tc>
           <w:tcPr>
-            <w:tcW w:w="1950" w:type="dxa"/>
+            <w:tcW w:w="1803" w:type="dxa"/>
             <w:shd w:val="clear" w:color="auto" w:fill="EAF1DD" w:themeFill="accent3" w:themeFillTint="33"/>
           </w:tcPr>
           <w:p>
+            <w:pPr>
+              <w:rPr>
+                <w:sz w:val="20"/>
+                <w:szCs w:val="20"/>
+              </w:rPr>
+            </w:pPr>
             <w:proofErr w:type="spellStart"/>
             <w:r>
+              <w:rPr>
+                <w:sz w:val="20"/>
+                <w:szCs w:val="20"/>
+              </w:rPr>
               <w:t>Московское</w:t>
             </w:r>
             <w:proofErr w:type="spellEnd"/>
             <w:r>
+              <w:rPr>
+                <w:sz w:val="20"/>
+                <w:szCs w:val="20"/>
+              </w:rPr>
               <w:t xml:space="preserve"> </w:t>
             </w:r>
             <w:proofErr w:type="spellStart"/>
             <w:r>
+              <w:rPr>
+                <w:sz w:val="20"/>
+                <w:szCs w:val="20"/>
+              </w:rPr>
               <w:t>восстание</w:t>
             </w:r>
             <w:proofErr w:type="spellEnd"/>
             <w:r>
+              <w:rPr>
+                <w:sz w:val="20"/>
+                <w:szCs w:val="20"/>
+              </w:rPr>
               <w:t xml:space="preserve"> 1547 г.</w:t>
             </w:r>
           </w:p>
         </w:tc>
         <w:tc>
           <w:tcPr>
-            <w:tcW w:w="953" w:type="dxa"/>
+            <w:tcW w:w="1100" w:type="dxa"/>
             <w:shd w:val="clear" w:color="auto" w:fill="EAF1DD" w:themeFill="accent3" w:themeFillTint="33"/>
           </w:tcPr>
           <w:p>
             <w:pPr>
               <w:rPr>
+                <w:sz w:val="20"/>
+                <w:szCs w:val="20"/>
                 <w:lang w:val="ru-RU"/>
               </w:rPr>
             </w:pPr>
             <w:r>
               <w:rPr>
-                <w:lang w:val="ru-RU"/>
-              </w:rPr>
-              <w:t xml:space="preserve">«О пожаре </w:t>
-            </w:r>
-            <w:r>
-              <w:rPr>
-                <w:lang w:val="ru-RU"/>
-              </w:rPr>
-              <w:lastRenderedPageBreak/>
-              <w:t>в Москве 1547 г.»</w:t>
+                <w:sz w:val="20"/>
+                <w:szCs w:val="20"/>
+                <w:lang w:val="ru-RU"/>
+              </w:rPr>
+              <w:t>«О пожаре в Москве 1547 г.»</w:t>
             </w:r>
           </w:p>
         </w:tc>
@@ -2558,12 +3474,23 @@
             <w:shd w:val="clear" w:color="auto" w:fill="EAF1DD" w:themeFill="accent3" w:themeFillTint="33"/>
           </w:tcPr>
           <w:p>
-            <w:r>
-              <w:lastRenderedPageBreak/>
+            <w:pPr>
+              <w:rPr>
+                <w:sz w:val="20"/>
+                <w:szCs w:val="20"/>
+              </w:rPr>
+            </w:pPr>
+            <w:r>
+              <w:rPr>
+                <w:sz w:val="20"/>
+                <w:szCs w:val="20"/>
+              </w:rPr>
               <w:t>+</w:t>
             </w:r>
             <w:r>
               <w:rPr>
+                <w:sz w:val="20"/>
+                <w:szCs w:val="20"/>
                 <w:lang w:val="ru-RU"/>
               </w:rPr>
               <w:t xml:space="preserve"> / Верно</w:t>
@@ -2576,8 +3503,18 @@
             <w:shd w:val="clear" w:color="auto" w:fill="EAF1DD" w:themeFill="accent3" w:themeFillTint="33"/>
           </w:tcPr>
           <w:p>
+            <w:pPr>
+              <w:rPr>
+                <w:sz w:val="20"/>
+                <w:szCs w:val="20"/>
+              </w:rPr>
+            </w:pPr>
             <w:proofErr w:type="spellStart"/>
             <w:r>
+              <w:rPr>
+                <w:sz w:val="20"/>
+                <w:szCs w:val="20"/>
+              </w:rPr>
               <w:t>Совпадает</w:t>
             </w:r>
             <w:proofErr w:type="spellEnd"/>
@@ -2616,13 +3553,7 @@
         <w:rPr>
           <w:lang w:val="ru-RU"/>
         </w:rPr>
-        <w:t xml:space="preserve">/ </w:t>
-      </w:r>
-      <w:r>
-        <w:rPr>
-          <w:lang w:val="ru-RU"/>
-        </w:rPr>
-        <w:t xml:space="preserve">Пометка проверяющего на листе - </w:t>
+        <w:t xml:space="preserve">/ Пометка проверяющего на листе - </w:t>
       </w:r>
       <w:r>
         <w:rPr>
@@ -2634,52 +3565,34 @@
     <w:p>
       <w:pPr>
         <w:rPr>
+          <w:sz w:val="20"/>
+          <w:szCs w:val="20"/>
           <w:lang w:val="ru-RU"/>
         </w:rPr>
       </w:pPr>
       <w:r>
         <w:rPr>
+          <w:sz w:val="20"/>
+          <w:szCs w:val="20"/>
           <w:lang w:val="ru-RU"/>
         </w:rPr>
         <w:t xml:space="preserve">Всего </w:t>
       </w:r>
-      <w:proofErr w:type="gramStart"/>
       <w:r>
         <w:rPr>
+          <w:sz w:val="20"/>
+          <w:szCs w:val="20"/>
           <w:lang w:val="ru-RU"/>
         </w:rPr>
-        <w:t xml:space="preserve">верных </w:t>
+        <w:t>верных ответов</w:t>
       </w:r>
       <w:r>
         <w:rPr>
+          <w:sz w:val="20"/>
+          <w:szCs w:val="20"/>
           <w:lang w:val="ru-RU"/>
         </w:rPr>
-        <w:t xml:space="preserve"> ответов</w:t>
-      </w:r>
-      <w:proofErr w:type="gramEnd"/>
-      <w:r>
-        <w:rPr>
-          <w:lang w:val="ru-RU"/>
-        </w:rPr>
-        <w:t xml:space="preserve"> – </w:t>
-      </w:r>
-      <w:r>
-        <w:rPr>
-          <w:lang w:val="ru-RU"/>
-        </w:rPr>
-        <w:t>4</w:t>
-      </w:r>
-      <w:r>
-        <w:rPr>
-          <w:lang w:val="ru-RU"/>
-        </w:rPr>
-        <w:t>/25</w:t>
-      </w:r>
-      <w:r>
-        <w:rPr>
-          <w:lang w:val="ru-RU"/>
-        </w:rPr>
-        <w:t xml:space="preserve"> и 3 вопроса с частично верными ответами</w:t>
+        <w:t xml:space="preserve"> – 4/25 и 3 вопроса с частично верными ответами</w:t>
       </w:r>
     </w:p>
     <w:tbl>
@@ -2691,8 +3604,8 @@
       </w:tblPr>
       <w:tblGrid>
         <w:gridCol w:w="3411"/>
-        <w:gridCol w:w="1935"/>
-        <w:gridCol w:w="992"/>
+        <w:gridCol w:w="1786"/>
+        <w:gridCol w:w="1141"/>
         <w:gridCol w:w="1261"/>
         <w:gridCol w:w="3118"/>
       </w:tblGrid>
@@ -2705,15 +3618,25 @@
             <w:tcW w:w="3411" w:type="dxa"/>
           </w:tcPr>
           <w:p>
+            <w:pPr>
+              <w:rPr>
+                <w:sz w:val="20"/>
+                <w:szCs w:val="20"/>
+              </w:rPr>
+            </w:pPr>
             <w:r>
               <w:rPr>
                 <w:b/>
+                <w:sz w:val="20"/>
+                <w:szCs w:val="20"/>
               </w:rPr>
               <w:t>№</w:t>
             </w:r>
             <w:r>
               <w:rPr>
                 <w:b/>
+                <w:sz w:val="20"/>
+                <w:szCs w:val="20"/>
                 <w:lang w:val="ru-RU"/>
               </w:rPr>
               <w:t xml:space="preserve">. </w:t>
@@ -2721,12 +3644,16 @@
             <w:r>
               <w:rPr>
                 <w:b/>
+                <w:sz w:val="20"/>
+                <w:szCs w:val="20"/>
               </w:rPr>
               <w:t xml:space="preserve"> </w:t>
             </w:r>
             <w:r>
               <w:rPr>
                 <w:b/>
+                <w:sz w:val="20"/>
+                <w:szCs w:val="20"/>
                 <w:lang w:val="ru-RU"/>
               </w:rPr>
               <w:t>З</w:t>
@@ -2735,6 +3662,8 @@
             <w:r>
               <w:rPr>
                 <w:b/>
+                <w:sz w:val="20"/>
+                <w:szCs w:val="20"/>
               </w:rPr>
               <w:t>адание</w:t>
             </w:r>
@@ -2743,11 +3672,13 @@
         </w:tc>
         <w:tc>
           <w:tcPr>
-            <w:tcW w:w="1935" w:type="dxa"/>
+            <w:tcW w:w="1786" w:type="dxa"/>
           </w:tcPr>
           <w:p>
             <w:pPr>
               <w:rPr>
+                <w:sz w:val="20"/>
+                <w:szCs w:val="20"/>
                 <w:lang w:val="ru-RU"/>
               </w:rPr>
             </w:pPr>
@@ -2755,6 +3686,8 @@
             <w:r>
               <w:rPr>
                 <w:b/>
+                <w:sz w:val="20"/>
+                <w:szCs w:val="20"/>
               </w:rPr>
               <w:t>Правильн</w:t>
             </w:r>
@@ -2762,6 +3695,8 @@
             <w:r>
               <w:rPr>
                 <w:b/>
+                <w:sz w:val="20"/>
+                <w:szCs w:val="20"/>
                 <w:lang w:val="ru-RU"/>
               </w:rPr>
               <w:t>о</w:t>
@@ -2770,13 +3705,21 @@
         </w:tc>
         <w:tc>
           <w:tcPr>
-            <w:tcW w:w="992" w:type="dxa"/>
+            <w:tcW w:w="1141" w:type="dxa"/>
           </w:tcPr>
           <w:p>
+            <w:pPr>
+              <w:rPr>
+                <w:sz w:val="20"/>
+                <w:szCs w:val="20"/>
+              </w:rPr>
+            </w:pPr>
             <w:proofErr w:type="spellStart"/>
             <w:r>
               <w:rPr>
                 <w:b/>
+                <w:sz w:val="20"/>
+                <w:szCs w:val="20"/>
               </w:rPr>
               <w:t>Ответ</w:t>
             </w:r>
@@ -2790,12 +3733,16 @@
           <w:p>
             <w:pPr>
               <w:rPr>
+                <w:sz w:val="20"/>
+                <w:szCs w:val="20"/>
                 <w:lang w:val="ru-RU"/>
               </w:rPr>
             </w:pPr>
             <w:r>
               <w:rPr>
                 <w:b/>
+                <w:sz w:val="20"/>
+                <w:szCs w:val="20"/>
                 <w:lang w:val="ru-RU"/>
               </w:rPr>
               <w:t>Оценка</w:t>
@@ -2807,10 +3754,18 @@
             <w:tcW w:w="3118" w:type="dxa"/>
           </w:tcPr>
           <w:p>
+            <w:pPr>
+              <w:rPr>
+                <w:sz w:val="20"/>
+                <w:szCs w:val="20"/>
+              </w:rPr>
+            </w:pPr>
             <w:proofErr w:type="spellStart"/>
             <w:r>
               <w:rPr>
                 <w:b/>
+                <w:sz w:val="20"/>
+                <w:szCs w:val="20"/>
               </w:rPr>
               <w:t>Сверка</w:t>
             </w:r>
@@ -2818,6 +3773,8 @@
             <w:r>
               <w:rPr>
                 <w:b/>
+                <w:sz w:val="20"/>
+                <w:szCs w:val="20"/>
               </w:rPr>
               <w:t xml:space="preserve"> </w:t>
             </w:r>
@@ -2833,67 +3790,91 @@
             <w:tcW w:w="3411" w:type="dxa"/>
           </w:tcPr>
           <w:p>
-            <w:r>
-              <w:t xml:space="preserve">1. </w:t>
+            <w:pPr>
+              <w:rPr>
+                <w:sz w:val="20"/>
+                <w:szCs w:val="20"/>
+                <w:lang w:val="ru-RU"/>
+              </w:rPr>
+            </w:pPr>
+            <w:r>
+              <w:rPr>
+                <w:sz w:val="20"/>
+                <w:szCs w:val="20"/>
+                <w:lang w:val="ru-RU"/>
+              </w:rPr>
+              <w:t xml:space="preserve">1. Одним из условий Великих географических открытий стало изобретение в </w:t>
+            </w:r>
+            <w:r>
+              <w:rPr>
+                <w:sz w:val="20"/>
+                <w:szCs w:val="20"/>
+              </w:rPr>
+              <w:t>XV</w:t>
+            </w:r>
+            <w:r>
+              <w:rPr>
+                <w:sz w:val="20"/>
+                <w:szCs w:val="20"/>
+                <w:lang w:val="ru-RU"/>
+              </w:rPr>
+              <w:t xml:space="preserve"> веке:</w:t>
+            </w:r>
+          </w:p>
+        </w:tc>
+        <w:tc>
+          <w:tcPr>
+            <w:tcW w:w="1786" w:type="dxa"/>
+          </w:tcPr>
+          <w:p>
+            <w:pPr>
+              <w:rPr>
+                <w:sz w:val="20"/>
+                <w:szCs w:val="20"/>
+              </w:rPr>
+            </w:pPr>
+            <w:r>
+              <w:rPr>
+                <w:sz w:val="20"/>
+                <w:szCs w:val="20"/>
+              </w:rPr>
+              <w:t xml:space="preserve">2 </w:t>
+            </w:r>
+            <w:r>
+              <w:rPr>
+                <w:sz w:val="20"/>
+                <w:szCs w:val="20"/>
+                <w:lang w:val="ru-RU"/>
+              </w:rPr>
+              <w:t xml:space="preserve">/ </w:t>
             </w:r>
             <w:proofErr w:type="spellStart"/>
             <w:r>
-              <w:t>Условие</w:t>
-            </w:r>
-            <w:proofErr w:type="spellEnd"/>
-            <w:r>
-              <w:t xml:space="preserve"> </w:t>
-            </w:r>
-            <w:proofErr w:type="spellStart"/>
-            <w:r>
-              <w:t>Великих</w:t>
-            </w:r>
-            <w:proofErr w:type="spellEnd"/>
-            <w:r>
-              <w:t xml:space="preserve"> </w:t>
-            </w:r>
-            <w:proofErr w:type="spellStart"/>
-            <w:r>
-              <w:t>географических</w:t>
-            </w:r>
-            <w:proofErr w:type="spellEnd"/>
-            <w:r>
-              <w:t xml:space="preserve"> </w:t>
-            </w:r>
-            <w:proofErr w:type="spellStart"/>
-            <w:r>
-              <w:t>открытий</w:t>
+              <w:rPr>
+                <w:sz w:val="20"/>
+                <w:szCs w:val="20"/>
+              </w:rPr>
+              <w:t>каравелла</w:t>
             </w:r>
             <w:proofErr w:type="spellEnd"/>
           </w:p>
         </w:tc>
         <w:tc>
           <w:tcPr>
-            <w:tcW w:w="1935" w:type="dxa"/>
+            <w:tcW w:w="1141" w:type="dxa"/>
           </w:tcPr>
           <w:p>
-            <w:r>
-              <w:t xml:space="preserve">2 </w:t>
-            </w:r>
-            <w:r>
-              <w:rPr>
-                <w:lang w:val="ru-RU"/>
-              </w:rPr>
-              <w:t xml:space="preserve">/ </w:t>
-            </w:r>
-            <w:proofErr w:type="spellStart"/>
-            <w:r>
-              <w:t>каравелла</w:t>
-            </w:r>
-            <w:proofErr w:type="spellEnd"/>
-          </w:p>
-        </w:tc>
-        <w:tc>
-          <w:tcPr>
-            <w:tcW w:w="992" w:type="dxa"/>
-          </w:tcPr>
-          <w:p>
-            <w:r>
+            <w:pPr>
+              <w:rPr>
+                <w:sz w:val="20"/>
+                <w:szCs w:val="20"/>
+              </w:rPr>
+            </w:pPr>
+            <w:r>
+              <w:rPr>
+                <w:sz w:val="20"/>
+                <w:szCs w:val="20"/>
+              </w:rPr>
               <w:t>4</w:t>
             </w:r>
           </w:p>
@@ -2903,11 +3884,23 @@
             <w:tcW w:w="1261" w:type="dxa"/>
           </w:tcPr>
           <w:p>
-            <w:r>
+            <w:pPr>
+              <w:rPr>
+                <w:sz w:val="20"/>
+                <w:szCs w:val="20"/>
+              </w:rPr>
+            </w:pPr>
+            <w:r>
+              <w:rPr>
+                <w:sz w:val="20"/>
+                <w:szCs w:val="20"/>
+              </w:rPr>
               <w:t>−</w:t>
             </w:r>
             <w:r>
               <w:rPr>
+                <w:sz w:val="20"/>
+                <w:szCs w:val="20"/>
                 <w:lang w:val="ru-RU"/>
               </w:rPr>
               <w:t xml:space="preserve"> / Ошибка</w:t>
@@ -2920,8 +3913,18 @@
             <w:shd w:val="clear" w:color="auto" w:fill="EAF1DD" w:themeFill="accent3" w:themeFillTint="33"/>
           </w:tcPr>
           <w:p>
+            <w:pPr>
+              <w:rPr>
+                <w:sz w:val="20"/>
+                <w:szCs w:val="20"/>
+              </w:rPr>
+            </w:pPr>
             <w:proofErr w:type="spellStart"/>
             <w:r>
+              <w:rPr>
+                <w:sz w:val="20"/>
+                <w:szCs w:val="20"/>
+              </w:rPr>
               <w:t>Совпадает</w:t>
             </w:r>
             <w:proofErr w:type="spellEnd"/>
@@ -2938,61 +3941,140 @@
             <w:shd w:val="clear" w:color="auto" w:fill="EAF1DD" w:themeFill="accent3" w:themeFillTint="33"/>
           </w:tcPr>
           <w:p>
-            <w:r>
+            <w:pPr>
+              <w:rPr>
+                <w:sz w:val="20"/>
+                <w:szCs w:val="20"/>
+              </w:rPr>
+            </w:pPr>
+            <w:r>
+              <w:rPr>
+                <w:sz w:val="20"/>
+                <w:szCs w:val="20"/>
+              </w:rPr>
               <w:t xml:space="preserve">2. </w:t>
             </w:r>
             <w:proofErr w:type="spellStart"/>
             <w:r>
+              <w:rPr>
+                <w:sz w:val="20"/>
+                <w:szCs w:val="20"/>
+              </w:rPr>
               <w:t>Первое</w:t>
             </w:r>
             <w:proofErr w:type="spellEnd"/>
             <w:r>
+              <w:rPr>
+                <w:sz w:val="20"/>
+                <w:szCs w:val="20"/>
+              </w:rPr>
               <w:t xml:space="preserve"> </w:t>
             </w:r>
             <w:proofErr w:type="spellStart"/>
             <w:r>
+              <w:rPr>
+                <w:sz w:val="20"/>
+                <w:szCs w:val="20"/>
+              </w:rPr>
               <w:t>кругосветное</w:t>
             </w:r>
             <w:proofErr w:type="spellEnd"/>
             <w:r>
+              <w:rPr>
+                <w:sz w:val="20"/>
+                <w:szCs w:val="20"/>
+              </w:rPr>
               <w:t xml:space="preserve"> </w:t>
             </w:r>
             <w:proofErr w:type="spellStart"/>
             <w:r>
+              <w:rPr>
+                <w:sz w:val="20"/>
+                <w:szCs w:val="20"/>
+              </w:rPr>
               <w:t>путешествие</w:t>
+            </w:r>
+            <w:proofErr w:type="spellEnd"/>
+            <w:r>
+              <w:rPr>
+                <w:sz w:val="20"/>
+                <w:szCs w:val="20"/>
+              </w:rPr>
+              <w:t xml:space="preserve"> </w:t>
+            </w:r>
+            <w:proofErr w:type="spellStart"/>
+            <w:r>
+              <w:rPr>
+                <w:sz w:val="20"/>
+                <w:szCs w:val="20"/>
+              </w:rPr>
+              <w:t>организовал</w:t>
+            </w:r>
+            <w:proofErr w:type="spellEnd"/>
+            <w:r>
+              <w:rPr>
+                <w:sz w:val="20"/>
+                <w:szCs w:val="20"/>
+              </w:rPr>
+              <w:t>:</w:t>
+            </w:r>
+          </w:p>
+        </w:tc>
+        <w:tc>
+          <w:tcPr>
+            <w:tcW w:w="1786" w:type="dxa"/>
+            <w:shd w:val="clear" w:color="auto" w:fill="EAF1DD" w:themeFill="accent3" w:themeFillTint="33"/>
+          </w:tcPr>
+          <w:p>
+            <w:pPr>
+              <w:rPr>
+                <w:sz w:val="20"/>
+                <w:szCs w:val="20"/>
+              </w:rPr>
+            </w:pPr>
+            <w:r>
+              <w:rPr>
+                <w:sz w:val="20"/>
+                <w:szCs w:val="20"/>
+              </w:rPr>
+              <w:t xml:space="preserve">1 </w:t>
+            </w:r>
+            <w:r>
+              <w:rPr>
+                <w:sz w:val="20"/>
+                <w:szCs w:val="20"/>
+                <w:lang w:val="ru-RU"/>
+              </w:rPr>
+              <w:t xml:space="preserve">/ </w:t>
+            </w:r>
+            <w:proofErr w:type="spellStart"/>
+            <w:r>
+              <w:rPr>
+                <w:sz w:val="20"/>
+                <w:szCs w:val="20"/>
+              </w:rPr>
+              <w:t>Магеллан</w:t>
             </w:r>
             <w:proofErr w:type="spellEnd"/>
           </w:p>
         </w:tc>
         <w:tc>
           <w:tcPr>
-            <w:tcW w:w="1935" w:type="dxa"/>
+            <w:tcW w:w="1141" w:type="dxa"/>
             <w:shd w:val="clear" w:color="auto" w:fill="EAF1DD" w:themeFill="accent3" w:themeFillTint="33"/>
           </w:tcPr>
           <w:p>
-            <w:r>
-              <w:t xml:space="preserve">1 </w:t>
-            </w:r>
-            <w:r>
-              <w:rPr>
-                <w:lang w:val="ru-RU"/>
-              </w:rPr>
-              <w:t xml:space="preserve">/ </w:t>
-            </w:r>
-            <w:proofErr w:type="spellStart"/>
-            <w:r>
-              <w:t>Магеллан</w:t>
-            </w:r>
-            <w:proofErr w:type="spellEnd"/>
-          </w:p>
-        </w:tc>
-        <w:tc>
-          <w:tcPr>
-            <w:tcW w:w="992" w:type="dxa"/>
-            <w:shd w:val="clear" w:color="auto" w:fill="EAF1DD" w:themeFill="accent3" w:themeFillTint="33"/>
-          </w:tcPr>
-          <w:p>
-            <w:r>
+            <w:pPr>
+              <w:rPr>
+                <w:sz w:val="20"/>
+                <w:szCs w:val="20"/>
+              </w:rPr>
+            </w:pPr>
+            <w:r>
+              <w:rPr>
+                <w:sz w:val="20"/>
+                <w:szCs w:val="20"/>
+              </w:rPr>
               <w:t>1</w:t>
             </w:r>
           </w:p>
@@ -3003,11 +4085,23 @@
             <w:shd w:val="clear" w:color="auto" w:fill="EAF1DD" w:themeFill="accent3" w:themeFillTint="33"/>
           </w:tcPr>
           <w:p>
-            <w:r>
+            <w:pPr>
+              <w:rPr>
+                <w:sz w:val="20"/>
+                <w:szCs w:val="20"/>
+              </w:rPr>
+            </w:pPr>
+            <w:r>
+              <w:rPr>
+                <w:sz w:val="20"/>
+                <w:szCs w:val="20"/>
+              </w:rPr>
               <w:t>+</w:t>
             </w:r>
             <w:r>
               <w:rPr>
+                <w:sz w:val="20"/>
+                <w:szCs w:val="20"/>
                 <w:lang w:val="ru-RU"/>
               </w:rPr>
               <w:t xml:space="preserve"> / Верно</w:t>
@@ -3020,8 +4114,18 @@
             <w:shd w:val="clear" w:color="auto" w:fill="EAF1DD" w:themeFill="accent3" w:themeFillTint="33"/>
           </w:tcPr>
           <w:p>
+            <w:pPr>
+              <w:rPr>
+                <w:sz w:val="20"/>
+                <w:szCs w:val="20"/>
+              </w:rPr>
+            </w:pPr>
             <w:proofErr w:type="spellStart"/>
             <w:r>
+              <w:rPr>
+                <w:sz w:val="20"/>
+                <w:szCs w:val="20"/>
+              </w:rPr>
               <w:t>Совпадает</w:t>
             </w:r>
             <w:proofErr w:type="spellEnd"/>
@@ -3038,69 +4142,93 @@
             <w:shd w:val="clear" w:color="auto" w:fill="EAF1DD" w:themeFill="accent3" w:themeFillTint="33"/>
           </w:tcPr>
           <w:p>
-            <w:r>
-              <w:t xml:space="preserve">3. </w:t>
+            <w:pPr>
+              <w:rPr>
+                <w:sz w:val="20"/>
+                <w:szCs w:val="20"/>
+                <w:lang w:val="ru-RU"/>
+              </w:rPr>
+            </w:pPr>
+            <w:r>
+              <w:rPr>
+                <w:sz w:val="20"/>
+                <w:szCs w:val="20"/>
+                <w:lang w:val="ru-RU"/>
+              </w:rPr>
+              <w:t xml:space="preserve">3. Развернувшееся в </w:t>
+            </w:r>
+            <w:r>
+              <w:rPr>
+                <w:sz w:val="20"/>
+                <w:szCs w:val="20"/>
+              </w:rPr>
+              <w:t>XVI</w:t>
+            </w:r>
+            <w:r>
+              <w:rPr>
+                <w:sz w:val="20"/>
+                <w:szCs w:val="20"/>
+                <w:lang w:val="ru-RU"/>
+              </w:rPr>
+              <w:t xml:space="preserve"> в. движение за обновление церкви называлось:</w:t>
+            </w:r>
+          </w:p>
+        </w:tc>
+        <w:tc>
+          <w:tcPr>
+            <w:tcW w:w="1786" w:type="dxa"/>
+            <w:shd w:val="clear" w:color="auto" w:fill="EAF1DD" w:themeFill="accent3" w:themeFillTint="33"/>
+          </w:tcPr>
+          <w:p>
+            <w:pPr>
+              <w:rPr>
+                <w:sz w:val="20"/>
+                <w:szCs w:val="20"/>
+              </w:rPr>
+            </w:pPr>
+            <w:r>
+              <w:rPr>
+                <w:sz w:val="20"/>
+                <w:szCs w:val="20"/>
+              </w:rPr>
+              <w:t xml:space="preserve">3 </w:t>
+            </w:r>
+            <w:r>
+              <w:rPr>
+                <w:sz w:val="20"/>
+                <w:szCs w:val="20"/>
+                <w:lang w:val="ru-RU"/>
+              </w:rPr>
+              <w:t xml:space="preserve">/ </w:t>
             </w:r>
             <w:proofErr w:type="spellStart"/>
             <w:r>
-              <w:t>Движение</w:t>
-            </w:r>
-            <w:proofErr w:type="spellEnd"/>
-            <w:r>
-              <w:t xml:space="preserve"> </w:t>
-            </w:r>
-            <w:proofErr w:type="spellStart"/>
-            <w:r>
-              <w:t>за</w:t>
-            </w:r>
-            <w:proofErr w:type="spellEnd"/>
-            <w:r>
-              <w:t xml:space="preserve"> </w:t>
-            </w:r>
-            <w:proofErr w:type="spellStart"/>
-            <w:r>
-              <w:t>обновление</w:t>
-            </w:r>
-            <w:proofErr w:type="spellEnd"/>
-            <w:r>
-              <w:t xml:space="preserve"> </w:t>
-            </w:r>
-            <w:proofErr w:type="spellStart"/>
-            <w:r>
-              <w:t>церкви</w:t>
+              <w:rPr>
+                <w:sz w:val="20"/>
+                <w:szCs w:val="20"/>
+              </w:rPr>
+              <w:t>Реформация</w:t>
             </w:r>
             <w:proofErr w:type="spellEnd"/>
           </w:p>
         </w:tc>
         <w:tc>
           <w:tcPr>
-            <w:tcW w:w="1935" w:type="dxa"/>
+            <w:tcW w:w="1141" w:type="dxa"/>
             <w:shd w:val="clear" w:color="auto" w:fill="EAF1DD" w:themeFill="accent3" w:themeFillTint="33"/>
           </w:tcPr>
           <w:p>
-            <w:r>
-              <w:t xml:space="preserve">3 </w:t>
-            </w:r>
-            <w:r>
-              <w:rPr>
-                <w:lang w:val="ru-RU"/>
-              </w:rPr>
-              <w:t xml:space="preserve">/ </w:t>
-            </w:r>
-            <w:proofErr w:type="spellStart"/>
-            <w:r>
-              <w:t>Реформация</w:t>
-            </w:r>
-            <w:proofErr w:type="spellEnd"/>
-          </w:p>
-        </w:tc>
-        <w:tc>
-          <w:tcPr>
-            <w:tcW w:w="992" w:type="dxa"/>
-            <w:shd w:val="clear" w:color="auto" w:fill="EAF1DD" w:themeFill="accent3" w:themeFillTint="33"/>
-          </w:tcPr>
-          <w:p>
-            <w:r>
+            <w:pPr>
+              <w:rPr>
+                <w:sz w:val="20"/>
+                <w:szCs w:val="20"/>
+              </w:rPr>
+            </w:pPr>
+            <w:r>
+              <w:rPr>
+                <w:sz w:val="20"/>
+                <w:szCs w:val="20"/>
+              </w:rPr>
               <w:t>3</w:t>
             </w:r>
           </w:p>
@@ -3111,11 +4239,23 @@
             <w:shd w:val="clear" w:color="auto" w:fill="EAF1DD" w:themeFill="accent3" w:themeFillTint="33"/>
           </w:tcPr>
           <w:p>
-            <w:r>
+            <w:pPr>
+              <w:rPr>
+                <w:sz w:val="20"/>
+                <w:szCs w:val="20"/>
+              </w:rPr>
+            </w:pPr>
+            <w:r>
+              <w:rPr>
+                <w:sz w:val="20"/>
+                <w:szCs w:val="20"/>
+              </w:rPr>
               <w:t>+</w:t>
             </w:r>
             <w:r>
               <w:rPr>
+                <w:sz w:val="20"/>
+                <w:szCs w:val="20"/>
                 <w:lang w:val="ru-RU"/>
               </w:rPr>
               <w:t xml:space="preserve"> / Верно</w:t>
@@ -3128,8 +4268,18 @@
             <w:shd w:val="clear" w:color="auto" w:fill="EAF1DD" w:themeFill="accent3" w:themeFillTint="33"/>
           </w:tcPr>
           <w:p>
+            <w:pPr>
+              <w:rPr>
+                <w:sz w:val="20"/>
+                <w:szCs w:val="20"/>
+              </w:rPr>
+            </w:pPr>
             <w:proofErr w:type="spellStart"/>
             <w:r>
+              <w:rPr>
+                <w:sz w:val="20"/>
+                <w:szCs w:val="20"/>
+              </w:rPr>
               <w:t>Совпадает</w:t>
             </w:r>
             <w:proofErr w:type="spellEnd"/>
@@ -3146,57 +4296,118 @@
             <w:shd w:val="clear" w:color="auto" w:fill="EAF1DD" w:themeFill="accent3" w:themeFillTint="33"/>
           </w:tcPr>
           <w:p>
-            <w:r>
+            <w:pPr>
+              <w:rPr>
+                <w:sz w:val="20"/>
+                <w:szCs w:val="20"/>
+              </w:rPr>
+            </w:pPr>
+            <w:r>
+              <w:rPr>
+                <w:sz w:val="20"/>
+                <w:szCs w:val="20"/>
+              </w:rPr>
               <w:t xml:space="preserve">4. </w:t>
             </w:r>
             <w:proofErr w:type="spellStart"/>
             <w:r>
-              <w:t>Выражение</w:t>
+              <w:rPr>
+                <w:sz w:val="20"/>
+                <w:szCs w:val="20"/>
+              </w:rPr>
+              <w:t>Абсолютную</w:t>
             </w:r>
             <w:proofErr w:type="spellEnd"/>
             <w:r>
+              <w:rPr>
+                <w:sz w:val="20"/>
+                <w:szCs w:val="20"/>
+              </w:rPr>
               <w:t xml:space="preserve"> </w:t>
             </w:r>
             <w:proofErr w:type="spellStart"/>
             <w:r>
-              <w:t>про</w:t>
+              <w:rPr>
+                <w:sz w:val="20"/>
+                <w:szCs w:val="20"/>
+              </w:rPr>
+              <w:t>монархию</w:t>
             </w:r>
             <w:proofErr w:type="spellEnd"/>
             <w:r>
+              <w:rPr>
+                <w:sz w:val="20"/>
+                <w:szCs w:val="20"/>
+              </w:rPr>
               <w:t xml:space="preserve"> </w:t>
             </w:r>
             <w:proofErr w:type="spellStart"/>
             <w:r>
-              <w:t>абсолютизм</w:t>
+              <w:rPr>
+                <w:sz w:val="20"/>
+                <w:szCs w:val="20"/>
+              </w:rPr>
+              <w:t>характеризует</w:t>
             </w:r>
             <w:proofErr w:type="spellEnd"/>
+            <w:r>
+              <w:rPr>
+                <w:sz w:val="20"/>
+                <w:szCs w:val="20"/>
+              </w:rPr>
+              <w:t xml:space="preserve"> </w:t>
+            </w:r>
+            <w:proofErr w:type="spellStart"/>
+            <w:r>
+              <w:rPr>
+                <w:sz w:val="20"/>
+                <w:szCs w:val="20"/>
+              </w:rPr>
+              <w:t>выражение</w:t>
+            </w:r>
+            <w:proofErr w:type="spellEnd"/>
+            <w:r>
+              <w:rPr>
+                <w:sz w:val="20"/>
+                <w:szCs w:val="20"/>
+              </w:rPr>
+              <w:t>:</w:t>
+            </w:r>
           </w:p>
         </w:tc>
         <w:tc>
           <w:tcPr>
-            <w:tcW w:w="1935" w:type="dxa"/>
+            <w:tcW w:w="1786" w:type="dxa"/>
             <w:shd w:val="clear" w:color="auto" w:fill="EAF1DD" w:themeFill="accent3" w:themeFillTint="33"/>
           </w:tcPr>
           <w:p>
             <w:pPr>
               <w:rPr>
+                <w:sz w:val="20"/>
+                <w:szCs w:val="20"/>
                 <w:lang w:val="ru-RU"/>
               </w:rPr>
             </w:pPr>
             <w:r>
               <w:rPr>
+                <w:sz w:val="20"/>
+                <w:szCs w:val="20"/>
                 <w:lang w:val="ru-RU"/>
               </w:rPr>
               <w:t xml:space="preserve">В </w:t>
             </w:r>
             <w:r>
               <w:rPr>
+                <w:sz w:val="20"/>
+                <w:szCs w:val="20"/>
                 <w:lang w:val="ru-RU"/>
               </w:rPr>
               <w:t xml:space="preserve">/ </w:t>
             </w:r>
             <w:r>
               <w:rPr>
+                <w:sz w:val="20"/>
+                <w:szCs w:val="20"/>
                 <w:lang w:val="ru-RU"/>
               </w:rPr>
               <w:t>«Один король, один закон, одна вера»</w:t>
@@ -3205,11 +4416,21 @@
         </w:tc>
         <w:tc>
           <w:tcPr>
-            <w:tcW w:w="992" w:type="dxa"/>
+            <w:tcW w:w="1141" w:type="dxa"/>
             <w:shd w:val="clear" w:color="auto" w:fill="EAF1DD" w:themeFill="accent3" w:themeFillTint="33"/>
           </w:tcPr>
           <w:p>
-            <w:r>
+            <w:pPr>
+              <w:rPr>
+                <w:sz w:val="20"/>
+                <w:szCs w:val="20"/>
+              </w:rPr>
+            </w:pPr>
+            <w:r>
+              <w:rPr>
+                <w:sz w:val="20"/>
+                <w:szCs w:val="20"/>
+              </w:rPr>
               <w:t>В</w:t>
             </w:r>
           </w:p>
@@ -3220,11 +4441,23 @@
             <w:shd w:val="clear" w:color="auto" w:fill="EAF1DD" w:themeFill="accent3" w:themeFillTint="33"/>
           </w:tcPr>
           <w:p>
-            <w:r>
+            <w:pPr>
+              <w:rPr>
+                <w:sz w:val="20"/>
+                <w:szCs w:val="20"/>
+              </w:rPr>
+            </w:pPr>
+            <w:r>
+              <w:rPr>
+                <w:sz w:val="20"/>
+                <w:szCs w:val="20"/>
+              </w:rPr>
               <w:t>+</w:t>
             </w:r>
             <w:r>
               <w:rPr>
+                <w:sz w:val="20"/>
+                <w:szCs w:val="20"/>
                 <w:lang w:val="ru-RU"/>
               </w:rPr>
               <w:t xml:space="preserve"> / Верно</w:t>
@@ -3237,8 +4470,18 @@
             <w:shd w:val="clear" w:color="auto" w:fill="EAF1DD" w:themeFill="accent3" w:themeFillTint="33"/>
           </w:tcPr>
           <w:p>
+            <w:pPr>
+              <w:rPr>
+                <w:sz w:val="20"/>
+                <w:szCs w:val="20"/>
+              </w:rPr>
+            </w:pPr>
             <w:proofErr w:type="spellStart"/>
             <w:r>
+              <w:rPr>
+                <w:sz w:val="20"/>
+                <w:szCs w:val="20"/>
+              </w:rPr>
               <w:t>Совпадает</w:t>
             </w:r>
             <w:proofErr w:type="spellEnd"/>
@@ -3254,54 +4497,59 @@
             <w:tcW w:w="3411" w:type="dxa"/>
           </w:tcPr>
           <w:p>
-            <w:r>
-              <w:t xml:space="preserve">5. </w:t>
-            </w:r>
-            <w:proofErr w:type="spellStart"/>
-            <w:r>
-              <w:t>Год</w:t>
-            </w:r>
-            <w:proofErr w:type="spellEnd"/>
-            <w:r>
-              <w:t xml:space="preserve"> </w:t>
-            </w:r>
-            <w:proofErr w:type="spellStart"/>
-            <w:r>
-              <w:t>республики</w:t>
-            </w:r>
-            <w:proofErr w:type="spellEnd"/>
-            <w:r>
-              <w:t xml:space="preserve"> в </w:t>
-            </w:r>
-            <w:proofErr w:type="spellStart"/>
-            <w:r>
-              <w:t>Англии</w:t>
-            </w:r>
-            <w:proofErr w:type="spellEnd"/>
+            <w:pPr>
+              <w:rPr>
+                <w:sz w:val="20"/>
+                <w:szCs w:val="20"/>
+                <w:lang w:val="ru-RU"/>
+              </w:rPr>
+            </w:pPr>
+            <w:r>
+              <w:rPr>
+                <w:sz w:val="20"/>
+                <w:szCs w:val="20"/>
+                <w:lang w:val="ru-RU"/>
+              </w:rPr>
+              <w:t>5. В каком году в Англии была установлена республика?</w:t>
+            </w:r>
           </w:p>
         </w:tc>
         <w:tc>
           <w:tcPr>
-            <w:tcW w:w="1935" w:type="dxa"/>
+            <w:tcW w:w="1786" w:type="dxa"/>
           </w:tcPr>
           <w:p>
-            <w:r>
+            <w:pPr>
+              <w:rPr>
+                <w:sz w:val="20"/>
+                <w:szCs w:val="20"/>
+              </w:rPr>
+            </w:pPr>
+            <w:r>
+              <w:rPr>
+                <w:sz w:val="20"/>
+                <w:szCs w:val="20"/>
+              </w:rPr>
               <w:t>Б (1649)</w:t>
             </w:r>
           </w:p>
         </w:tc>
         <w:tc>
           <w:tcPr>
-            <w:tcW w:w="992" w:type="dxa"/>
+            <w:tcW w:w="1141" w:type="dxa"/>
           </w:tcPr>
           <w:p>
             <w:pPr>
               <w:rPr>
+                <w:sz w:val="20"/>
+                <w:szCs w:val="20"/>
                 <w:lang w:val="ru-RU"/>
               </w:rPr>
             </w:pPr>
             <w:r>
               <w:rPr>
+                <w:sz w:val="20"/>
+                <w:szCs w:val="20"/>
                 <w:lang w:val="ru-RU"/>
               </w:rPr>
               <w:t>А</w:t>
@@ -3313,11 +4561,23 @@
             <w:tcW w:w="1261" w:type="dxa"/>
           </w:tcPr>
           <w:p>
-            <w:r>
+            <w:pPr>
+              <w:rPr>
+                <w:sz w:val="20"/>
+                <w:szCs w:val="20"/>
+              </w:rPr>
+            </w:pPr>
+            <w:r>
+              <w:rPr>
+                <w:sz w:val="20"/>
+                <w:szCs w:val="20"/>
+              </w:rPr>
               <w:t>−</w:t>
             </w:r>
             <w:r>
               <w:rPr>
+                <w:sz w:val="20"/>
+                <w:szCs w:val="20"/>
                 <w:lang w:val="ru-RU"/>
               </w:rPr>
               <w:t xml:space="preserve"> / Ошибка</w:t>
@@ -3332,11 +4592,17 @@
           <w:p>
             <w:pPr>
               <w:rPr>
+                <w:sz w:val="20"/>
+                <w:szCs w:val="20"/>
                 <w:lang w:val="ru-RU"/>
               </w:rPr>
             </w:pPr>
             <w:proofErr w:type="spellStart"/>
             <w:r>
+              <w:rPr>
+                <w:sz w:val="20"/>
+                <w:szCs w:val="20"/>
+              </w:rPr>
               <w:t>Совпадает</w:t>
             </w:r>
             <w:proofErr w:type="spellEnd"/>
@@ -3353,52 +4619,80 @@
             <w:shd w:val="clear" w:color="auto" w:fill="EAF1DD" w:themeFill="accent3" w:themeFillTint="33"/>
           </w:tcPr>
           <w:p>
-            <w:r>
-              <w:t>6. «</w:t>
-            </w:r>
-            <w:proofErr w:type="spellStart"/>
-            <w:r>
-              <w:t>Государство</w:t>
-            </w:r>
-            <w:proofErr w:type="spellEnd"/>
-            <w:r>
-              <w:t xml:space="preserve"> — </w:t>
-            </w:r>
-            <w:proofErr w:type="spellStart"/>
-            <w:r>
-              <w:t>это</w:t>
-            </w:r>
-            <w:proofErr w:type="spellEnd"/>
-            <w:r>
-              <w:t xml:space="preserve"> я»</w:t>
+            <w:pPr>
+              <w:rPr>
+                <w:sz w:val="20"/>
+                <w:szCs w:val="20"/>
+                <w:lang w:val="ru-RU"/>
+              </w:rPr>
+            </w:pPr>
+            <w:r>
+              <w:rPr>
+                <w:sz w:val="20"/>
+                <w:szCs w:val="20"/>
+                <w:lang w:val="ru-RU"/>
+              </w:rPr>
+              <w:t>6. Какую форму правления характеризует выражение «Государство — это я!»?</w:t>
             </w:r>
           </w:p>
         </w:tc>
         <w:tc>
           <w:tcPr>
-            <w:tcW w:w="1935" w:type="dxa"/>
+            <w:tcW w:w="1786" w:type="dxa"/>
             <w:shd w:val="clear" w:color="auto" w:fill="EAF1DD" w:themeFill="accent3" w:themeFillTint="33"/>
           </w:tcPr>
           <w:p>
-            <w:r>
+            <w:pPr>
+              <w:rPr>
+                <w:sz w:val="20"/>
+                <w:szCs w:val="20"/>
+              </w:rPr>
+            </w:pPr>
+            <w:r>
+              <w:rPr>
+                <w:sz w:val="20"/>
+                <w:szCs w:val="20"/>
+              </w:rPr>
               <w:t xml:space="preserve">В </w:t>
             </w:r>
             <w:r>
               <w:rPr>
+                <w:sz w:val="20"/>
+                <w:szCs w:val="20"/>
                 <w:lang w:val="ru-RU"/>
               </w:rPr>
               <w:t xml:space="preserve">/ </w:t>
             </w:r>
+            <w:r>
+              <w:rPr>
+                <w:sz w:val="20"/>
+                <w:szCs w:val="20"/>
+                <w:lang w:val="ru-RU"/>
+              </w:rPr>
+              <w:t>А</w:t>
+            </w:r>
             <w:proofErr w:type="spellStart"/>
             <w:r>
-              <w:t>абсолютная</w:t>
+              <w:rPr>
+                <w:sz w:val="20"/>
+                <w:szCs w:val="20"/>
+              </w:rPr>
+              <w:t>бсолютная</w:t>
             </w:r>
             <w:proofErr w:type="spellEnd"/>
             <w:r>
+              <w:rPr>
+                <w:sz w:val="20"/>
+                <w:szCs w:val="20"/>
+              </w:rPr>
               <w:t xml:space="preserve"> </w:t>
             </w:r>
             <w:proofErr w:type="spellStart"/>
             <w:r>
+              <w:rPr>
+                <w:sz w:val="20"/>
+                <w:szCs w:val="20"/>
+              </w:rPr>
               <w:t>монархия</w:t>
             </w:r>
             <w:proofErr w:type="spellEnd"/>
@@ -3406,11 +4700,21 @@
         </w:tc>
         <w:tc>
           <w:tcPr>
-            <w:tcW w:w="992" w:type="dxa"/>
+            <w:tcW w:w="1141" w:type="dxa"/>
             <w:shd w:val="clear" w:color="auto" w:fill="EAF1DD" w:themeFill="accent3" w:themeFillTint="33"/>
           </w:tcPr>
           <w:p>
-            <w:r>
+            <w:pPr>
+              <w:rPr>
+                <w:sz w:val="20"/>
+                <w:szCs w:val="20"/>
+              </w:rPr>
+            </w:pPr>
+            <w:r>
+              <w:rPr>
+                <w:sz w:val="20"/>
+                <w:szCs w:val="20"/>
+              </w:rPr>
               <w:t>В</w:t>
             </w:r>
           </w:p>
@@ -3421,11 +4725,23 @@
             <w:shd w:val="clear" w:color="auto" w:fill="EAF1DD" w:themeFill="accent3" w:themeFillTint="33"/>
           </w:tcPr>
           <w:p>
-            <w:r>
+            <w:pPr>
+              <w:rPr>
+                <w:sz w:val="20"/>
+                <w:szCs w:val="20"/>
+              </w:rPr>
+            </w:pPr>
+            <w:r>
+              <w:rPr>
+                <w:sz w:val="20"/>
+                <w:szCs w:val="20"/>
+              </w:rPr>
               <w:t>+</w:t>
             </w:r>
             <w:r>
               <w:rPr>
+                <w:sz w:val="20"/>
+                <w:szCs w:val="20"/>
                 <w:lang w:val="ru-RU"/>
               </w:rPr>
               <w:t xml:space="preserve"> / Верно</w:t>
@@ -3438,8 +4754,18 @@
             <w:shd w:val="clear" w:color="auto" w:fill="EAF1DD" w:themeFill="accent3" w:themeFillTint="33"/>
           </w:tcPr>
           <w:p>
+            <w:pPr>
+              <w:rPr>
+                <w:sz w:val="20"/>
+                <w:szCs w:val="20"/>
+              </w:rPr>
+            </w:pPr>
             <w:proofErr w:type="spellStart"/>
             <w:r>
+              <w:rPr>
+                <w:sz w:val="20"/>
+                <w:szCs w:val="20"/>
+              </w:rPr>
               <w:t>Совпадает</w:t>
             </w:r>
             <w:proofErr w:type="spellEnd"/>
@@ -3455,90 +4781,92 @@
             <w:tcW w:w="3411" w:type="dxa"/>
           </w:tcPr>
           <w:p>
-            <w:r>
+            <w:pPr>
+              <w:rPr>
+                <w:sz w:val="20"/>
+                <w:szCs w:val="20"/>
+              </w:rPr>
+            </w:pPr>
+            <w:r>
+              <w:rPr>
+                <w:sz w:val="20"/>
+                <w:szCs w:val="20"/>
+              </w:rPr>
               <w:t xml:space="preserve">7. </w:t>
             </w:r>
             <w:proofErr w:type="spellStart"/>
             <w:r>
-              <w:t>Соответствие</w:t>
+              <w:rPr>
+                <w:sz w:val="20"/>
+                <w:szCs w:val="20"/>
+              </w:rPr>
+              <w:t>Найдите</w:t>
             </w:r>
             <w:proofErr w:type="spellEnd"/>
             <w:r>
-              <w:t xml:space="preserve"> (</w:t>
+              <w:rPr>
+                <w:sz w:val="20"/>
+                <w:szCs w:val="20"/>
+              </w:rPr>
+              <w:t xml:space="preserve"> </w:t>
             </w:r>
             <w:proofErr w:type="spellStart"/>
             <w:r>
-              <w:t>Колумб</w:t>
+              <w:rPr>
+                <w:sz w:val="20"/>
+                <w:szCs w:val="20"/>
+              </w:rPr>
+              <w:t>соответствие</w:t>
             </w:r>
             <w:proofErr w:type="spellEnd"/>
             <w:r>
-              <w:t xml:space="preserve"> и </w:t>
-            </w:r>
-            <w:proofErr w:type="spellStart"/>
-            <w:r>
-              <w:t>др</w:t>
-            </w:r>
-            <w:proofErr w:type="spellEnd"/>
-            <w:r>
-              <w:t>.)</w:t>
+              <w:rPr>
+                <w:sz w:val="20"/>
+                <w:szCs w:val="20"/>
+              </w:rPr>
+              <w:t>.</w:t>
             </w:r>
           </w:p>
         </w:tc>
         <w:tc>
           <w:tcPr>
-            <w:tcW w:w="1935" w:type="dxa"/>
+            <w:tcW w:w="1786" w:type="dxa"/>
           </w:tcPr>
           <w:p>
-            <w:r>
+            <w:pPr>
+              <w:rPr>
+                <w:sz w:val="20"/>
+                <w:szCs w:val="20"/>
+              </w:rPr>
+            </w:pPr>
+            <w:r>
+              <w:rPr>
+                <w:sz w:val="20"/>
+                <w:szCs w:val="20"/>
+              </w:rPr>
               <w:t>1В 2А 3Д 4Б 5Г</w:t>
             </w:r>
           </w:p>
         </w:tc>
         <w:tc>
           <w:tcPr>
-            <w:tcW w:w="992" w:type="dxa"/>
+            <w:tcW w:w="1141" w:type="dxa"/>
           </w:tcPr>
           <w:p>
             <w:pPr>
               <w:rPr>
+                <w:sz w:val="20"/>
+                <w:szCs w:val="20"/>
                 <w:lang w:val="ru-RU"/>
               </w:rPr>
             </w:pPr>
             <w:r>
               <w:rPr>
-                <w:lang w:val="ru-RU"/>
-              </w:rPr>
-              <w:t>1В; 2</w:t>
-            </w:r>
-            <w:r>
-              <w:rPr>
-                <w:lang w:val="ru-RU"/>
-              </w:rPr>
-              <w:t>Д</w:t>
-            </w:r>
-            <w:r>
-              <w:rPr>
-                <w:lang w:val="ru-RU"/>
-              </w:rPr>
-              <w:t>; 3</w:t>
-            </w:r>
-            <w:r>
-              <w:rPr>
-                <w:lang w:val="ru-RU"/>
-              </w:rPr>
-              <w:t>Г</w:t>
-            </w:r>
-            <w:r>
-              <w:rPr>
-                <w:lang w:val="ru-RU"/>
-              </w:rPr>
-              <w:t>; 4А; 5</w:t>
-            </w:r>
-            <w:r>
-              <w:rPr>
-                <w:lang w:val="ru-RU"/>
-              </w:rPr>
-              <w:t>Б</w:t>
+                <w:sz w:val="20"/>
+                <w:szCs w:val="20"/>
+                <w:lang w:val="ru-RU"/>
+              </w:rPr>
+              <w:t>1В; 2Д; 3Г; 4А; 5Б</w:t>
             </w:r>
           </w:p>
         </w:tc>
@@ -3547,11 +4875,23 @@
             <w:tcW w:w="1261" w:type="dxa"/>
           </w:tcPr>
           <w:p>
-            <w:r>
+            <w:pPr>
+              <w:rPr>
+                <w:sz w:val="20"/>
+                <w:szCs w:val="20"/>
+              </w:rPr>
+            </w:pPr>
+            <w:r>
+              <w:rPr>
+                <w:sz w:val="20"/>
+                <w:szCs w:val="20"/>
+              </w:rPr>
               <w:t>−</w:t>
             </w:r>
             <w:r>
               <w:rPr>
+                <w:sz w:val="20"/>
+                <w:szCs w:val="20"/>
                 <w:lang w:val="ru-RU"/>
               </w:rPr>
               <w:t xml:space="preserve"> / Ошибка</w:t>
@@ -3566,29 +4906,19 @@
           <w:p>
             <w:pPr>
               <w:rPr>
+                <w:sz w:val="20"/>
+                <w:szCs w:val="20"/>
                 <w:lang w:val="ru-RU"/>
               </w:rPr>
             </w:pPr>
             <w:r>
               <w:rPr>
                 <w:color w:val="A02C24"/>
-                <w:lang w:val="ru-RU"/>
-              </w:rPr>
-              <w:t>РАСХОЖДЕНИЕ ПО КРИТЕРИЮ. Один из двух верных (</w:t>
-            </w:r>
-            <w:r>
-              <w:rPr>
-                <w:color w:val="A02C24"/>
-                <w:lang w:val="ru-RU"/>
-              </w:rPr>
-              <w:t>1В</w:t>
-            </w:r>
-            <w:r>
-              <w:rPr>
-                <w:color w:val="A02C24"/>
-                <w:lang w:val="ru-RU"/>
-              </w:rPr>
-              <w:t>) выбран. При поэлементном критерии (как в ОГЭ) это 1 балл; школа поставила 0.</w:t>
+                <w:sz w:val="20"/>
+                <w:szCs w:val="20"/>
+                <w:lang w:val="ru-RU"/>
+              </w:rPr>
+              <w:t>РАСХОЖДЕНИЕ ПО КРИТЕРИЮ. Один из двух верных (1В) выбран. При поэлементном критерии (как в ОГЭ) это 1 балл; школа поставила 0.</w:t>
             </w:r>
           </w:p>
         </w:tc>
@@ -3602,58 +4932,147 @@
             <w:tcW w:w="3411" w:type="dxa"/>
           </w:tcPr>
           <w:p>
-            <w:r>
+            <w:pPr>
+              <w:rPr>
+                <w:sz w:val="20"/>
+                <w:szCs w:val="20"/>
+              </w:rPr>
+            </w:pPr>
+            <w:r>
+              <w:rPr>
+                <w:sz w:val="20"/>
+                <w:szCs w:val="20"/>
+              </w:rPr>
               <w:t xml:space="preserve">8. </w:t>
             </w:r>
             <w:proofErr w:type="spellStart"/>
             <w:r>
+              <w:rPr>
+                <w:sz w:val="20"/>
+                <w:szCs w:val="20"/>
+              </w:rPr>
               <w:t>Состоятельные</w:t>
             </w:r>
             <w:proofErr w:type="spellEnd"/>
             <w:r>
+              <w:rPr>
+                <w:sz w:val="20"/>
+                <w:szCs w:val="20"/>
+              </w:rPr>
               <w:t xml:space="preserve"> </w:t>
             </w:r>
             <w:proofErr w:type="spellStart"/>
             <w:r>
-              <w:t>горожане-предприниматели</w:t>
+              <w:rPr>
+                <w:sz w:val="20"/>
+                <w:szCs w:val="20"/>
+              </w:rPr>
+              <w:t>горожане</w:t>
+            </w:r>
+            <w:proofErr w:type="spellEnd"/>
+            <w:r>
+              <w:rPr>
+                <w:sz w:val="20"/>
+                <w:szCs w:val="20"/>
+              </w:rPr>
+              <w:t xml:space="preserve">, </w:t>
+            </w:r>
+            <w:proofErr w:type="spellStart"/>
+            <w:r>
+              <w:rPr>
+                <w:sz w:val="20"/>
+                <w:szCs w:val="20"/>
+              </w:rPr>
+              <w:t>занимающиеся</w:t>
+            </w:r>
+            <w:proofErr w:type="spellEnd"/>
+            <w:r>
+              <w:rPr>
+                <w:sz w:val="20"/>
+                <w:szCs w:val="20"/>
+              </w:rPr>
+              <w:t xml:space="preserve"> </w:t>
+            </w:r>
+            <w:proofErr w:type="spellStart"/>
+            <w:r>
+              <w:rPr>
+                <w:sz w:val="20"/>
+                <w:szCs w:val="20"/>
+              </w:rPr>
+              <w:t>предпринимательством</w:t>
+            </w:r>
+            <w:proofErr w:type="spellEnd"/>
+            <w:r>
+              <w:rPr>
+                <w:sz w:val="20"/>
+                <w:szCs w:val="20"/>
+              </w:rPr>
+              <w:t>:</w:t>
+            </w:r>
+          </w:p>
+        </w:tc>
+        <w:tc>
+          <w:tcPr>
+            <w:tcW w:w="1786" w:type="dxa"/>
+          </w:tcPr>
+          <w:p>
+            <w:pPr>
+              <w:rPr>
+                <w:sz w:val="20"/>
+                <w:szCs w:val="20"/>
+              </w:rPr>
+            </w:pPr>
+            <w:r>
+              <w:rPr>
+                <w:sz w:val="20"/>
+                <w:szCs w:val="20"/>
+                <w:lang w:val="ru-RU"/>
+              </w:rPr>
+              <w:t>Б</w:t>
+            </w:r>
+            <w:proofErr w:type="spellStart"/>
+            <w:r>
+              <w:rPr>
+                <w:sz w:val="20"/>
+                <w:szCs w:val="20"/>
+              </w:rPr>
+              <w:t>уржуазия</w:t>
             </w:r>
             <w:proofErr w:type="spellEnd"/>
           </w:p>
         </w:tc>
         <w:tc>
           <w:tcPr>
-            <w:tcW w:w="1935" w:type="dxa"/>
-          </w:tcPr>
-          <w:p>
-            <w:proofErr w:type="spellStart"/>
-            <w:r>
-              <w:t>буржуазия</w:t>
-            </w:r>
-            <w:proofErr w:type="spellEnd"/>
-          </w:p>
-        </w:tc>
-        <w:tc>
-          <w:tcPr>
-            <w:tcW w:w="992" w:type="dxa"/>
+            <w:tcW w:w="1141" w:type="dxa"/>
           </w:tcPr>
           <w:p>
             <w:pPr>
               <w:rPr>
+                <w:sz w:val="20"/>
+                <w:szCs w:val="20"/>
                 <w:lang w:val="ru-RU"/>
               </w:rPr>
             </w:pPr>
             <w:r>
+              <w:rPr>
+                <w:sz w:val="20"/>
+                <w:szCs w:val="20"/>
+              </w:rPr>
               <w:t>Н</w:t>
             </w:r>
             <w:proofErr w:type="spellStart"/>
             <w:r>
               <w:rPr>
+                <w:sz w:val="20"/>
+                <w:szCs w:val="20"/>
                 <w:lang w:val="ru-RU"/>
               </w:rPr>
               <w:t>е</w:t>
             </w:r>
             <w:r>
               <w:rPr>
+                <w:sz w:val="20"/>
+                <w:szCs w:val="20"/>
                 <w:lang w:val="ru-RU"/>
               </w:rPr>
               <w:t>т</w:t>
@@ -3661,6 +5080,8 @@
             <w:proofErr w:type="spellEnd"/>
             <w:r>
               <w:rPr>
+                <w:sz w:val="20"/>
+                <w:szCs w:val="20"/>
                 <w:lang w:val="ru-RU"/>
               </w:rPr>
               <w:t xml:space="preserve"> ответа</w:t>
@@ -3672,11 +5093,23 @@
             <w:tcW w:w="1261" w:type="dxa"/>
           </w:tcPr>
           <w:p>
-            <w:r>
+            <w:pPr>
+              <w:rPr>
+                <w:sz w:val="20"/>
+                <w:szCs w:val="20"/>
+              </w:rPr>
+            </w:pPr>
+            <w:r>
+              <w:rPr>
+                <w:sz w:val="20"/>
+                <w:szCs w:val="20"/>
+              </w:rPr>
               <w:t>−</w:t>
             </w:r>
             <w:r>
               <w:rPr>
+                <w:sz w:val="20"/>
+                <w:szCs w:val="20"/>
                 <w:lang w:val="ru-RU"/>
               </w:rPr>
               <w:t xml:space="preserve"> / Ошибка</w:t>
@@ -3689,8 +5122,18 @@
             <w:shd w:val="clear" w:color="auto" w:fill="EAF1DD" w:themeFill="accent3" w:themeFillTint="33"/>
           </w:tcPr>
           <w:p>
+            <w:pPr>
+              <w:rPr>
+                <w:sz w:val="20"/>
+                <w:szCs w:val="20"/>
+              </w:rPr>
+            </w:pPr>
             <w:proofErr w:type="spellStart"/>
             <w:r>
+              <w:rPr>
+                <w:sz w:val="20"/>
+                <w:szCs w:val="20"/>
+              </w:rPr>
               <w:t>Совпадает</w:t>
             </w:r>
             <w:proofErr w:type="spellEnd"/>
@@ -3706,76 +5149,157 @@
             <w:tcW w:w="3411" w:type="dxa"/>
           </w:tcPr>
           <w:p>
-            <w:r>
-              <w:t xml:space="preserve">9. </w:t>
+            <w:pPr>
+              <w:rPr>
+                <w:sz w:val="20"/>
+                <w:szCs w:val="20"/>
+                <w:lang w:val="ru-RU"/>
+              </w:rPr>
+            </w:pPr>
+            <w:r>
+              <w:rPr>
+                <w:sz w:val="20"/>
+                <w:szCs w:val="20"/>
+                <w:lang w:val="ru-RU"/>
+              </w:rPr>
+              <w:t>9. Дайте определения понятиям: капитализм; Реформация; огораживание; мануфактура.</w:t>
+            </w:r>
+          </w:p>
+        </w:tc>
+        <w:tc>
+          <w:tcPr>
+            <w:tcW w:w="1786" w:type="dxa"/>
+          </w:tcPr>
+          <w:p>
+            <w:pPr>
+              <w:rPr>
+                <w:sz w:val="20"/>
+                <w:szCs w:val="20"/>
+              </w:rPr>
+            </w:pPr>
+            <w:r>
+              <w:rPr>
+                <w:sz w:val="20"/>
+                <w:szCs w:val="20"/>
+                <w:lang w:val="ru-RU"/>
+              </w:rPr>
+              <w:t>К</w:t>
             </w:r>
             <w:proofErr w:type="spellStart"/>
             <w:r>
-              <w:t>Определения</w:t>
+              <w:rPr>
+                <w:sz w:val="20"/>
+                <w:szCs w:val="20"/>
+              </w:rPr>
+              <w:t>апитализм</w:t>
+            </w:r>
+            <w:proofErr w:type="spellEnd"/>
+            <w:r>
+              <w:rPr>
+                <w:sz w:val="20"/>
+                <w:szCs w:val="20"/>
+              </w:rPr>
+              <w:t xml:space="preserve">; </w:t>
+            </w:r>
+            <w:proofErr w:type="spellStart"/>
+            <w:r>
+              <w:rPr>
+                <w:sz w:val="20"/>
+                <w:szCs w:val="20"/>
+              </w:rPr>
+              <w:t>Реформация</w:t>
+            </w:r>
+            <w:proofErr w:type="spellEnd"/>
+            <w:r>
+              <w:rPr>
+                <w:sz w:val="20"/>
+                <w:szCs w:val="20"/>
+              </w:rPr>
+              <w:t xml:space="preserve">; </w:t>
+            </w:r>
+            <w:r>
+              <w:rPr>
+                <w:sz w:val="20"/>
+                <w:szCs w:val="20"/>
+                <w:lang w:val="ru-RU"/>
+              </w:rPr>
+              <w:t>О</w:t>
+            </w:r>
+            <w:proofErr w:type="spellStart"/>
+            <w:r>
+              <w:rPr>
+                <w:sz w:val="20"/>
+                <w:szCs w:val="20"/>
+              </w:rPr>
+              <w:t>гораживание</w:t>
+            </w:r>
+            <w:proofErr w:type="spellEnd"/>
+            <w:r>
+              <w:rPr>
+                <w:sz w:val="20"/>
+                <w:szCs w:val="20"/>
+              </w:rPr>
+              <w:t xml:space="preserve">; </w:t>
+            </w:r>
+            <w:r>
+              <w:rPr>
+                <w:sz w:val="20"/>
+                <w:szCs w:val="20"/>
+                <w:lang w:val="ru-RU"/>
+              </w:rPr>
+              <w:t>М</w:t>
+            </w:r>
+            <w:proofErr w:type="spellStart"/>
+            <w:r>
+              <w:rPr>
+                <w:sz w:val="20"/>
+                <w:szCs w:val="20"/>
+              </w:rPr>
+              <w:t>ануфактура</w:t>
             </w:r>
             <w:proofErr w:type="spellEnd"/>
           </w:p>
         </w:tc>
         <w:tc>
           <w:tcPr>
-            <w:tcW w:w="1935" w:type="dxa"/>
+            <w:tcW w:w="1141" w:type="dxa"/>
           </w:tcPr>
           <w:p>
+            <w:pPr>
+              <w:rPr>
+                <w:sz w:val="20"/>
+                <w:szCs w:val="20"/>
+              </w:rPr>
+            </w:pPr>
+            <w:r>
+              <w:rPr>
+                <w:sz w:val="20"/>
+                <w:szCs w:val="20"/>
+              </w:rPr>
+              <w:t>Н</w:t>
+            </w:r>
             <w:proofErr w:type="spellStart"/>
             <w:r>
-              <w:t>капитализм</w:t>
+              <w:rPr>
+                <w:sz w:val="20"/>
+                <w:szCs w:val="20"/>
+                <w:lang w:val="ru-RU"/>
+              </w:rPr>
+              <w:t>е</w:t>
+            </w:r>
+            <w:r>
+              <w:rPr>
+                <w:sz w:val="20"/>
+                <w:szCs w:val="20"/>
+                <w:lang w:val="ru-RU"/>
+              </w:rPr>
+              <w:t>т</w:t>
             </w:r>
             <w:proofErr w:type="spellEnd"/>
             <w:r>
-              <w:t xml:space="preserve">; </w:t>
-            </w:r>
-            <w:proofErr w:type="spellStart"/>
-            <w:r>
-              <w:t>Реформация</w:t>
-            </w:r>
-            <w:proofErr w:type="spellEnd"/>
-            <w:r>
-              <w:t xml:space="preserve">; </w:t>
-            </w:r>
-            <w:proofErr w:type="spellStart"/>
-            <w:r>
-              <w:t>огораживание</w:t>
-            </w:r>
-            <w:proofErr w:type="spellEnd"/>
-            <w:r>
-              <w:t xml:space="preserve">; </w:t>
-            </w:r>
-            <w:proofErr w:type="spellStart"/>
-            <w:r>
-              <w:t>мануфактура</w:t>
-            </w:r>
-            <w:proofErr w:type="spellEnd"/>
-          </w:p>
-        </w:tc>
-        <w:tc>
-          <w:tcPr>
-            <w:tcW w:w="992" w:type="dxa"/>
-          </w:tcPr>
-          <w:p>
-            <w:r>
-              <w:t>Н</w:t>
-            </w:r>
-            <w:proofErr w:type="spellStart"/>
-            <w:r>
-              <w:rPr>
-                <w:lang w:val="ru-RU"/>
-              </w:rPr>
-              <w:t>е</w:t>
-            </w:r>
-            <w:r>
-              <w:rPr>
-                <w:lang w:val="ru-RU"/>
-              </w:rPr>
-              <w:t>т</w:t>
-            </w:r>
-            <w:proofErr w:type="spellEnd"/>
-            <w:r>
-              <w:rPr>
+              <w:rPr>
+                <w:sz w:val="20"/>
+                <w:szCs w:val="20"/>
                 <w:lang w:val="ru-RU"/>
               </w:rPr>
               <w:t xml:space="preserve"> ответа</w:t>
@@ -3787,11 +5311,23 @@
             <w:tcW w:w="1261" w:type="dxa"/>
           </w:tcPr>
           <w:p>
-            <w:r>
+            <w:pPr>
+              <w:rPr>
+                <w:sz w:val="20"/>
+                <w:szCs w:val="20"/>
+              </w:rPr>
+            </w:pPr>
+            <w:r>
+              <w:rPr>
+                <w:sz w:val="20"/>
+                <w:szCs w:val="20"/>
+              </w:rPr>
               <w:t>−</w:t>
             </w:r>
             <w:r>
               <w:rPr>
+                <w:sz w:val="20"/>
+                <w:szCs w:val="20"/>
                 <w:lang w:val="ru-RU"/>
               </w:rPr>
               <w:t xml:space="preserve"> / Ошибка</w:t>
@@ -3804,8 +5340,18 @@
             <w:shd w:val="clear" w:color="auto" w:fill="EAF1DD" w:themeFill="accent3" w:themeFillTint="33"/>
           </w:tcPr>
           <w:p>
+            <w:pPr>
+              <w:rPr>
+                <w:sz w:val="20"/>
+                <w:szCs w:val="20"/>
+              </w:rPr>
+            </w:pPr>
             <w:proofErr w:type="spellStart"/>
             <w:r>
+              <w:rPr>
+                <w:sz w:val="20"/>
+                <w:szCs w:val="20"/>
+              </w:rPr>
               <w:t>Совпадает</w:t>
             </w:r>
             <w:proofErr w:type="spellEnd"/>
@@ -3821,79 +5367,108 @@
             <w:tcW w:w="3411" w:type="dxa"/>
           </w:tcPr>
           <w:p>
+            <w:pPr>
+              <w:rPr>
+                <w:sz w:val="20"/>
+                <w:szCs w:val="20"/>
+                <w:lang w:val="ru-RU"/>
+              </w:rPr>
+            </w:pPr>
             <w:r>
               <w:rPr>
                 <w:color w:val="A02C24"/>
-              </w:rPr>
-              <w:t xml:space="preserve">10. </w:t>
-            </w:r>
-            <w:proofErr w:type="spellStart"/>
+                <w:sz w:val="20"/>
+                <w:szCs w:val="20"/>
+                <w:lang w:val="ru-RU"/>
+              </w:rPr>
+              <w:t xml:space="preserve">10. Каковы последствия Великих </w:t>
+            </w:r>
             <w:r>
               <w:rPr>
                 <w:color w:val="A02C24"/>
-              </w:rPr>
-              <w:t>Последствия</w:t>
-            </w:r>
-            <w:proofErr w:type="spellEnd"/>
-            <w:r>
-              <w:rPr>
-                <w:color w:val="A02C24"/>
-              </w:rPr>
-              <w:t xml:space="preserve"> </w:t>
-            </w:r>
-            <w:proofErr w:type="spellStart"/>
-            <w:r>
-              <w:rPr>
-                <w:color w:val="A02C24"/>
-              </w:rPr>
-              <w:t>открытий</w:t>
-            </w:r>
-            <w:proofErr w:type="spellEnd"/>
-            <w:r>
-              <w:rPr>
-                <w:color w:val="A02C24"/>
-              </w:rPr>
-              <w:t xml:space="preserve"> (2 </w:t>
-            </w:r>
-            <w:proofErr w:type="spellStart"/>
-            <w:r>
-              <w:rPr>
-                <w:color w:val="A02C24"/>
-              </w:rPr>
-              <w:t>из</w:t>
-            </w:r>
-            <w:proofErr w:type="spellEnd"/>
-            <w:r>
-              <w:rPr>
-                <w:color w:val="A02C24"/>
-              </w:rPr>
-              <w:t xml:space="preserve"> 5)</w:t>
+                <w:sz w:val="20"/>
+                <w:szCs w:val="20"/>
+                <w:lang w:val="ru-RU"/>
+              </w:rPr>
+              <w:lastRenderedPageBreak/>
+              <w:t>географических открытий? Укажите два верных ответа из пяти предложенных.</w:t>
             </w:r>
           </w:p>
         </w:tc>
         <w:tc>
           <w:tcPr>
-            <w:tcW w:w="1935" w:type="dxa"/>
+            <w:tcW w:w="1786" w:type="dxa"/>
           </w:tcPr>
           <w:p>
+            <w:pPr>
+              <w:rPr>
+                <w:sz w:val="20"/>
+                <w:szCs w:val="20"/>
+              </w:rPr>
+            </w:pPr>
             <w:r>
               <w:rPr>
                 <w:color w:val="A02C24"/>
-              </w:rPr>
-              <w:t>2 и 4</w:t>
+                <w:sz w:val="20"/>
+                <w:szCs w:val="20"/>
+              </w:rPr>
+              <w:lastRenderedPageBreak/>
+              <w:t>2</w:t>
+            </w:r>
+            <w:r>
+              <w:rPr>
+                <w:color w:val="A02C24"/>
+                <w:sz w:val="20"/>
+                <w:szCs w:val="20"/>
+                <w:lang w:val="ru-RU"/>
+              </w:rPr>
+              <w:t>,</w:t>
+            </w:r>
+            <w:r>
+              <w:rPr>
+                <w:color w:val="A02C24"/>
+                <w:sz w:val="20"/>
+                <w:szCs w:val="20"/>
+              </w:rPr>
+              <w:t xml:space="preserve"> 4</w:t>
             </w:r>
           </w:p>
         </w:tc>
         <w:tc>
           <w:tcPr>
-            <w:tcW w:w="992" w:type="dxa"/>
+            <w:tcW w:w="1141" w:type="dxa"/>
           </w:tcPr>
           <w:p>
+            <w:pPr>
+              <w:rPr>
+                <w:sz w:val="20"/>
+                <w:szCs w:val="20"/>
+              </w:rPr>
+            </w:pPr>
             <w:r>
               <w:rPr>
                 <w:color w:val="A02C24"/>
-              </w:rPr>
-              <w:t>4 и 3</w:t>
+                <w:sz w:val="20"/>
+                <w:szCs w:val="20"/>
+              </w:rPr>
+              <w:t>4</w:t>
+            </w:r>
+            <w:r>
+              <w:rPr>
+                <w:color w:val="A02C24"/>
+                <w:sz w:val="20"/>
+                <w:szCs w:val="20"/>
+                <w:lang w:val="ru-RU"/>
+              </w:rPr>
+              <w:t>,</w:t>
+            </w:r>
+            <w:r>
+              <w:rPr>
+                <w:color w:val="A02C24"/>
+                <w:sz w:val="20"/>
+                <w:szCs w:val="20"/>
+              </w:rPr>
+              <w:t xml:space="preserve"> 3</w:t>
             </w:r>
           </w:p>
         </w:tc>
@@ -3902,11 +5477,23 @@
             <w:tcW w:w="1261" w:type="dxa"/>
           </w:tcPr>
           <w:p>
-            <w:r>
+            <w:pPr>
+              <w:rPr>
+                <w:sz w:val="20"/>
+                <w:szCs w:val="20"/>
+              </w:rPr>
+            </w:pPr>
+            <w:r>
+              <w:rPr>
+                <w:sz w:val="20"/>
+                <w:szCs w:val="20"/>
+              </w:rPr>
               <w:t>−</w:t>
             </w:r>
             <w:r>
               <w:rPr>
+                <w:sz w:val="20"/>
+                <w:szCs w:val="20"/>
                 <w:lang w:val="ru-RU"/>
               </w:rPr>
               <w:t xml:space="preserve"> / Ошибка</w:t>
@@ -3921,15 +5508,29 @@
           <w:p>
             <w:pPr>
               <w:rPr>
+                <w:sz w:val="20"/>
+                <w:szCs w:val="20"/>
                 <w:lang w:val="ru-RU"/>
               </w:rPr>
             </w:pPr>
             <w:r>
               <w:rPr>
                 <w:color w:val="A02C24"/>
-                <w:lang w:val="ru-RU"/>
-              </w:rPr>
-              <w:t xml:space="preserve">РАСХОЖДЕНИЕ ПО КРИТЕРИЮ. Один из двух верных (4) выбран. При поэлементном критерии (как в ОГЭ) это 1 балл; школа поставила 0. </w:t>
+                <w:sz w:val="20"/>
+                <w:szCs w:val="20"/>
+                <w:lang w:val="ru-RU"/>
+              </w:rPr>
+              <w:t xml:space="preserve">РАСХОЖДЕНИЕ ПО КРИТЕРИЮ. </w:t>
+            </w:r>
+            <w:r>
+              <w:rPr>
+                <w:color w:val="A02C24"/>
+                <w:sz w:val="20"/>
+                <w:szCs w:val="20"/>
+                <w:lang w:val="ru-RU"/>
+              </w:rPr>
+              <w:lastRenderedPageBreak/>
+              <w:t xml:space="preserve">Один из двух верных (4) выбран. При поэлементном критерии (как в ОГЭ) это 1 балл; школа поставила 0. </w:t>
             </w:r>
           </w:p>
         </w:tc>
@@ -3943,23 +5544,37 @@
             <w:tcW w:w="3411" w:type="dxa"/>
           </w:tcPr>
           <w:p>
+            <w:pPr>
+              <w:rPr>
+                <w:sz w:val="20"/>
+                <w:szCs w:val="20"/>
+              </w:rPr>
+            </w:pPr>
             <w:r>
               <w:rPr>
                 <w:color w:val="A02C24"/>
-              </w:rPr>
-              <w:t xml:space="preserve">11. </w:t>
+                <w:sz w:val="20"/>
+                <w:szCs w:val="20"/>
+                <w:lang w:val="ru-RU"/>
+              </w:rPr>
+              <w:lastRenderedPageBreak/>
+              <w:t xml:space="preserve">11. Какие факты свидетельствуют о развитии капитализма в раннее Новое время? </w:t>
             </w:r>
             <w:proofErr w:type="spellStart"/>
             <w:r>
               <w:rPr>
                 <w:color w:val="A02C24"/>
-              </w:rPr>
-              <w:t>Факты</w:t>
+                <w:sz w:val="20"/>
+                <w:szCs w:val="20"/>
+              </w:rPr>
+              <w:t>Укажите</w:t>
             </w:r>
             <w:proofErr w:type="spellEnd"/>
             <w:r>
               <w:rPr>
                 <w:color w:val="A02C24"/>
+                <w:sz w:val="20"/>
+                <w:szCs w:val="20"/>
               </w:rPr>
               <w:t xml:space="preserve"> </w:t>
             </w:r>
@@ -3967,20 +5582,62 @@
             <w:r>
               <w:rPr>
                 <w:color w:val="A02C24"/>
-              </w:rPr>
-              <w:t>капитализма</w:t>
+                <w:sz w:val="20"/>
+                <w:szCs w:val="20"/>
+              </w:rPr>
+              <w:t>два</w:t>
             </w:r>
             <w:proofErr w:type="spellEnd"/>
             <w:r>
               <w:rPr>
                 <w:color w:val="A02C24"/>
-              </w:rPr>
-              <w:t xml:space="preserve"> (2 </w:t>
+                <w:sz w:val="20"/>
+                <w:szCs w:val="20"/>
+              </w:rPr>
+              <w:t xml:space="preserve"> </w:t>
             </w:r>
             <w:proofErr w:type="spellStart"/>
             <w:r>
               <w:rPr>
                 <w:color w:val="A02C24"/>
+                <w:sz w:val="20"/>
+                <w:szCs w:val="20"/>
+              </w:rPr>
+              <w:t>верных</w:t>
+            </w:r>
+            <w:proofErr w:type="spellEnd"/>
+            <w:r>
+              <w:rPr>
+                <w:color w:val="A02C24"/>
+                <w:sz w:val="20"/>
+                <w:szCs w:val="20"/>
+              </w:rPr>
+              <w:t xml:space="preserve"> </w:t>
+            </w:r>
+            <w:proofErr w:type="spellStart"/>
+            <w:r>
+              <w:rPr>
+                <w:color w:val="A02C24"/>
+                <w:sz w:val="20"/>
+                <w:szCs w:val="20"/>
+              </w:rPr>
+              <w:t>ответа</w:t>
+            </w:r>
+            <w:proofErr w:type="spellEnd"/>
+            <w:r>
+              <w:rPr>
+                <w:color w:val="A02C24"/>
+                <w:sz w:val="20"/>
+                <w:szCs w:val="20"/>
+              </w:rPr>
+              <w:t xml:space="preserve"> </w:t>
+            </w:r>
+            <w:proofErr w:type="spellStart"/>
+            <w:r>
+              <w:rPr>
+                <w:color w:val="A02C24"/>
+                <w:sz w:val="20"/>
+                <w:szCs w:val="20"/>
               </w:rPr>
               <w:t>из</w:t>
             </w:r>
@@ -3988,34 +5645,122 @@
             <w:r>
               <w:rPr>
                 <w:color w:val="A02C24"/>
-              </w:rPr>
-              <w:t xml:space="preserve"> 5)</w:t>
+                <w:sz w:val="20"/>
+                <w:szCs w:val="20"/>
+              </w:rPr>
+              <w:t xml:space="preserve"> </w:t>
+            </w:r>
+            <w:proofErr w:type="spellStart"/>
+            <w:r>
+              <w:rPr>
+                <w:color w:val="A02C24"/>
+                <w:sz w:val="20"/>
+                <w:szCs w:val="20"/>
+              </w:rPr>
+              <w:t>пяти</w:t>
+            </w:r>
+            <w:proofErr w:type="spellEnd"/>
+            <w:r>
+              <w:rPr>
+                <w:color w:val="A02C24"/>
+                <w:sz w:val="20"/>
+                <w:szCs w:val="20"/>
+              </w:rPr>
+              <w:t xml:space="preserve"> </w:t>
+            </w:r>
+            <w:proofErr w:type="spellStart"/>
+            <w:r>
+              <w:rPr>
+                <w:color w:val="A02C24"/>
+                <w:sz w:val="20"/>
+                <w:szCs w:val="20"/>
+              </w:rPr>
+              <w:t>предложенных</w:t>
+            </w:r>
+            <w:proofErr w:type="spellEnd"/>
+            <w:r>
+              <w:rPr>
+                <w:color w:val="A02C24"/>
+                <w:sz w:val="20"/>
+                <w:szCs w:val="20"/>
+              </w:rPr>
+              <w:t>.</w:t>
             </w:r>
           </w:p>
         </w:tc>
         <w:tc>
           <w:tcPr>
-            <w:tcW w:w="1935" w:type="dxa"/>
+            <w:tcW w:w="1786" w:type="dxa"/>
           </w:tcPr>
           <w:p>
+            <w:pPr>
+              <w:rPr>
+                <w:sz w:val="20"/>
+                <w:szCs w:val="20"/>
+              </w:rPr>
+            </w:pPr>
             <w:r>
               <w:rPr>
                 <w:color w:val="A02C24"/>
-              </w:rPr>
-              <w:t>1 и 4</w:t>
+                <w:sz w:val="20"/>
+                <w:szCs w:val="20"/>
+              </w:rPr>
+              <w:t>1</w:t>
+            </w:r>
+            <w:r>
+              <w:rPr>
+                <w:color w:val="A02C24"/>
+                <w:sz w:val="20"/>
+                <w:szCs w:val="20"/>
+                <w:lang w:val="ru-RU"/>
+              </w:rPr>
+              <w:t>,</w:t>
+            </w:r>
+            <w:r>
+              <w:rPr>
+                <w:color w:val="A02C24"/>
+                <w:sz w:val="20"/>
+                <w:szCs w:val="20"/>
+              </w:rPr>
+              <w:t xml:space="preserve"> 4</w:t>
             </w:r>
           </w:p>
         </w:tc>
         <w:tc>
           <w:tcPr>
-            <w:tcW w:w="992" w:type="dxa"/>
+            <w:tcW w:w="1141" w:type="dxa"/>
           </w:tcPr>
           <w:p>
+            <w:pPr>
+              <w:rPr>
+                <w:sz w:val="20"/>
+                <w:szCs w:val="20"/>
+              </w:rPr>
+            </w:pPr>
             <w:r>
               <w:rPr>
                 <w:color w:val="A02C24"/>
-              </w:rPr>
-              <w:t>1 и 2</w:t>
+                <w:sz w:val="20"/>
+                <w:szCs w:val="20"/>
+              </w:rPr>
+              <w:t>1</w:t>
+            </w:r>
+            <w:r>
+              <w:rPr>
+                <w:color w:val="A02C24"/>
+                <w:sz w:val="20"/>
+                <w:szCs w:val="20"/>
+                <w:lang w:val="ru-RU"/>
+              </w:rPr>
+              <w:t>,</w:t>
+            </w:r>
+            <w:r>
+              <w:rPr>
+                <w:color w:val="A02C24"/>
+                <w:sz w:val="20"/>
+                <w:szCs w:val="20"/>
+              </w:rPr>
+              <w:t xml:space="preserve"> 2</w:t>
             </w:r>
           </w:p>
         </w:tc>
@@ -4024,11 +5769,23 @@
             <w:tcW w:w="1261" w:type="dxa"/>
           </w:tcPr>
           <w:p>
-            <w:r>
+            <w:pPr>
+              <w:rPr>
+                <w:sz w:val="20"/>
+                <w:szCs w:val="20"/>
+              </w:rPr>
+            </w:pPr>
+            <w:r>
+              <w:rPr>
+                <w:sz w:val="20"/>
+                <w:szCs w:val="20"/>
+              </w:rPr>
               <w:t>−</w:t>
             </w:r>
             <w:r>
               <w:rPr>
+                <w:sz w:val="20"/>
+                <w:szCs w:val="20"/>
                 <w:lang w:val="ru-RU"/>
               </w:rPr>
               <w:t xml:space="preserve"> / Ошибка</w:t>
@@ -4043,12 +5800,16 @@
           <w:p>
             <w:pPr>
               <w:rPr>
+                <w:sz w:val="20"/>
+                <w:szCs w:val="20"/>
                 <w:lang w:val="ru-RU"/>
               </w:rPr>
             </w:pPr>
             <w:r>
               <w:rPr>
                 <w:color w:val="A02C24"/>
+                <w:sz w:val="20"/>
+                <w:szCs w:val="20"/>
                 <w:lang w:val="ru-RU"/>
               </w:rPr>
               <w:t xml:space="preserve">РАСХОЖДЕНИЕ ПО КРИТЕРИЮ. Один верный (1) выбран; при поэлементном критерии </w:t>
@@ -4056,6 +5817,8 @@
             <w:r>
               <w:rPr>
                 <w:color w:val="A02C24"/>
+                <w:sz w:val="20"/>
+                <w:szCs w:val="20"/>
                 <w:lang w:val="ru-RU"/>
               </w:rPr>
               <w:t xml:space="preserve">(как в ОГЭ) </w:t>
@@ -4063,6 +5826,8 @@
             <w:r>
               <w:rPr>
                 <w:color w:val="A02C24"/>
+                <w:sz w:val="20"/>
+                <w:szCs w:val="20"/>
                 <w:lang w:val="ru-RU"/>
               </w:rPr>
               <w:t>1 балл; школа поставила 0.</w:t>
@@ -4084,6 +5849,8 @@
             <w:pPr>
               <w:rPr>
                 <w:color w:val="FFFFFF" w:themeColor="background1"/>
+                <w:sz w:val="20"/>
+                <w:szCs w:val="20"/>
                 <w:lang w:val="ru-RU"/>
               </w:rPr>
             </w:pPr>
@@ -4092,59 +5859,51 @@
             <w:pPr>
               <w:rPr>
                 <w:color w:val="FFFFFF" w:themeColor="background1"/>
+                <w:sz w:val="20"/>
+                <w:szCs w:val="20"/>
                 <w:lang w:val="ru-RU"/>
               </w:rPr>
             </w:pPr>
             <w:r>
               <w:rPr>
                 <w:color w:val="FFFFFF" w:themeColor="background1"/>
-                <w:lang w:val="ru-RU"/>
-              </w:rPr>
-              <w:t xml:space="preserve">КРИТИЧЕСКТЕ </w:t>
-            </w:r>
-            <w:r>
-              <w:rPr>
-                <w:color w:val="FFFFFF" w:themeColor="background1"/>
-                <w:lang w:val="ru-RU"/>
-              </w:rPr>
-              <w:t>РАСХОЖДЕНИЕ</w:t>
-            </w:r>
-            <w:r>
-              <w:rPr>
-                <w:color w:val="FFFFFF" w:themeColor="background1"/>
-                <w:lang w:val="ru-RU"/>
-              </w:rPr>
-              <w:t>!</w:t>
+                <w:sz w:val="20"/>
+                <w:szCs w:val="20"/>
+                <w:lang w:val="ru-RU"/>
+              </w:rPr>
+              <w:t>КРИТИЧЕСКТЕ РАСХОЖДЕНИЕ!</w:t>
             </w:r>
           </w:p>
           <w:p>
             <w:pPr>
               <w:rPr>
+                <w:sz w:val="20"/>
+                <w:szCs w:val="20"/>
                 <w:lang w:val="ru-RU"/>
               </w:rPr>
             </w:pPr>
             <w:r>
               <w:rPr>
                 <w:color w:val="FFFFFF" w:themeColor="background1"/>
+                <w:sz w:val="20"/>
+                <w:szCs w:val="20"/>
                 <w:lang w:val="ru-RU"/>
               </w:rPr>
               <w:t xml:space="preserve">На листе 4 правильных ответа, с пометкой проверяющего </w:t>
             </w:r>
             <w:r>
               <w:rPr>
-                <w:lang w:val="ru-RU"/>
-              </w:rPr>
-              <w:t>+</w:t>
-            </w:r>
-            <w:r>
-              <w:rPr>
-                <w:lang w:val="ru-RU"/>
-              </w:rPr>
-              <w:t xml:space="preserve"> / </w:t>
+                <w:sz w:val="20"/>
+                <w:szCs w:val="20"/>
+                <w:lang w:val="ru-RU"/>
+              </w:rPr>
+              <w:t xml:space="preserve">+ / </w:t>
             </w:r>
             <w:proofErr w:type="gramStart"/>
             <w:r>
               <w:rPr>
+                <w:sz w:val="20"/>
+                <w:szCs w:val="20"/>
                 <w:lang w:val="ru-RU"/>
               </w:rPr>
               <w:t>Верно</w:t>
@@ -4152,6 +5911,8 @@
             <w:proofErr w:type="gramEnd"/>
             <w:r>
               <w:rPr>
+                <w:sz w:val="20"/>
+                <w:szCs w:val="20"/>
                 <w:lang w:val="ru-RU"/>
               </w:rPr>
               <w:t xml:space="preserve"> Но ответ не засчитан при подсчете баллов. На листе стоит пометка проверяющего 3б</w:t>
@@ -4161,6 +5922,8 @@
             <w:pPr>
               <w:rPr>
                 <w:color w:val="FFFFFF" w:themeColor="background1"/>
+                <w:sz w:val="20"/>
+                <w:szCs w:val="20"/>
                 <w:lang w:val="ru-RU"/>
               </w:rPr>
             </w:pPr>
@@ -4176,6 +5939,8 @@
       </w:pPr>
     </w:p>
     <w:sectPr>
+      <w:headerReference w:type="default" r:id="rId8"/>
+      <w:footerReference w:type="default" r:id="rId9"/>
       <w:pgSz w:w="12240" w:h="15840"/>
       <w:pgMar w:top="720" w:right="720" w:bottom="720" w:left="720" w:header="720" w:footer="720" w:gutter="0"/>
       <w:cols w:space="720"/>
@@ -4183,6 +5948,246 @@
     </w:sectPr>
   </w:body>
 </w:document>
+</file>
+
+<file path=word/endnotes.xml><?xml version="1.0" encoding="utf-8"?>
+<w:endnotes xmlns:wpc="http://schemas.microsoft.com/office/word/2010/wordprocessingCanvas" xmlns:cx="http://schemas.microsoft.com/office/drawing/2014/chartex" xmlns:cx1="http://schemas.microsoft.com/office/drawing/2015/9/8/chartex" xmlns:cx2="http://schemas.microsoft.com/office/drawing/2015/10/21/chartex" xmlns:cx3="http://schemas.microsoft.com/office/drawing/2016/5/9/chartex" xmlns:cx4="http://schemas.microsoft.com/office/drawing/2016/5/10/chartex" xmlns:cx5="http://schemas.microsoft.com/office/drawing/2016/5/11/chartex" xmlns:cx6="http://schemas.microsoft.com/office/drawing/2016/5/12/chartex" xmlns:cx7="http://schemas.microsoft.com/office/drawing/2016/5/13/chartex" xmlns:cx8="http://schemas.microsoft.com/office/drawing/2016/5/14/chartex" xmlns:mc="http://schemas.openxmlformats.org/markup-compatibility/2006" xmlns:aink="http://schemas.microsoft.com/office/drawing/2016/ink" xmlns:am3d="http://schemas.microsoft.com/office/drawing/2017/model3d" xmlns:o="urn:schemas-microsoft-com:office:office" xmlns:r="http://schemas.openxmlformats.org/officeDocument/2006/relationships" xmlns:m="http://schemas.openxmlformats.org/officeDocument/2006/math" xmlns:v="urn:schemas-microsoft-com:vml" xmlns:wp14="http://schemas.microsoft.com/office/word/2010/wordprocessingDrawing" xmlns:wp="http://schemas.openxmlformats.org/drawingml/2006/wordprocessingDrawing" xmlns:w10="urn:schemas-microsoft-com:office:word" xmlns:w="http://schemas.openxmlformats.org/wordprocessingml/2006/main" xmlns:w14="http://schemas.microsoft.com/office/word/2010/wordml" xmlns:w15="http://schemas.microsoft.com/office/word/2012/wordml" xmlns:w16cex="http://schemas.microsoft.com/office/word/2018/wordml/cex" xmlns:w16cid="http://schemas.microsoft.com/office/word/2016/wordml/cid" xmlns:w16="http://schemas.microsoft.com/office/word/2018/wordml" xmlns:w16sdtdh="http://schemas.microsoft.com/office/word/2020/wordml/sdtdatahash" xmlns:w16se="http://schemas.microsoft.com/office/word/2015/wordml/symex" xmlns:wpg="http://schemas.microsoft.com/office/word/2010/wordprocessingGroup" xmlns:wpi="http://schemas.microsoft.com/office/word/2010/wordprocessingInk" xmlns:wne="http://schemas.microsoft.com/office/word/2006/wordml" xmlns:wps="http://schemas.microsoft.com/office/word/2010/wordprocessingShape" mc:Ignorable="w14 w15 w16se w16cid w16 w16cex w16sdtdh wp14">
+  <w:endnote w:type="separator" w:id="-1">
+    <w:p>
+      <w:pPr>
+        <w:spacing w:after="0" w:line="240" w:lineRule="auto"/>
+      </w:pPr>
+      <w:r>
+        <w:separator/>
+      </w:r>
+    </w:p>
+  </w:endnote>
+  <w:endnote w:type="continuationSeparator" w:id="0">
+    <w:p>
+      <w:pPr>
+        <w:spacing w:after="0" w:line="240" w:lineRule="auto"/>
+      </w:pPr>
+      <w:r>
+        <w:continuationSeparator/>
+      </w:r>
+    </w:p>
+  </w:endnote>
+</w:endnotes>
+</file>
+
+<file path=word/footer1.xml><?xml version="1.0" encoding="utf-8"?>
+<w:ftr xmlns:wpc="http://schemas.microsoft.com/office/word/2010/wordprocessingCanvas" xmlns:cx="http://schemas.microsoft.com/office/drawing/2014/chartex" xmlns:cx1="http://schemas.microsoft.com/office/drawing/2015/9/8/chartex" xmlns:cx2="http://schemas.microsoft.com/office/drawing/2015/10/21/chartex" xmlns:cx3="http://schemas.microsoft.com/office/drawing/2016/5/9/chartex" xmlns:cx4="http://schemas.microsoft.com/office/drawing/2016/5/10/chartex" xmlns:cx5="http://schemas.microsoft.com/office/drawing/2016/5/11/chartex" xmlns:cx6="http://schemas.microsoft.com/office/drawing/2016/5/12/chartex" xmlns:cx7="http://schemas.microsoft.com/office/drawing/2016/5/13/chartex" xmlns:cx8="http://schemas.microsoft.com/office/drawing/2016/5/14/chartex" xmlns:mc="http://schemas.openxmlformats.org/markup-compatibility/2006" xmlns:aink="http://schemas.microsoft.com/office/drawing/2016/ink" xmlns:am3d="http://schemas.microsoft.com/office/drawing/2017/model3d" xmlns:o="urn:schemas-microsoft-com:office:office" xmlns:r="http://schemas.openxmlformats.org/officeDocument/2006/relationships" xmlns:m="http://schemas.openxmlformats.org/officeDocument/2006/math" xmlns:v="urn:schemas-microsoft-com:vml" xmlns:wp14="http://schemas.microsoft.com/office/word/2010/wordprocessingDrawing" xmlns:wp="http://schemas.openxmlformats.org/drawingml/2006/wordprocessingDrawing" xmlns:w10="urn:schemas-microsoft-com:office:word" xmlns:w="http://schemas.openxmlformats.org/wordprocessingml/2006/main" xmlns:w14="http://schemas.microsoft.com/office/word/2010/wordml" xmlns:w15="http://schemas.microsoft.com/office/word/2012/wordml" xmlns:w16cex="http://schemas.microsoft.com/office/word/2018/wordml/cex" xmlns:w16cid="http://schemas.microsoft.com/office/word/2016/wordml/cid" xmlns:w16="http://schemas.microsoft.com/office/word/2018/wordml" xmlns:w16sdtdh="http://schemas.microsoft.com/office/word/2020/wordml/sdtdatahash" xmlns:w16se="http://schemas.microsoft.com/office/word/2015/wordml/symex" xmlns:wpg="http://schemas.microsoft.com/office/word/2010/wordprocessingGroup" xmlns:wpi="http://schemas.microsoft.com/office/word/2010/wordprocessingInk" xmlns:wne="http://schemas.microsoft.com/office/word/2006/wordml" xmlns:wps="http://schemas.microsoft.com/office/word/2010/wordprocessingShape" mc:Ignorable="w14 w15 w16se w16cid w16 w16cex w16sdtdh wp14">
+  <w:p>
+    <w:pPr>
+      <w:pStyle w:val="a7"/>
+      <w:jc w:val="center"/>
+      <w:rPr>
+        <w:color w:val="4F81BD" w:themeColor="accent1"/>
+        <w:lang w:val="ru-RU"/>
+      </w:rPr>
+    </w:pPr>
+  </w:p>
+  <w:p>
+    <w:pPr>
+      <w:pStyle w:val="a7"/>
+      <w:jc w:val="center"/>
+      <w:rPr>
+        <w:color w:val="4F81BD" w:themeColor="accent1"/>
+      </w:rPr>
+    </w:pPr>
+    <w:r>
+      <w:rPr>
+        <w:color w:val="4F81BD" w:themeColor="accent1"/>
+        <w:lang w:val="ru-RU"/>
+      </w:rPr>
+      <w:t xml:space="preserve">Страница </w:t>
+    </w:r>
+    <w:r>
+      <w:rPr>
+        <w:color w:val="4F81BD" w:themeColor="accent1"/>
+      </w:rPr>
+      <w:fldChar w:fldCharType="begin"/>
+    </w:r>
+    <w:r>
+      <w:rPr>
+        <w:color w:val="4F81BD" w:themeColor="accent1"/>
+      </w:rPr>
+      <w:instrText>PAGE  \* Arabic  \* MERGEFORMAT</w:instrText>
+    </w:r>
+    <w:r>
+      <w:rPr>
+        <w:color w:val="4F81BD" w:themeColor="accent1"/>
+      </w:rPr>
+      <w:fldChar w:fldCharType="separate"/>
+    </w:r>
+    <w:r>
+      <w:rPr>
+        <w:color w:val="4F81BD" w:themeColor="accent1"/>
+        <w:lang w:val="ru-RU"/>
+      </w:rPr>
+      <w:t>2</w:t>
+    </w:r>
+    <w:r>
+      <w:rPr>
+        <w:color w:val="4F81BD" w:themeColor="accent1"/>
+      </w:rPr>
+      <w:fldChar w:fldCharType="end"/>
+    </w:r>
+    <w:r>
+      <w:rPr>
+        <w:color w:val="4F81BD" w:themeColor="accent1"/>
+        <w:lang w:val="ru-RU"/>
+      </w:rPr>
+      <w:t xml:space="preserve"> из </w:t>
+    </w:r>
+    <w:r>
+      <w:rPr>
+        <w:color w:val="4F81BD" w:themeColor="accent1"/>
+      </w:rPr>
+      <w:fldChar w:fldCharType="begin"/>
+    </w:r>
+    <w:r>
+      <w:rPr>
+        <w:color w:val="4F81BD" w:themeColor="accent1"/>
+      </w:rPr>
+      <w:instrText>NUMPAGES \* арабский \* MERGEFORMAT</w:instrText>
+    </w:r>
+    <w:r>
+      <w:rPr>
+        <w:color w:val="4F81BD" w:themeColor="accent1"/>
+      </w:rPr>
+      <w:fldChar w:fldCharType="separate"/>
+    </w:r>
+    <w:r>
+      <w:rPr>
+        <w:color w:val="4F81BD" w:themeColor="accent1"/>
+        <w:lang w:val="ru-RU"/>
+      </w:rPr>
+      <w:t>2</w:t>
+    </w:r>
+    <w:r>
+      <w:rPr>
+        <w:color w:val="4F81BD" w:themeColor="accent1"/>
+      </w:rPr>
+      <w:fldChar w:fldCharType="end"/>
+    </w:r>
+  </w:p>
+</w:ftr>
+</file>
+
+<file path=word/footnotes.xml><?xml version="1.0" encoding="utf-8"?>
+<w:footnotes xmlns:wpc="http://schemas.microsoft.com/office/word/2010/wordprocessingCanvas" xmlns:cx="http://schemas.microsoft.com/office/drawing/2014/chartex" xmlns:cx1="http://schemas.microsoft.com/office/drawing/2015/9/8/chartex" xmlns:cx2="http://schemas.microsoft.com/office/drawing/2015/10/21/chartex" xmlns:cx3="http://schemas.microsoft.com/office/drawing/2016/5/9/chartex" xmlns:cx4="http://schemas.microsoft.com/office/drawing/2016/5/10/chartex" xmlns:cx5="http://schemas.microsoft.com/office/drawing/2016/5/11/chartex" xmlns:cx6="http://schemas.microsoft.com/office/drawing/2016/5/12/chartex" xmlns:cx7="http://schemas.microsoft.com/office/drawing/2016/5/13/chartex" xmlns:cx8="http://schemas.microsoft.com/office/drawing/2016/5/14/chartex" xmlns:mc="http://schemas.openxmlformats.org/markup-compatibility/2006" xmlns:aink="http://schemas.microsoft.com/office/drawing/2016/ink" xmlns:am3d="http://schemas.microsoft.com/office/drawing/2017/model3d" xmlns:o="urn:schemas-microsoft-com:office:office" xmlns:r="http://schemas.openxmlformats.org/officeDocument/2006/relationships" xmlns:m="http://schemas.openxmlformats.org/officeDocument/2006/math" xmlns:v="urn:schemas-microsoft-com:vml" xmlns:wp14="http://schemas.microsoft.com/office/word/2010/wordprocessingDrawing" xmlns:wp="http://schemas.openxmlformats.org/drawingml/2006/wordprocessingDrawing" xmlns:w10="urn:schemas-microsoft-com:office:word" xmlns:w="http://schemas.openxmlformats.org/wordprocessingml/2006/main" xmlns:w14="http://schemas.microsoft.com/office/word/2010/wordml" xmlns:w15="http://schemas.microsoft.com/office/word/2012/wordml" xmlns:w16cex="http://schemas.microsoft.com/office/word/2018/wordml/cex" xmlns:w16cid="http://schemas.microsoft.com/office/word/2016/wordml/cid" xmlns:w16="http://schemas.microsoft.com/office/word/2018/wordml" xmlns:w16sdtdh="http://schemas.microsoft.com/office/word/2020/wordml/sdtdatahash" xmlns:w16se="http://schemas.microsoft.com/office/word/2015/wordml/symex" xmlns:wpg="http://schemas.microsoft.com/office/word/2010/wordprocessingGroup" xmlns:wpi="http://schemas.microsoft.com/office/word/2010/wordprocessingInk" xmlns:wne="http://schemas.microsoft.com/office/word/2006/wordml" xmlns:wps="http://schemas.microsoft.com/office/word/2010/wordprocessingShape" mc:Ignorable="w14 w15 w16se w16cid w16 w16cex w16sdtdh wp14">
+  <w:footnote w:type="separator" w:id="-1">
+    <w:p>
+      <w:pPr>
+        <w:spacing w:after="0" w:line="240" w:lineRule="auto"/>
+      </w:pPr>
+      <w:r>
+        <w:separator/>
+      </w:r>
+    </w:p>
+  </w:footnote>
+  <w:footnote w:type="continuationSeparator" w:id="0">
+    <w:p>
+      <w:pPr>
+        <w:spacing w:after="0" w:line="240" w:lineRule="auto"/>
+      </w:pPr>
+      <w:r>
+        <w:continuationSeparator/>
+      </w:r>
+    </w:p>
+  </w:footnote>
+</w:footnotes>
+</file>
+
+<file path=word/header1.xml><?xml version="1.0" encoding="utf-8"?>
+<w:hdr xmlns:wpc="http://schemas.microsoft.com/office/word/2010/wordprocessingCanvas" xmlns:cx="http://schemas.microsoft.com/office/drawing/2014/chartex" xmlns:cx1="http://schemas.microsoft.com/office/drawing/2015/9/8/chartex" xmlns:cx2="http://schemas.microsoft.com/office/drawing/2015/10/21/chartex" xmlns:cx3="http://schemas.microsoft.com/office/drawing/2016/5/9/chartex" xmlns:cx4="http://schemas.microsoft.com/office/drawing/2016/5/10/chartex" xmlns:cx5="http://schemas.microsoft.com/office/drawing/2016/5/11/chartex" xmlns:cx6="http://schemas.microsoft.com/office/drawing/2016/5/12/chartex" xmlns:cx7="http://schemas.microsoft.com/office/drawing/2016/5/13/chartex" xmlns:cx8="http://schemas.microsoft.com/office/drawing/2016/5/14/chartex" xmlns:mc="http://schemas.openxmlformats.org/markup-compatibility/2006" xmlns:aink="http://schemas.microsoft.com/office/drawing/2016/ink" xmlns:am3d="http://schemas.microsoft.com/office/drawing/2017/model3d" xmlns:o="urn:schemas-microsoft-com:office:office" xmlns:r="http://schemas.openxmlformats.org/officeDocument/2006/relationships" xmlns:m="http://schemas.openxmlformats.org/officeDocument/2006/math" xmlns:v="urn:schemas-microsoft-com:vml" xmlns:wp14="http://schemas.microsoft.com/office/word/2010/wordprocessingDrawing" xmlns:wp="http://schemas.openxmlformats.org/drawingml/2006/wordprocessingDrawing" xmlns:w10="urn:schemas-microsoft-com:office:word" xmlns:w="http://schemas.openxmlformats.org/wordprocessingml/2006/main" xmlns:w14="http://schemas.microsoft.com/office/word/2010/wordml" xmlns:w15="http://schemas.microsoft.com/office/word/2012/wordml" xmlns:w16cex="http://schemas.microsoft.com/office/word/2018/wordml/cex" xmlns:w16cid="http://schemas.microsoft.com/office/word/2016/wordml/cid" xmlns:w16="http://schemas.microsoft.com/office/word/2018/wordml" xmlns:w16sdtdh="http://schemas.microsoft.com/office/word/2020/wordml/sdtdatahash" xmlns:w16se="http://schemas.microsoft.com/office/word/2015/wordml/symex" xmlns:wpg="http://schemas.microsoft.com/office/word/2010/wordprocessingGroup" xmlns:wpi="http://schemas.microsoft.com/office/word/2010/wordprocessingInk" xmlns:wne="http://schemas.microsoft.com/office/word/2006/wordml" xmlns:wps="http://schemas.microsoft.com/office/word/2010/wordprocessingShape" mc:Ignorable="w14 w15 w16se w16cid w16 w16cex w16sdtdh wp14">
+  <w:p>
+    <w:pPr>
+      <w:pStyle w:val="aa"/>
+      <w:rPr>
+        <w:lang w:val="ru-RU"/>
+      </w:rPr>
+    </w:pPr>
+    <w:r>
+      <w:rPr>
+        <w:lang w:val="ru-RU"/>
+      </w:rPr>
+      <w:t>СВЕРОЧНАЯ ВЕДОМОСТЬ</w:t>
+    </w:r>
+  </w:p>
+  <w:p>
+    <w:pPr>
+      <w:rPr>
+        <w:b/>
+        <w:lang w:val="ru-RU"/>
+      </w:rPr>
+    </w:pPr>
+    <w:r>
+      <w:rPr>
+        <w:b/>
+        <w:lang w:val="ru-RU"/>
+      </w:rPr>
+      <w:t>Сверка</w:t>
+    </w:r>
+    <w:r>
+      <w:rPr>
+        <w:b/>
+        <w:lang w:val="ru-RU"/>
+      </w:rPr>
+      <w:t xml:space="preserve"> листов </w:t>
+    </w:r>
+    <w:r>
+      <w:rPr>
+        <w:b/>
+        <w:lang w:val="ru-RU"/>
+      </w:rPr>
+      <w:t xml:space="preserve">проверочной </w:t>
+    </w:r>
+    <w:r>
+      <w:rPr>
+        <w:b/>
+        <w:lang w:val="ru-RU"/>
+      </w:rPr>
+      <w:t>работ</w:t>
+    </w:r>
+    <w:r>
+      <w:rPr>
+        <w:b/>
+        <w:lang w:val="ru-RU"/>
+      </w:rPr>
+      <w:t>ы</w:t>
+    </w:r>
+    <w:r>
+      <w:rPr>
+        <w:b/>
+        <w:lang w:val="ru-RU"/>
+      </w:rPr>
+      <w:t xml:space="preserve"> от 21.09.2026</w:t>
+    </w:r>
+    <w:r>
+      <w:rPr>
+        <w:b/>
+        <w:lang w:val="ru-RU"/>
+      </w:rPr>
+      <w:t>, учащейся 8 Б класса МБОУ СШ 56 г Иваново</w:t>
+    </w:r>
+    <w:r>
+      <w:rPr>
+        <w:b/>
+        <w:lang w:val="ru-RU"/>
+      </w:rPr>
+      <w:t xml:space="preserve">, </w:t>
+    </w:r>
+    <w:r>
+      <w:rPr>
+        <w:b/>
+        <w:lang w:val="ru-RU"/>
+      </w:rPr>
+      <w:t>Наумовой Полины</w:t>
+    </w:r>
+  </w:p>
+</w:hdr>
 </file>
 
 <file path=word/numbering.xml><?xml version="1.0" encoding="utf-8"?>
